--- a/HANDOFF.docx
+++ b/HANDOFF.docx
@@ -45,7 +45,7 @@
           <w:sz w:val="20"/>
           <w:szCs w:val="20"/>
         </w:rPr>
-        <w:t xml:space="preserve">Generated 2026-04-24 · Major update 2026-06-19 evening (Day 3 reverted, deep architectural finding)</w:t>
+        <w:t xml:space="preserve">Generated 2026-04-24 · Major update 2026-06-22 PM (TWO-DATABASE ARCHITECTURE DISCOVERED — Day 3a paused for re-diagnosis)</w:t>
       </w:r>
     </w:p>
     <w:p>
@@ -104,7 +104,7 @@
         <w:t xml:space="preserve">mv ~/Downloads/Vuno_Master_Handoff.docx ~/Documents/allplay/HANDOFF.docx
 cd ~/Documents/allplay
 git add HANDOFF.docx
-git commit -m "Update handoff: Day 3 reverted, favorites architectural debt discovered"
+git commit -m "Update handoff: two-database architecture discovered, Day 3a paused"
 git push origin main
 git status</w:t>
       </w:r>
@@ -162,7 +162,7 @@
           <w:sz w:val="32"/>
           <w:szCs w:val="32"/>
         </w:rPr>
-        <w:t xml:space="preserve">Critical Read for Next Session</w:t>
+        <w:t xml:space="preserve">CRITICAL READ — Major Architectural Correction</w:t>
       </w:r>
     </w:p>
     <w:p>
@@ -177,7 +177,7 @@
           <w:sz w:val="22"/>
           <w:szCs w:val="22"/>
         </w:rPr>
-        <w:t xml:space="preserve">This is the most important section. Read it first.</w:t>
+        <w:t xml:space="preserve">Read this section first. Several prior assumptions in this handoff and the previous diagnostic conclusions are wrong.</w:t>
       </w:r>
     </w:p>
     <w:p>
@@ -194,7 +194,7 @@
           <w:sz w:val="26"/>
           <w:szCs w:val="26"/>
         </w:rPr>
-        <w:t xml:space="preserve">What happened today</w:t>
+        <w:t xml:space="preserve">Vuno uses TWO databases, not one</w:t>
       </w:r>
     </w:p>
     <w:p>
@@ -204,10 +204,471 @@
       <w:r>
         <w:rPr>
           <w:rFonts w:ascii="Calibri" w:cs="Calibri" w:eastAsia="Calibri" w:hAnsi="Calibri"/>
-          <w:sz w:val="22"/>
-          <w:szCs w:val="22"/>
-        </w:rPr>
-        <w:t xml:space="preserve">Today's session shipped two sprint days successfully (Day 1: real availability data; Day 2: Live TV wire-up) then attempted Day 3 (detail page MVP), discovered a deep architectural issue that the detail page surfaced, and reverted Day 3 to restore a known-good state. The detail page code itself is good and is preserved in Git at commit c6f0ba0 for resurrection later. The bug the detail page exposed is real and pre-existing — not a regression.</w:t>
+          <w:b/>
+          <w:bCs/>
+          <w:sz w:val="22"/>
+          <w:szCs w:val="22"/>
+        </w:rPr>
+        <w:t xml:space="preserve">This is the most important finding from this session. It changes how every prior diagnostic conclusion about the favorites system should be read.</w:t>
+      </w:r>
+    </w:p>
+    <w:tbl>
+      <w:tblPr>
+        <w:tblW w:type="dxa" w:w="9160"/>
+        <w:tblBorders>
+          <w:top w:val="single" w:color="auto" w:sz="4"/>
+          <w:left w:val="single" w:color="auto" w:sz="4"/>
+          <w:bottom w:val="single" w:color="auto" w:sz="4"/>
+          <w:right w:val="single" w:color="auto" w:sz="4"/>
+          <w:insideH w:val="single" w:color="auto" w:sz="4"/>
+          <w:insideV w:val="single" w:color="auto" w:sz="4"/>
+        </w:tblBorders>
+      </w:tblPr>
+      <w:tblGrid>
+        <w:gridCol w:w="1800"/>
+        <w:gridCol w:w="2300"/>
+        <w:gridCol w:w="2500"/>
+        <w:gridCol w:w="2560"/>
+      </w:tblGrid>
+      <w:tr>
+        <w:tc>
+          <w:tcPr>
+            <w:tcW w:type="dxa" w:w="1800"/>
+            <w:tcBorders>
+              <w:top w:val="single" w:color="D1D5DB" w:sz="4"/>
+              <w:left w:val="single" w:color="D1D5DB" w:sz="4"/>
+              <w:bottom w:val="single" w:color="D1D5DB" w:sz="4"/>
+              <w:right w:val="single" w:color="D1D5DB" w:sz="4"/>
+            </w:tcBorders>
+            <w:shd w:fill="E5E7EB" w:val="clear"/>
+            <w:tcMar>
+              <w:top w:type="dxa" w:w="100"/>
+              <w:left w:type="dxa" w:w="140"/>
+              <w:bottom w:type="dxa" w:w="100"/>
+              <w:right w:type="dxa" w:w="140"/>
+            </w:tcMar>
+          </w:tcPr>
+          <w:p>
+            <w:pPr>
+              <w:spacing w:after="0"/>
+            </w:pPr>
+            <w:r>
+              <w:rPr>
+                <w:rFonts w:ascii="Calibri" w:cs="Calibri" w:eastAsia="Calibri" w:hAnsi="Calibri"/>
+                <w:b/>
+                <w:bCs/>
+                <w:sz w:val="20"/>
+                <w:szCs w:val="20"/>
+              </w:rPr>
+              <w:t xml:space="preserve">Database</w:t>
+            </w:r>
+          </w:p>
+        </w:tc>
+        <w:tc>
+          <w:tcPr>
+            <w:tcW w:type="dxa" w:w="2300"/>
+            <w:tcBorders>
+              <w:top w:val="single" w:color="D1D5DB" w:sz="4"/>
+              <w:left w:val="single" w:color="D1D5DB" w:sz="4"/>
+              <w:bottom w:val="single" w:color="D1D5DB" w:sz="4"/>
+              <w:right w:val="single" w:color="D1D5DB" w:sz="4"/>
+            </w:tcBorders>
+            <w:shd w:fill="E5E7EB" w:val="clear"/>
+            <w:tcMar>
+              <w:top w:type="dxa" w:w="100"/>
+              <w:left w:type="dxa" w:w="140"/>
+              <w:bottom w:type="dxa" w:w="100"/>
+              <w:right w:type="dxa" w:w="140"/>
+            </w:tcMar>
+          </w:tcPr>
+          <w:p>
+            <w:pPr>
+              <w:spacing w:after="0"/>
+            </w:pPr>
+            <w:r>
+              <w:rPr>
+                <w:rFonts w:ascii="Calibri" w:cs="Calibri" w:eastAsia="Calibri" w:hAnsi="Calibri"/>
+                <w:b/>
+                <w:bCs/>
+                <w:sz w:val="20"/>
+                <w:szCs w:val="20"/>
+              </w:rPr>
+              <w:t xml:space="preserve">Connection method</w:t>
+            </w:r>
+          </w:p>
+        </w:tc>
+        <w:tc>
+          <w:tcPr>
+            <w:tcW w:type="dxa" w:w="2500"/>
+            <w:tcBorders>
+              <w:top w:val="single" w:color="D1D5DB" w:sz="4"/>
+              <w:left w:val="single" w:color="D1D5DB" w:sz="4"/>
+              <w:bottom w:val="single" w:color="D1D5DB" w:sz="4"/>
+              <w:right w:val="single" w:color="D1D5DB" w:sz="4"/>
+            </w:tcBorders>
+            <w:shd w:fill="E5E7EB" w:val="clear"/>
+            <w:tcMar>
+              <w:top w:type="dxa" w:w="100"/>
+              <w:left w:type="dxa" w:w="140"/>
+              <w:bottom w:type="dxa" w:w="100"/>
+              <w:right w:type="dxa" w:w="140"/>
+            </w:tcMar>
+          </w:tcPr>
+          <w:p>
+            <w:pPr>
+              <w:spacing w:after="0"/>
+            </w:pPr>
+            <w:r>
+              <w:rPr>
+                <w:rFonts w:ascii="Calibri" w:cs="Calibri" w:eastAsia="Calibri" w:hAnsi="Calibri"/>
+                <w:b/>
+                <w:bCs/>
+                <w:sz w:val="20"/>
+                <w:szCs w:val="20"/>
+              </w:rPr>
+              <w:t xml:space="preserve">Connection string env var</w:t>
+            </w:r>
+          </w:p>
+        </w:tc>
+        <w:tc>
+          <w:tcPr>
+            <w:tcW w:type="dxa" w:w="2560"/>
+            <w:tcBorders>
+              <w:top w:val="single" w:color="D1D5DB" w:sz="4"/>
+              <w:left w:val="single" w:color="D1D5DB" w:sz="4"/>
+              <w:bottom w:val="single" w:color="D1D5DB" w:sz="4"/>
+              <w:right w:val="single" w:color="D1D5DB" w:sz="4"/>
+            </w:tcBorders>
+            <w:shd w:fill="E5E7EB" w:val="clear"/>
+            <w:tcMar>
+              <w:top w:type="dxa" w:w="100"/>
+              <w:left w:type="dxa" w:w="140"/>
+              <w:bottom w:type="dxa" w:w="100"/>
+              <w:right w:type="dxa" w:w="140"/>
+            </w:tcMar>
+          </w:tcPr>
+          <w:p>
+            <w:pPr>
+              <w:spacing w:after="0"/>
+            </w:pPr>
+            <w:r>
+              <w:rPr>
+                <w:rFonts w:ascii="Calibri" w:cs="Calibri" w:eastAsia="Calibri" w:hAnsi="Calibri"/>
+                <w:b/>
+                <w:bCs/>
+                <w:sz w:val="20"/>
+                <w:szCs w:val="20"/>
+              </w:rPr>
+              <w:t xml:space="preserve">Tables stored here</w:t>
+            </w:r>
+          </w:p>
+        </w:tc>
+      </w:tr>
+      <w:tr>
+        <w:tc>
+          <w:tcPr>
+            <w:tcW w:type="dxa" w:w="1800"/>
+            <w:tcBorders>
+              <w:top w:val="single" w:color="D1D5DB" w:sz="4"/>
+              <w:left w:val="single" w:color="D1D5DB" w:sz="4"/>
+              <w:bottom w:val="single" w:color="D1D5DB" w:sz="4"/>
+              <w:right w:val="single" w:color="D1D5DB" w:sz="4"/>
+            </w:tcBorders>
+            <w:tcMar>
+              <w:top w:type="dxa" w:w="100"/>
+              <w:left w:type="dxa" w:w="140"/>
+              <w:bottom w:type="dxa" w:w="100"/>
+              <w:right w:type="dxa" w:w="140"/>
+            </w:tcMar>
+          </w:tcPr>
+          <w:p>
+            <w:pPr>
+              <w:spacing w:after="0"/>
+            </w:pPr>
+            <w:r>
+              <w:rPr>
+                <w:rFonts w:ascii="Calibri" w:cs="Calibri" w:eastAsia="Calibri" w:hAnsi="Calibri"/>
+                <w:b w:val="false"/>
+                <w:bCs w:val="false"/>
+                <w:sz w:val="20"/>
+                <w:szCs w:val="20"/>
+              </w:rPr>
+              <w:t xml:space="preserve">Neon (Postgres)</w:t>
+            </w:r>
+          </w:p>
+        </w:tc>
+        <w:tc>
+          <w:tcPr>
+            <w:tcW w:type="dxa" w:w="2300"/>
+            <w:tcBorders>
+              <w:top w:val="single" w:color="D1D5DB" w:sz="4"/>
+              <w:left w:val="single" w:color="D1D5DB" w:sz="4"/>
+              <w:bottom w:val="single" w:color="D1D5DB" w:sz="4"/>
+              <w:right w:val="single" w:color="D1D5DB" w:sz="4"/>
+            </w:tcBorders>
+            <w:tcMar>
+              <w:top w:type="dxa" w:w="100"/>
+              <w:left w:type="dxa" w:w="140"/>
+              <w:bottom w:type="dxa" w:w="100"/>
+              <w:right w:type="dxa" w:w="140"/>
+            </w:tcMar>
+          </w:tcPr>
+          <w:p>
+            <w:pPr>
+              <w:spacing w:after="0"/>
+            </w:pPr>
+            <w:r>
+              <w:rPr>
+                <w:rFonts w:ascii="Calibri" w:cs="Calibri" w:eastAsia="Calibri" w:hAnsi="Calibri"/>
+                <w:b w:val="false"/>
+                <w:bCs w:val="false"/>
+                <w:sz w:val="20"/>
+                <w:szCs w:val="20"/>
+              </w:rPr>
+              <w:t xml:space="preserve">Drizzle ORM (via @neondatabase/serverless)</w:t>
+            </w:r>
+          </w:p>
+        </w:tc>
+        <w:tc>
+          <w:tcPr>
+            <w:tcW w:type="dxa" w:w="2500"/>
+            <w:tcBorders>
+              <w:top w:val="single" w:color="D1D5DB" w:sz="4"/>
+              <w:left w:val="single" w:color="D1D5DB" w:sz="4"/>
+              <w:bottom w:val="single" w:color="D1D5DB" w:sz="4"/>
+              <w:right w:val="single" w:color="D1D5DB" w:sz="4"/>
+            </w:tcBorders>
+            <w:tcMar>
+              <w:top w:type="dxa" w:w="100"/>
+              <w:left w:type="dxa" w:w="140"/>
+              <w:bottom w:type="dxa" w:w="100"/>
+              <w:right w:type="dxa" w:w="140"/>
+            </w:tcMar>
+          </w:tcPr>
+          <w:p>
+            <w:pPr>
+              <w:spacing w:after="0"/>
+            </w:pPr>
+            <w:r>
+              <w:rPr>
+                <w:rFonts w:ascii="Calibri" w:cs="Calibri" w:eastAsia="Calibri" w:hAnsi="Calibri"/>
+                <w:b w:val="false"/>
+                <w:bCs w:val="false"/>
+                <w:sz w:val="20"/>
+                <w:szCs w:val="20"/>
+              </w:rPr>
+              <w:t xml:space="preserve">DATABASE_URL (starts with postgresql://neondb_owner:...)</w:t>
+            </w:r>
+          </w:p>
+        </w:tc>
+        <w:tc>
+          <w:tcPr>
+            <w:tcW w:type="dxa" w:w="2560"/>
+            <w:tcBorders>
+              <w:top w:val="single" w:color="D1D5DB" w:sz="4"/>
+              <w:left w:val="single" w:color="D1D5DB" w:sz="4"/>
+              <w:bottom w:val="single" w:color="D1D5DB" w:sz="4"/>
+              <w:right w:val="single" w:color="D1D5DB" w:sz="4"/>
+            </w:tcBorders>
+            <w:tcMar>
+              <w:top w:type="dxa" w:w="100"/>
+              <w:left w:type="dxa" w:w="140"/>
+              <w:bottom w:type="dxa" w:w="100"/>
+              <w:right w:type="dxa" w:w="140"/>
+            </w:tcMar>
+          </w:tcPr>
+          <w:p>
+            <w:pPr>
+              <w:spacing w:after="0"/>
+            </w:pPr>
+            <w:r>
+              <w:rPr>
+                <w:rFonts w:ascii="Calibri" w:cs="Calibri" w:eastAsia="Calibri" w:hAnsi="Calibri"/>
+                <w:b w:val="false"/>
+                <w:bCs w:val="false"/>
+                <w:sz w:val="20"/>
+                <w:szCs w:val="20"/>
+              </w:rPr>
+              <w:t xml:space="preserve">users, sessions, serviceConnections, favorites, watchHistory, userPreferences, and (in Drizzle declaration only) the legacy content table — actual existence in Neon UNVERIFIED as of 2026-06-22</w:t>
+            </w:r>
+          </w:p>
+        </w:tc>
+      </w:tr>
+      <w:tr>
+        <w:tc>
+          <w:tcPr>
+            <w:tcW w:type="dxa" w:w="1800"/>
+            <w:tcBorders>
+              <w:top w:val="single" w:color="D1D5DB" w:sz="4"/>
+              <w:left w:val="single" w:color="D1D5DB" w:sz="4"/>
+              <w:bottom w:val="single" w:color="D1D5DB" w:sz="4"/>
+              <w:right w:val="single" w:color="D1D5DB" w:sz="4"/>
+            </w:tcBorders>
+            <w:tcMar>
+              <w:top w:type="dxa" w:w="100"/>
+              <w:left w:type="dxa" w:w="140"/>
+              <w:bottom w:type="dxa" w:w="100"/>
+              <w:right w:type="dxa" w:w="140"/>
+            </w:tcMar>
+          </w:tcPr>
+          <w:p>
+            <w:pPr>
+              <w:spacing w:after="0"/>
+            </w:pPr>
+            <w:r>
+              <w:rPr>
+                <w:rFonts w:ascii="Calibri" w:cs="Calibri" w:eastAsia="Calibri" w:hAnsi="Calibri"/>
+                <w:b w:val="false"/>
+                <w:bCs w:val="false"/>
+                <w:sz w:val="20"/>
+                <w:szCs w:val="20"/>
+              </w:rPr>
+              <w:t xml:space="preserve">Supabase</w:t>
+            </w:r>
+          </w:p>
+        </w:tc>
+        <w:tc>
+          <w:tcPr>
+            <w:tcW w:type="dxa" w:w="2300"/>
+            <w:tcBorders>
+              <w:top w:val="single" w:color="D1D5DB" w:sz="4"/>
+              <w:left w:val="single" w:color="D1D5DB" w:sz="4"/>
+              <w:bottom w:val="single" w:color="D1D5DB" w:sz="4"/>
+              <w:right w:val="single" w:color="D1D5DB" w:sz="4"/>
+            </w:tcBorders>
+            <w:tcMar>
+              <w:top w:type="dxa" w:w="100"/>
+              <w:left w:type="dxa" w:w="140"/>
+              <w:bottom w:type="dxa" w:w="100"/>
+              <w:right w:type="dxa" w:w="140"/>
+            </w:tcMar>
+          </w:tcPr>
+          <w:p>
+            <w:pPr>
+              <w:spacing w:after="0"/>
+            </w:pPr>
+            <w:r>
+              <w:rPr>
+                <w:rFonts w:ascii="Calibri" w:cs="Calibri" w:eastAsia="Calibri" w:hAnsi="Calibri"/>
+                <w:b w:val="false"/>
+                <w:bCs w:val="false"/>
+                <w:sz w:val="20"/>
+                <w:szCs w:val="20"/>
+              </w:rPr>
+              <w:t xml:space="preserve">Supabase JS client</w:t>
+            </w:r>
+          </w:p>
+        </w:tc>
+        <w:tc>
+          <w:tcPr>
+            <w:tcW w:type="dxa" w:w="2500"/>
+            <w:tcBorders>
+              <w:top w:val="single" w:color="D1D5DB" w:sz="4"/>
+              <w:left w:val="single" w:color="D1D5DB" w:sz="4"/>
+              <w:bottom w:val="single" w:color="D1D5DB" w:sz="4"/>
+              <w:right w:val="single" w:color="D1D5DB" w:sz="4"/>
+            </w:tcBorders>
+            <w:tcMar>
+              <w:top w:type="dxa" w:w="100"/>
+              <w:left w:type="dxa" w:w="140"/>
+              <w:bottom w:type="dxa" w:w="100"/>
+              <w:right w:type="dxa" w:w="140"/>
+            </w:tcMar>
+          </w:tcPr>
+          <w:p>
+            <w:pPr>
+              <w:spacing w:after="0"/>
+            </w:pPr>
+            <w:r>
+              <w:rPr>
+                <w:rFonts w:ascii="Calibri" w:cs="Calibri" w:eastAsia="Calibri" w:hAnsi="Calibri"/>
+                <w:b w:val="false"/>
+                <w:bCs w:val="false"/>
+                <w:sz w:val="20"/>
+                <w:szCs w:val="20"/>
+              </w:rPr>
+              <w:t xml:space="preserve">SUPABASE_URL (https://lhiwihruzkosbrkxudpi.supabase.co)</w:t>
+            </w:r>
+          </w:p>
+        </w:tc>
+        <w:tc>
+          <w:tcPr>
+            <w:tcW w:type="dxa" w:w="2560"/>
+            <w:tcBorders>
+              <w:top w:val="single" w:color="D1D5DB" w:sz="4"/>
+              <w:left w:val="single" w:color="D1D5DB" w:sz="4"/>
+              <w:bottom w:val="single" w:color="D1D5DB" w:sz="4"/>
+              <w:right w:val="single" w:color="D1D5DB" w:sz="4"/>
+            </w:tcBorders>
+            <w:tcMar>
+              <w:top w:type="dxa" w:w="100"/>
+              <w:left w:type="dxa" w:w="140"/>
+              <w:bottom w:type="dxa" w:w="100"/>
+              <w:right w:type="dxa" w:w="140"/>
+            </w:tcMar>
+          </w:tcPr>
+          <w:p>
+            <w:pPr>
+              <w:spacing w:after="0"/>
+            </w:pPr>
+            <w:r>
+              <w:rPr>
+                <w:rFonts w:ascii="Calibri" w:cs="Calibri" w:eastAsia="Calibri" w:hAnsi="Calibri"/>
+                <w:b w:val="false"/>
+                <w:bCs w:val="false"/>
+                <w:sz w:val="20"/>
+                <w:szCs w:val="20"/>
+              </w:rPr>
+              <w:t xml:space="preserve">content_items, content_platform_availability, platforms</w:t>
+            </w:r>
+          </w:p>
+        </w:tc>
+      </w:tr>
+    </w:tbl>
+    <w:p>
+      <w:pPr>
+        <w:spacing w:after="140" w:line="300"/>
+      </w:pPr>
+      <w:r>
+        <w:rPr>
+          <w:rFonts w:ascii="Calibri" w:cs="Calibri" w:eastAsia="Calibri" w:hAnsi="Calibri"/>
+          <w:b/>
+          <w:bCs/>
+          <w:sz w:val="22"/>
+          <w:szCs w:val="22"/>
+        </w:rPr>
+        <w:t xml:space="preserve">Implication: </w:t>
+      </w:r>
+      <w:r>
+        <w:rPr>
+          <w:rFonts w:ascii="Calibri" w:cs="Calibri" w:eastAsia="Calibri" w:hAnsi="Calibri"/>
+          <w:sz w:val="22"/>
+          <w:szCs w:val="22"/>
+        </w:rPr>
+        <w:t xml:space="preserve">server/storage.ts (which uses Drizzle) talks to Neon. server/routes/catalog.ts (which uses the Supabase client) talks to Supabase. They are different databases that happen to coexist in the app — not a single unified data layer.</w:t>
+      </w:r>
+    </w:p>
+    <w:p>
+      <w:pPr>
+        <w:spacing w:after="140" w:line="300"/>
+      </w:pPr>
+      <w:r>
+        <w:rPr>
+          <w:rFonts w:ascii="Calibri" w:cs="Calibri" w:eastAsia="Calibri" w:hAnsi="Calibri"/>
+          <w:b/>
+          <w:bCs/>
+          <w:sz w:val="22"/>
+          <w:szCs w:val="22"/>
+        </w:rPr>
+        <w:t xml:space="preserve">Why this matters for prior diagnoses: </w:t>
+      </w:r>
+      <w:r>
+        <w:rPr>
+          <w:rFonts w:ascii="Calibri" w:cs="Calibri" w:eastAsia="Calibri" w:hAnsi="Calibri"/>
+          <w:sz w:val="22"/>
+          <w:szCs w:val="22"/>
+        </w:rPr>
+        <w:t xml:space="preserve">the queries we ran on 2026-06-22 against the Supabase dashboard SQL editor (returning "relation 'favorites' does not exist") were querying SUPABASE, where favorites was never supposed to live. The actual state of favorites in Neon (the real database) is currently unknown.</w:t>
       </w:r>
     </w:p>
     <w:p>
@@ -224,12 +685,79 @@
           <w:sz w:val="26"/>
           <w:szCs w:val="26"/>
         </w:rPr>
-        <w:t xml:space="preserve">The architectural finding</w:t>
+        <w:t xml:space="preserve">What earlier handoffs got partially wrong</w:t>
       </w:r>
     </w:p>
     <w:p>
       <w:pPr>
         <w:spacing w:after="140" w:line="300"/>
+      </w:pPr>
+      <w:r>
+        <w:rPr>
+          <w:rFonts w:ascii="Calibri" w:cs="Calibri" w:eastAsia="Calibri" w:hAnsi="Calibri"/>
+          <w:sz w:val="22"/>
+          <w:szCs w:val="22"/>
+        </w:rPr>
+        <w:t xml:space="preserve">The 2026-06-19 PM handoff (commit 467a81e) confidently stated:</w:t>
+      </w:r>
+    </w:p>
+    <w:p>
+      <w:pPr>
+        <w:pStyle w:val="ListParagraph"/>
+        <w:numPr>
+          <w:ilvl w:val="0"/>
+          <w:numId w:val="2"/>
+        </w:numPr>
+        <w:spacing w:after="80" w:line="300"/>
+      </w:pPr>
+      <w:r>
+        <w:rPr>
+          <w:rFonts w:ascii="Calibri" w:cs="Calibri" w:eastAsia="Calibri" w:hAnsi="Calibri"/>
+          <w:sz w:val="22"/>
+          <w:szCs w:val="22"/>
+        </w:rPr>
+        <w:t xml:space="preserve">"the favorites table's foreign key points at a legacy content table that was dropped from Supabase during a prior migration"</w:t>
+      </w:r>
+    </w:p>
+    <w:p>
+      <w:pPr>
+        <w:pStyle w:val="ListParagraph"/>
+        <w:numPr>
+          <w:ilvl w:val="0"/>
+          <w:numId w:val="2"/>
+        </w:numPr>
+        <w:spacing w:after="80" w:line="300"/>
+      </w:pPr>
+      <w:r>
+        <w:rPr>
+          <w:rFonts w:ascii="Calibri" w:cs="Calibri" w:eastAsia="Calibri" w:hAnsi="Calibri"/>
+          <w:sz w:val="22"/>
+          <w:szCs w:val="22"/>
+        </w:rPr>
+        <w:t xml:space="preserve">"Same root cause affects /api/recommendations and /api/play-external"</w:t>
+      </w:r>
+    </w:p>
+    <w:p>
+      <w:pPr>
+        <w:spacing w:after="140" w:line="300"/>
+      </w:pPr>
+      <w:r>
+        <w:rPr>
+          <w:rFonts w:ascii="Calibri" w:cs="Calibri" w:eastAsia="Calibri" w:hAnsi="Calibri"/>
+          <w:sz w:val="22"/>
+          <w:szCs w:val="22"/>
+        </w:rPr>
+        <w:t xml:space="preserve">Both statements are now suspect:</w:t>
+      </w:r>
+    </w:p>
+    <w:p>
+      <w:pPr>
+        <w:pStyle w:val="ListParagraph"/>
+        <w:numPr>
+          <w:ilvl w:val="0"/>
+          <w:numId w:val="2"/>
+        </w:numPr>
+        <w:spacing w:after="80" w:line="300"/>
       </w:pPr>
       <w:r>
         <w:rPr>
@@ -239,25 +767,25 @@
           <w:sz w:val="22"/>
           <w:szCs w:val="22"/>
         </w:rPr>
-        <w:t xml:space="preserve">The favorites system has a foreign key pointing at a database table that doesn't exist anymore.</w:t>
-      </w:r>
-    </w:p>
-    <w:p>
-      <w:pPr>
-        <w:spacing w:after="140" w:line="300"/>
-      </w:pPr>
-      <w:r>
-        <w:rPr>
-          <w:rFonts w:ascii="Calibri" w:cs="Calibri" w:eastAsia="Calibri" w:hAnsi="Calibri"/>
-          <w:sz w:val="22"/>
-          <w:szCs w:val="22"/>
-        </w:rPr>
-        <w:t xml:space="preserve">The `favorites` table's `contentId` column has an FK constraint referencing the legacy `content` table. The legacy `content` table was dropped from Supabase during a prior migration to `content_items`. We confirmed it doesn't exist on 2026-04-25 with a SQL error: "relation 'content' does not exist."</w:t>
-      </w:r>
-    </w:p>
-    <w:p>
-      <w:pPr>
-        <w:spacing w:after="140" w:line="300"/>
+        <w:t xml:space="preserve">The favorites table itself: </w:t>
+      </w:r>
+      <w:r>
+        <w:rPr>
+          <w:rFonts w:ascii="Calibri" w:cs="Calibri" w:eastAsia="Calibri" w:hAnsi="Calibri"/>
+          <w:sz w:val="22"/>
+          <w:szCs w:val="22"/>
+        </w:rPr>
+        <w:t xml:space="preserve">lives in Neon, not Supabase. Its actual existence and state in Neon is unverified. Tonight's Supabase query result "favorites does not exist" was a query against the wrong database.</w:t>
+      </w:r>
+    </w:p>
+    <w:p>
+      <w:pPr>
+        <w:pStyle w:val="ListParagraph"/>
+        <w:numPr>
+          <w:ilvl w:val="0"/>
+          <w:numId w:val="2"/>
+        </w:numPr>
+        <w:spacing w:after="80" w:line="300"/>
       </w:pPr>
       <w:r>
         <w:rPr>
@@ -267,25 +795,25 @@
           <w:sz w:val="22"/>
           <w:szCs w:val="22"/>
         </w:rPr>
-        <w:t xml:space="preserve">This means every Add-to-Favorites POST fails the FK constraint at the database level. </w:t>
-      </w:r>
-    </w:p>
-    <w:p>
-      <w:pPr>
-        <w:spacing w:after="140" w:line="300"/>
-      </w:pPr>
-      <w:r>
-        <w:rPr>
-          <w:rFonts w:ascii="Calibri" w:cs="Calibri" w:eastAsia="Calibri" w:hAnsi="Calibri"/>
-          <w:sz w:val="22"/>
-          <w:szCs w:val="22"/>
-        </w:rPr>
-        <w:t xml:space="preserve">Until today this was invisible because the UI had no place to trigger Add-to-Favorites — homepage cards display the favorite heart but it doesn't appear/work as expected, the only UI that genuinely called the favorites POST was the new detail page we built today. So the detail page didn't introduce the bug; it exposed it.</w:t>
-      </w:r>
-    </w:p>
-    <w:p>
-      <w:pPr>
-        <w:spacing w:after="140" w:line="300"/>
+        <w:t xml:space="preserve">The legacy `content` table: </w:t>
+      </w:r>
+      <w:r>
+        <w:rPr>
+          <w:rFonts w:ascii="Calibri" w:cs="Calibri" w:eastAsia="Calibri" w:hAnsi="Calibri"/>
+          <w:sz w:val="22"/>
+          <w:szCs w:val="22"/>
+        </w:rPr>
+        <w:t xml:space="preserve">was declared in Drizzle schema, so should have existed in Neon. The April query that returned "relation 'content' does not exist" may have been against Supabase (also wrong database) — needs re-verification against Neon.</w:t>
+      </w:r>
+    </w:p>
+    <w:p>
+      <w:pPr>
+        <w:pStyle w:val="ListParagraph"/>
+        <w:numPr>
+          <w:ilvl w:val="0"/>
+          <w:numId w:val="2"/>
+        </w:numPr>
+        <w:spacing w:after="80" w:line="300"/>
       </w:pPr>
       <w:r>
         <w:rPr>
@@ -295,15 +823,15 @@
           <w:sz w:val="22"/>
           <w:szCs w:val="22"/>
         </w:rPr>
-        <w:t xml:space="preserve">Symptoms when triggered:</w:t>
-      </w:r>
-      <w:r>
-        <w:rPr>
-          <w:rFonts w:ascii="Calibri" w:cs="Calibri" w:eastAsia="Calibri" w:hAnsi="Calibri"/>
-          <w:sz w:val="22"/>
-          <w:szCs w:val="22"/>
-        </w:rPr>
-        <w:t xml:space="preserve"> the favorites POST request returns 502 Bad Gateway at Replit's edge layer (server appears to crash or hang on the FK error such that Replit's proxy times out). Subsequent requests to the root URL also briefly 502, producing a white-screen on the homepage until Replit recovers. This is a server-crashing bug, not a graceful error.</w:t>
+        <w:t xml:space="preserve">Bottom line: </w:t>
+      </w:r>
+      <w:r>
+        <w:rPr>
+          <w:rFonts w:ascii="Calibri" w:cs="Calibri" w:eastAsia="Calibri" w:hAnsi="Calibri"/>
+          <w:sz w:val="22"/>
+          <w:szCs w:val="22"/>
+        </w:rPr>
+        <w:t xml:space="preserve">we don't actually know if anything was dropped from where. The full picture of what exists in Neon vs Supabase is currently unverified. Day 3a (favorites architectural fix) cannot proceed until this is established.</w:t>
       </w:r>
     </w:p>
     <w:p>
@@ -320,7 +848,114 @@
           <w:sz w:val="26"/>
           <w:szCs w:val="26"/>
         </w:rPr>
-        <w:t xml:space="preserve">Why we reverted Day 3</w:t>
+        <w:t xml:space="preserve">What still IS true with high confidence</w:t>
+      </w:r>
+    </w:p>
+    <w:p>
+      <w:pPr>
+        <w:pStyle w:val="ListParagraph"/>
+        <w:numPr>
+          <w:ilvl w:val="0"/>
+          <w:numId w:val="2"/>
+        </w:numPr>
+        <w:spacing w:after="80" w:line="300"/>
+      </w:pPr>
+      <w:r>
+        <w:rPr>
+          <w:rFonts w:ascii="Calibri" w:cs="Calibri" w:eastAsia="Calibri" w:hAnsi="Calibri"/>
+          <w:sz w:val="22"/>
+          <w:szCs w:val="22"/>
+        </w:rPr>
+        <w:t xml:space="preserve">Day 1 (TMDb availability ingestion) shipped successfully — that work touched Supabase via the Supabase JS client, which we know was the right target.</w:t>
+      </w:r>
+    </w:p>
+    <w:p>
+      <w:pPr>
+        <w:pStyle w:val="ListParagraph"/>
+        <w:numPr>
+          <w:ilvl w:val="0"/>
+          <w:numId w:val="2"/>
+        </w:numPr>
+        <w:spacing w:after="80" w:line="300"/>
+      </w:pPr>
+      <w:r>
+        <w:rPr>
+          <w:rFonts w:ascii="Calibri" w:cs="Calibri" w:eastAsia="Calibri" w:hAnsi="Calibri"/>
+          <w:sz w:val="22"/>
+          <w:szCs w:val="22"/>
+        </w:rPr>
+        <w:t xml:space="preserve">Day 2 (Live TV wire-up) shipped successfully — that work was frontend wiring of an existing API.</w:t>
+      </w:r>
+    </w:p>
+    <w:p>
+      <w:pPr>
+        <w:pStyle w:val="ListParagraph"/>
+        <w:numPr>
+          <w:ilvl w:val="0"/>
+          <w:numId w:val="2"/>
+        </w:numPr>
+        <w:spacing w:after="80" w:line="300"/>
+      </w:pPr>
+      <w:r>
+        <w:rPr>
+          <w:rFonts w:ascii="Calibri" w:cs="Calibri" w:eastAsia="Calibri" w:hAnsi="Calibri"/>
+          <w:sz w:val="22"/>
+          <w:szCs w:val="22"/>
+        </w:rPr>
+        <w:t xml:space="preserve">Day 3 (detail page) rendered correctly in browser testing — that's a frontend/visual fact independent of the database confusion.</w:t>
+      </w:r>
+    </w:p>
+    <w:p>
+      <w:pPr>
+        <w:pStyle w:val="ListParagraph"/>
+        <w:numPr>
+          <w:ilvl w:val="0"/>
+          <w:numId w:val="2"/>
+        </w:numPr>
+        <w:spacing w:after="80" w:line="300"/>
+      </w:pPr>
+      <w:r>
+        <w:rPr>
+          <w:rFonts w:ascii="Calibri" w:cs="Calibri" w:eastAsia="Calibri" w:hAnsi="Calibri"/>
+          <w:sz w:val="22"/>
+          <w:szCs w:val="22"/>
+        </w:rPr>
+        <w:t xml:space="preserve">Day 3's Add-to-Favorites click produced 502 errors and server-side issues that white-screened the homepage. That symptom is real — the diagnosis of its cause is what's now unclear.</w:t>
+      </w:r>
+    </w:p>
+    <w:p>
+      <w:pPr>
+        <w:pStyle w:val="ListParagraph"/>
+        <w:numPr>
+          <w:ilvl w:val="0"/>
+          <w:numId w:val="2"/>
+        </w:numPr>
+        <w:spacing w:after="80" w:line="300"/>
+      </w:pPr>
+      <w:r>
+        <w:rPr>
+          <w:rFonts w:ascii="Calibri" w:cs="Calibri" w:eastAsia="Calibri" w:hAnsi="Calibri"/>
+          <w:sz w:val="22"/>
+          <w:szCs w:val="22"/>
+        </w:rPr>
+        <w:t xml:space="preserve">Day 3 was reverted via commit ac7bebc and the codebase is at commit 467a81e (or whatever the latest handoff commit is). Working tree is clean and the codebase is in a known-rendering state.</w:t>
+      </w:r>
+    </w:p>
+    <w:p>
+      <w:pPr>
+        <w:pStyle w:val="Heading1"/>
+        <w:spacing w:after="180" w:before="360"/>
+      </w:pPr>
+      <w:r>
+        <w:rPr>
+          <w:rFonts w:ascii="Calibri" w:cs="Calibri" w:eastAsia="Calibri" w:hAnsi="Calibri"/>
+          <w:b/>
+          <w:bCs/>
+          <w:color w:val="1F2937"/>
+          <w:sz w:val="32"/>
+          <w:szCs w:val="32"/>
+        </w:rPr>
+        <w:t xml:space="preserve">How We Discovered This</w:t>
       </w:r>
     </w:p>
     <w:p>
@@ -333,7 +968,163 @@
           <w:sz w:val="22"/>
           <w:szCs w:val="22"/>
         </w:rPr>
-        <w:t xml:space="preserve">The detail page rendered beautifully (Family Guy, Bones, etc.) and validated the design. But it was the only UI in the app that successfully triggered the favorites bug. Every beta user clicking Add-to-Favorites would have crashed Replit. Reverting puts the codebase back to a known-good state (end of Day 2) where the bug isn't reachable. The Day 3 code is preserved in commit c6f0ba0 and can be cherry-picked back after the favorites architecture is fixed.</w:t>
+        <w:t xml:space="preserve">Timeline of the 2026-06-22 session:</w:t>
+      </w:r>
+    </w:p>
+    <w:p>
+      <w:pPr>
+        <w:pStyle w:val="ListParagraph"/>
+        <w:numPr>
+          <w:ilvl w:val="0"/>
+          <w:numId w:val="2"/>
+        </w:numPr>
+        <w:spacing w:after="80" w:line="300"/>
+      </w:pPr>
+      <w:r>
+        <w:rPr>
+          <w:rFonts w:ascii="Calibri" w:cs="Calibri" w:eastAsia="Calibri" w:hAnsi="Calibri"/>
+          <w:sz w:val="22"/>
+          <w:szCs w:val="22"/>
+        </w:rPr>
+        <w:t xml:space="preserve">Picked up Day 3a (favorites architectural fix) from the 2026-06-19 handoff.</w:t>
+      </w:r>
+    </w:p>
+    <w:p>
+      <w:pPr>
+        <w:pStyle w:val="ListParagraph"/>
+        <w:numPr>
+          <w:ilvl w:val="0"/>
+          <w:numId w:val="2"/>
+        </w:numPr>
+        <w:spacing w:after="80" w:line="300"/>
+      </w:pPr>
+      <w:r>
+        <w:rPr>
+          <w:rFonts w:ascii="Calibri" w:cs="Calibri" w:eastAsia="Calibri" w:hAnsi="Calibri"/>
+          <w:sz w:val="22"/>
+          <w:szCs w:val="22"/>
+        </w:rPr>
+        <w:t xml:space="preserve">Claude Code did a full read-only schema/storage audit. Mapped 12 storage functions that query the legacy content table. Identified the favorites/watchHistory FK references. Proposed a clean Scope A migration plan.</w:t>
+      </w:r>
+    </w:p>
+    <w:p>
+      <w:pPr>
+        <w:pStyle w:val="ListParagraph"/>
+        <w:numPr>
+          <w:ilvl w:val="0"/>
+          <w:numId w:val="2"/>
+        </w:numPr>
+        <w:spacing w:after="80" w:line="300"/>
+      </w:pPr>
+      <w:r>
+        <w:rPr>
+          <w:rFonts w:ascii="Calibri" w:cs="Calibri" w:eastAsia="Calibri" w:hAnsi="Calibri"/>
+          <w:sz w:val="22"/>
+          <w:szCs w:val="22"/>
+        </w:rPr>
+        <w:t xml:space="preserve">User ran verification SQL queries in the Supabase dashboard. Queries returned: content_table_exists = false (expected), AND favorites/watch_history tables "do not exist" (UNEXPECTED — Claude Code's audit had assumed they did exist).</w:t>
+      </w:r>
+    </w:p>
+    <w:p>
+      <w:pPr>
+        <w:pStyle w:val="ListParagraph"/>
+        <w:numPr>
+          <w:ilvl w:val="0"/>
+          <w:numId w:val="2"/>
+        </w:numPr>
+        <w:spacing w:after="80" w:line="300"/>
+      </w:pPr>
+      <w:r>
+        <w:rPr>
+          <w:rFonts w:ascii="Calibri" w:cs="Calibri" w:eastAsia="Calibri" w:hAnsi="Calibri"/>
+          <w:sz w:val="22"/>
+          <w:szCs w:val="22"/>
+        </w:rPr>
+        <w:t xml:space="preserve">Assistant initially interpreted this as "the tables were dropped at the same time as content, so Day 3a is simpler than expected — just recreate them."</w:t>
+      </w:r>
+    </w:p>
+    <w:p>
+      <w:pPr>
+        <w:pStyle w:val="ListParagraph"/>
+        <w:numPr>
+          <w:ilvl w:val="0"/>
+          <w:numId w:val="2"/>
+        </w:numPr>
+        <w:spacing w:after="80" w:line="300"/>
+      </w:pPr>
+      <w:r>
+        <w:rPr>
+          <w:rFonts w:ascii="Calibri" w:cs="Calibri" w:eastAsia="Calibri" w:hAnsi="Calibri"/>
+          <w:sz w:val="22"/>
+          <w:szCs w:val="22"/>
+        </w:rPr>
+        <w:t xml:space="preserve">User asked: "are we certain we're in the right supabase project?" That instinct prevented a catastrophic mistake.</w:t>
+      </w:r>
+    </w:p>
+    <w:p>
+      <w:pPr>
+        <w:pStyle w:val="ListParagraph"/>
+        <w:numPr>
+          <w:ilvl w:val="0"/>
+          <w:numId w:val="2"/>
+        </w:numPr>
+        <w:spacing w:after="80" w:line="300"/>
+      </w:pPr>
+      <w:r>
+        <w:rPr>
+          <w:rFonts w:ascii="Calibri" w:cs="Calibri" w:eastAsia="Calibri" w:hAnsi="Calibri"/>
+          <w:sz w:val="22"/>
+          <w:szCs w:val="22"/>
+        </w:rPr>
+        <w:t xml:space="preserve">Verification: DATABASE_URL starts with postgresql://neondb_owner:... — confirming Drizzle talks to Neon, not Supabase. The earlier query that said "favorites does not exist in Supabase" was correct but irrelevant — favorites was always supposed to live in Neon.</w:t>
+      </w:r>
+    </w:p>
+    <w:p>
+      <w:pPr>
+        <w:pStyle w:val="ListParagraph"/>
+        <w:numPr>
+          <w:ilvl w:val="0"/>
+          <w:numId w:val="2"/>
+        </w:numPr>
+        <w:spacing w:after="80" w:line="300"/>
+      </w:pPr>
+      <w:r>
+        <w:rPr>
+          <w:rFonts w:ascii="Calibri" w:cs="Calibri" w:eastAsia="Calibri" w:hAnsi="Calibri"/>
+          <w:sz w:val="22"/>
+          <w:szCs w:val="22"/>
+        </w:rPr>
+        <w:t xml:space="preserve">User correctly called the stop. Restart fresh in next session.</w:t>
+      </w:r>
+    </w:p>
+    <w:p>
+      <w:pPr>
+        <w:pStyle w:val="Heading1"/>
+        <w:spacing w:after="180" w:before="360"/>
+      </w:pPr>
+      <w:r>
+        <w:rPr>
+          <w:rFonts w:ascii="Calibri" w:cs="Calibri" w:eastAsia="Calibri" w:hAnsi="Calibri"/>
+          <w:b/>
+          <w:bCs/>
+          <w:color w:val="1F2937"/>
+          <w:sz w:val="32"/>
+          <w:szCs w:val="32"/>
+        </w:rPr>
+        <w:t xml:space="preserve">What the Next Session Needs to Do First</w:t>
+      </w:r>
+    </w:p>
+    <w:p>
+      <w:pPr>
+        <w:spacing w:after="140" w:line="300"/>
+      </w:pPr>
+      <w:r>
+        <w:rPr>
+          <w:rFonts w:ascii="Calibri" w:cs="Calibri" w:eastAsia="Calibri" w:hAnsi="Calibri"/>
+          <w:sz w:val="22"/>
+          <w:szCs w:val="22"/>
+        </w:rPr>
+        <w:t xml:space="preserve">Before any work on Day 3a, the next session must establish the true state of both databases. Order matters.</w:t>
       </w:r>
     </w:p>
     <w:p>
@@ -350,43 +1141,229 @@
           <w:sz w:val="26"/>
           <w:szCs w:val="26"/>
         </w:rPr>
-        <w:t xml:space="preserve">Additional finding: Day 2 baseline isn't as clean as we thought</w:t>
-      </w:r>
-    </w:p>
-    <w:p>
-      <w:pPr>
-        <w:spacing w:after="140" w:line="300"/>
-      </w:pPr>
-      <w:r>
-        <w:rPr>
-          <w:rFonts w:ascii="Calibri" w:cs="Calibri" w:eastAsia="Calibri" w:hAnsi="Calibri"/>
-          <w:sz w:val="22"/>
-          <w:szCs w:val="22"/>
-        </w:rPr>
-        <w:t xml:space="preserve">After reverting and verifying, clicking a card on the homepage now produces a "Playback Error: Failed to start playback. Please try again." toast. This is the legacy `/api/play-external/:id` endpoint, which also queries the dead legacy `content` table. So homepage card clicks were silently broken at Day 2 baseline too — it just doesn't crash the server, it just shows an error toast.</w:t>
-      </w:r>
-    </w:p>
-    <w:p>
-      <w:pPr>
-        <w:spacing w:after="140" w:line="300"/>
+        <w:t xml:space="preserve">Phase 0 — Establish ground truth (no code changes)</w:t>
+      </w:r>
+    </w:p>
+    <w:p>
+      <w:pPr>
+        <w:pStyle w:val="ListParagraph"/>
+        <w:numPr>
+          <w:ilvl w:val="0"/>
+          <w:numId w:val="3"/>
+        </w:numPr>
+        <w:spacing w:after="80" w:line="300"/>
+      </w:pPr>
+      <w:r>
+        <w:rPr>
+          <w:rFonts w:ascii="Calibri" w:cs="Calibri" w:eastAsia="Calibri" w:hAnsi="Calibri"/>
+          <w:sz w:val="22"/>
+          <w:szCs w:val="22"/>
+        </w:rPr>
+        <w:t xml:space="preserve">Identify the Neon database access method. Three options ranked by ease: (a) drizzle-kit studio in Replit Shell — opens a browser UI, lets you list tables and run queries; (b) Neon dashboard at console.neon.tech — if user has an account; (c) psql against DATABASE_URL — most fragile, requires installing the psql client.</w:t>
+      </w:r>
+    </w:p>
+    <w:p>
+      <w:pPr>
+        <w:pStyle w:val="ListParagraph"/>
+        <w:numPr>
+          <w:ilvl w:val="0"/>
+          <w:numId w:val="3"/>
+        </w:numPr>
+        <w:spacing w:after="80" w:line="300"/>
+      </w:pPr>
+      <w:r>
+        <w:rPr>
+          <w:rFonts w:ascii="Calibri" w:cs="Calibri" w:eastAsia="Calibri" w:hAnsi="Calibri"/>
+          <w:sz w:val="22"/>
+          <w:szCs w:val="22"/>
+        </w:rPr>
+        <w:t xml:space="preserve">Once connected to Neon, verify: which tables actually exist (favorites, watch_history, users, sessions, serviceConnections, userPreferences, legacy content). Run: SELECT table_name FROM information_schema.tables WHERE table_schema = 'public' ORDER BY table_name;</w:t>
+      </w:r>
+    </w:p>
+    <w:p>
+      <w:pPr>
+        <w:pStyle w:val="ListParagraph"/>
+        <w:numPr>
+          <w:ilvl w:val="0"/>
+          <w:numId w:val="3"/>
+        </w:numPr>
+        <w:spacing w:after="80" w:line="300"/>
+      </w:pPr>
+      <w:r>
+        <w:rPr>
+          <w:rFonts w:ascii="Calibri" w:cs="Calibri" w:eastAsia="Calibri" w:hAnsi="Calibri"/>
+          <w:sz w:val="22"/>
+          <w:szCs w:val="22"/>
+        </w:rPr>
+        <w:t xml:space="preserve">If favorites exists in Neon, query its foreign key constraints: SELECT conname, pg_get_constraintdef(oid) FROM pg_constraint WHERE conrelid = 'favorites'::regclass AND contype = 'f'; This finally tells us what FK exists today, if any.</w:t>
+      </w:r>
+    </w:p>
+    <w:p>
+      <w:pPr>
+        <w:pStyle w:val="ListParagraph"/>
+        <w:numPr>
+          <w:ilvl w:val="0"/>
+          <w:numId w:val="3"/>
+        </w:numPr>
+        <w:spacing w:after="80" w:line="300"/>
+      </w:pPr>
+      <w:r>
+        <w:rPr>
+          <w:rFonts w:ascii="Calibri" w:cs="Calibri" w:eastAsia="Calibri" w:hAnsi="Calibri"/>
+          <w:sz w:val="22"/>
+          <w:szCs w:val="22"/>
+        </w:rPr>
+        <w:t xml:space="preserve">If favorites contains rows, count them and sample a few. SELECT count(*) FROM favorites; and SELECT * FROM favorites LIMIT 5; This tells us what contentId values are in there — UUIDs from content_items, or legacy string IDs like "espn-5", or something else.</w:t>
+      </w:r>
+    </w:p>
+    <w:p>
+      <w:pPr>
+        <w:pStyle w:val="ListParagraph"/>
+        <w:numPr>
+          <w:ilvl w:val="0"/>
+          <w:numId w:val="3"/>
+        </w:numPr>
+        <w:spacing w:after="80" w:line="300"/>
+      </w:pPr>
+      <w:r>
+        <w:rPr>
+          <w:rFonts w:ascii="Calibri" w:cs="Calibri" w:eastAsia="Calibri" w:hAnsi="Calibri"/>
+          <w:sz w:val="22"/>
+          <w:szCs w:val="22"/>
+        </w:rPr>
+        <w:t xml:space="preserve">Verify the legacy content table state: SELECT EXISTS (SELECT FROM information_schema.tables WHERE table_schema='public' AND table_name='content'); If it exists in Neon, that changes the entire diagnostic story from prior handoffs.</w:t>
+      </w:r>
+    </w:p>
+    <w:p>
+      <w:pPr>
+        <w:pStyle w:val="Heading2"/>
+        <w:spacing w:after="140" w:before="280"/>
       </w:pPr>
       <w:r>
         <w:rPr>
           <w:rFonts w:ascii="Calibri" w:cs="Calibri" w:eastAsia="Calibri" w:hAnsi="Calibri"/>
           <w:b/>
           <w:bCs/>
-          <w:sz w:val="22"/>
-          <w:szCs w:val="22"/>
-        </w:rPr>
-        <w:t xml:space="preserve">Implication: </w:t>
-      </w:r>
-      <w:r>
-        <w:rPr>
-          <w:rFonts w:ascii="Calibri" w:cs="Calibri" w:eastAsia="Calibri" w:hAnsi="Calibri"/>
-          <w:sz w:val="22"/>
-          <w:szCs w:val="22"/>
-        </w:rPr>
-        <w:t xml:space="preserve">the legacy `content` table dependency is wider than just favorites. It probably also breaks `/api/recommendations` (confirmed earlier), `/api/play-external/:id` (newly confirmed), and possibly `getRecommendedContent` (confirmed earlier). The favorites architectural fix likely needs to be expanded to a broader "migrate everything off the dead `content` table" pass.</w:t>
+          <w:color w:val="1F2937"/>
+          <w:sz w:val="26"/>
+          <w:szCs w:val="26"/>
+        </w:rPr>
+        <w:t xml:space="preserve">Phase 1 — Re-diagnose the Day 3 502 with correct database knowledge</w:t>
+      </w:r>
+    </w:p>
+    <w:p>
+      <w:pPr>
+        <w:spacing w:after="140" w:line="300"/>
+      </w:pPr>
+      <w:r>
+        <w:rPr>
+          <w:rFonts w:ascii="Calibri" w:cs="Calibri" w:eastAsia="Calibri" w:hAnsi="Calibri"/>
+          <w:sz w:val="22"/>
+          <w:szCs w:val="22"/>
+        </w:rPr>
+        <w:t xml:space="preserve">Only after Phase 0 establishes the true Neon state, re-investigate why Day 3's Add-to-Favorites POST produced 502 Bad Gateway responses that took down the dev server. Possibilities to consider:</w:t>
+      </w:r>
+    </w:p>
+    <w:p>
+      <w:pPr>
+        <w:pStyle w:val="ListParagraph"/>
+        <w:numPr>
+          <w:ilvl w:val="0"/>
+          <w:numId w:val="2"/>
+        </w:numPr>
+        <w:spacing w:after="80" w:line="300"/>
+      </w:pPr>
+      <w:r>
+        <w:rPr>
+          <w:rFonts w:ascii="Calibri" w:cs="Calibri" w:eastAsia="Calibri" w:hAnsi="Calibri"/>
+          <w:sz w:val="22"/>
+          <w:szCs w:val="22"/>
+        </w:rPr>
+        <w:t xml:space="preserve">FK violation against a real Neon content table (if it still exists in Neon)</w:t>
+      </w:r>
+    </w:p>
+    <w:p>
+      <w:pPr>
+        <w:pStyle w:val="ListParagraph"/>
+        <w:numPr>
+          <w:ilvl w:val="0"/>
+          <w:numId w:val="2"/>
+        </w:numPr>
+        <w:spacing w:after="80" w:line="300"/>
+      </w:pPr>
+      <w:r>
+        <w:rPr>
+          <w:rFonts w:ascii="Calibri" w:cs="Calibri" w:eastAsia="Calibri" w:hAnsi="Calibri"/>
+          <w:sz w:val="22"/>
+          <w:szCs w:val="22"/>
+        </w:rPr>
+        <w:t xml:space="preserve">FK violation against a real Neon content table that was dropped from Neon (separate from the Supabase situation we were thinking about)</w:t>
+      </w:r>
+    </w:p>
+    <w:p>
+      <w:pPr>
+        <w:pStyle w:val="ListParagraph"/>
+        <w:numPr>
+          <w:ilvl w:val="0"/>
+          <w:numId w:val="2"/>
+        </w:numPr>
+        <w:spacing w:after="80" w:line="300"/>
+      </w:pPr>
+      <w:r>
+        <w:rPr>
+          <w:rFonts w:ascii="Calibri" w:cs="Calibri" w:eastAsia="Calibri" w:hAnsi="Calibri"/>
+          <w:sz w:val="22"/>
+          <w:szCs w:val="22"/>
+        </w:rPr>
+        <w:t xml:space="preserve">Type mismatch — favorites.contentId is varchar but the detail page sends UUIDs from content_items</w:t>
+      </w:r>
+    </w:p>
+    <w:p>
+      <w:pPr>
+        <w:pStyle w:val="ListParagraph"/>
+        <w:numPr>
+          <w:ilvl w:val="0"/>
+          <w:numId w:val="2"/>
+        </w:numPr>
+        <w:spacing w:after="80" w:line="300"/>
+      </w:pPr>
+      <w:r>
+        <w:rPr>
+          <w:rFonts w:ascii="Calibri" w:cs="Calibri" w:eastAsia="Calibri" w:hAnsi="Calibri"/>
+          <w:sz w:val="22"/>
+          <w:szCs w:val="22"/>
+        </w:rPr>
+        <w:t xml:space="preserve">An unrelated issue (Replit edge instability, auth token, etc.) that we incorrectly attributed to the favorites architecture</w:t>
+      </w:r>
+    </w:p>
+    <w:p>
+      <w:pPr>
+        <w:pStyle w:val="Heading2"/>
+        <w:spacing w:after="140" w:before="280"/>
+      </w:pPr>
+      <w:r>
+        <w:rPr>
+          <w:rFonts w:ascii="Calibri" w:cs="Calibri" w:eastAsia="Calibri" w:hAnsi="Calibri"/>
+          <w:b/>
+          <w:bCs/>
+          <w:color w:val="1F2937"/>
+          <w:sz w:val="26"/>
+          <w:szCs w:val="26"/>
+        </w:rPr>
+        <w:t xml:space="preserve">Phase 2 — Plan the actual fix</w:t>
+      </w:r>
+    </w:p>
+    <w:p>
+      <w:pPr>
+        <w:spacing w:after="140" w:line="300"/>
+      </w:pPr>
+      <w:r>
+        <w:rPr>
+          <w:rFonts w:ascii="Calibri" w:cs="Calibri" w:eastAsia="Calibri" w:hAnsi="Calibri"/>
+          <w:sz w:val="22"/>
+          <w:szCs w:val="22"/>
+        </w:rPr>
+        <w:t xml:space="preserve">Once the real failure mode is known, plan the fix. The plan WILL look different from the 2026-06-19 PM handoff's proposed plan. Don't reuse that plan as-is.</w:t>
       </w:r>
     </w:p>
     <w:p>
@@ -403,7 +1380,7 @@
           <w:sz w:val="32"/>
           <w:szCs w:val="32"/>
         </w:rPr>
-        <w:t xml:space="preserve">Sprint Progress (updated 2026-06-19 PM)</w:t>
+        <w:t xml:space="preserve">Sprint Progress (updated 2026-06-22 PM)</w:t>
       </w:r>
     </w:p>
     <w:tbl>
@@ -683,7 +1660,7 @@
                 <w:sz w:val="20"/>
                 <w:szCs w:val="20"/>
               </w:rPr>
-              <w:t xml:space="preserve">Commit 6885e80. 42 real rows in content_platform_availability. 30/40 items matched.</w:t>
+              <w:t xml:space="preserve">Commit 6885e80. Real TMDb data live in Supabase content_platform_availability.</w:t>
             </w:r>
           </w:p>
         </w:tc>
@@ -813,7 +1790,7 @@
                 <w:sz w:val="20"/>
                 <w:szCs w:val="20"/>
               </w:rPr>
-              <w:t xml:space="preserve">Commit 6eda1c1. Live TV serving 749 real programs.</w:t>
+              <w:t xml:space="preserve">Commit 6eda1c1. 749 real programs flowing.</w:t>
             </w:r>
           </w:p>
         </w:tc>
@@ -879,7 +1856,7 @@
                 <w:sz w:val="20"/>
                 <w:szCs w:val="20"/>
               </w:rPr>
-              <w:t xml:space="preserve">Detail page MVP at /content/:id</w:t>
+              <w:t xml:space="preserve">Detail page MVP</w:t>
             </w:r>
           </w:p>
         </w:tc>
@@ -943,7 +1920,7 @@
                 <w:sz w:val="20"/>
                 <w:szCs w:val="20"/>
               </w:rPr>
-              <w:t xml:space="preserve">Built (commit c6f0ba0), tested, surfaced favorites bug, reverted (commit ac7bebc). Code preserved at c6f0ba0 for resurrection after favorites fix.</w:t>
+              <w:t xml:space="preserve">Built at commit c6f0ba0, reverted at ac7bebc. Preserved in Git history for future resurrection.</w:t>
             </w:r>
           </w:p>
         </w:tc>
@@ -977,7 +1954,7 @@
                 <w:sz w:val="20"/>
                 <w:szCs w:val="20"/>
               </w:rPr>
-              <w:t xml:space="preserve">3a (new prereq)</w:t>
+              <w:t xml:space="preserve">3a</w:t>
             </w:r>
           </w:p>
         </w:tc>
@@ -1009,7 +1986,7 @@
                 <w:sz w:val="20"/>
                 <w:szCs w:val="20"/>
               </w:rPr>
-              <w:t xml:space="preserve">Migrate favorites + related tables off dead legacy `content` table</w:t>
+              <w:t xml:space="preserve">Favorites architectural fix</w:t>
             </w:r>
           </w:p>
         </w:tc>
@@ -1041,7 +2018,7 @@
                 <w:sz w:val="20"/>
                 <w:szCs w:val="20"/>
               </w:rPr>
-              <w:t xml:space="preserve">⏭️ NEXT</w:t>
+              <w:t xml:space="preserve">⏸️ PAUSED — needs re-diagnosis</w:t>
             </w:r>
           </w:p>
         </w:tc>
@@ -1073,7 +2050,7 @@
                 <w:sz w:val="20"/>
                 <w:szCs w:val="20"/>
               </w:rPr>
-              <w:t xml:space="preserve">Architectural fix. Tables to migrate: favorites, possibly watchHistory, continueWatching. Verify in shared/schema.ts. ~60-90 min focused session, fresh.</w:t>
+              <w:t xml:space="preserve">Session 2026-06-22 PM discovered we'd been diagnosing against the wrong database. Cannot proceed until Neon state is established. See Phase 0 in this handoff.</w:t>
             </w:r>
           </w:p>
         </w:tc>
@@ -1107,7 +2084,7 @@
                 <w:sz w:val="20"/>
                 <w:szCs w:val="20"/>
               </w:rPr>
-              <w:t xml:space="preserve">3b (after 3a)</w:t>
+              <w:t xml:space="preserve">3b</w:t>
             </w:r>
           </w:p>
         </w:tc>
@@ -1139,7 +2116,7 @@
                 <w:sz w:val="20"/>
                 <w:szCs w:val="20"/>
               </w:rPr>
-              <w:t xml:space="preserve">Re-ship detail page (cherry-pick c6f0ba0 or rebuild)</w:t>
+              <w:t xml:space="preserve">Re-ship detail page</w:t>
             </w:r>
           </w:p>
         </w:tc>
@@ -1171,7 +2148,7 @@
                 <w:sz w:val="20"/>
                 <w:szCs w:val="20"/>
               </w:rPr>
-              <w:t xml:space="preserve">Scheduled</w:t>
+              <w:t xml:space="preserve">Blocked by 3a</w:t>
             </w:r>
           </w:p>
         </w:tc>
@@ -1203,7 +2180,7 @@
                 <w:sz w:val="20"/>
                 <w:szCs w:val="20"/>
               </w:rPr>
-              <w:t xml:space="preserve">Once favorites works, detail page can land cleanly.</w:t>
+              <w:t xml:space="preserve"/>
             </w:r>
           </w:p>
         </w:tc>
@@ -1237,7 +2214,7 @@
                 <w:sz w:val="20"/>
                 <w:szCs w:val="20"/>
               </w:rPr>
-              <w:t xml:space="preserve">4-5</w:t>
+              <w:t xml:space="preserve">4-14</w:t>
             </w:r>
           </w:p>
         </w:tc>
@@ -1269,7 +2246,7 @@
                 <w:sz w:val="20"/>
                 <w:szCs w:val="20"/>
               </w:rPr>
-              <w:t xml:space="preserve">Categories + headliner + content-type sections</w:t>
+              <w:t xml:space="preserve">Categories, watchlist, mark-watched, deep-link, polish, beta</w:t>
             </w:r>
           </w:p>
         </w:tc>
@@ -1333,917 +2310,7 @@
                 <w:sz w:val="20"/>
                 <w:szCs w:val="20"/>
               </w:rPr>
-              <w:t xml:space="preserve"/>
-            </w:r>
-          </w:p>
-        </w:tc>
-      </w:tr>
-      <w:tr>
-        <w:tc>
-          <w:tcPr>
-            <w:tcW w:type="dxa" w:w="900"/>
-            <w:tcBorders>
-              <w:top w:val="single" w:color="D1D5DB" w:sz="4"/>
-              <w:left w:val="single" w:color="D1D5DB" w:sz="4"/>
-              <w:bottom w:val="single" w:color="D1D5DB" w:sz="4"/>
-              <w:right w:val="single" w:color="D1D5DB" w:sz="4"/>
-            </w:tcBorders>
-            <w:tcMar>
-              <w:top w:type="dxa" w:w="100"/>
-              <w:left w:type="dxa" w:w="140"/>
-              <w:bottom w:type="dxa" w:w="100"/>
-              <w:right w:type="dxa" w:w="140"/>
-            </w:tcMar>
-          </w:tcPr>
-          <w:p>
-            <w:pPr>
-              <w:spacing w:after="0"/>
-            </w:pPr>
-            <w:r>
-              <w:rPr>
-                <w:rFonts w:ascii="Calibri" w:cs="Calibri" w:eastAsia="Calibri" w:hAnsi="Calibri"/>
-                <w:b w:val="false"/>
-                <w:bCs w:val="false"/>
-                <w:sz w:val="20"/>
-                <w:szCs w:val="20"/>
-              </w:rPr>
-              <w:t xml:space="preserve">6</w:t>
-            </w:r>
-          </w:p>
-        </w:tc>
-        <w:tc>
-          <w:tcPr>
-            <w:tcW w:type="dxa" w:w="2700"/>
-            <w:tcBorders>
-              <w:top w:val="single" w:color="D1D5DB" w:sz="4"/>
-              <w:left w:val="single" w:color="D1D5DB" w:sz="4"/>
-              <w:bottom w:val="single" w:color="D1D5DB" w:sz="4"/>
-              <w:right w:val="single" w:color="D1D5DB" w:sz="4"/>
-            </w:tcBorders>
-            <w:tcMar>
-              <w:top w:type="dxa" w:w="100"/>
-              <w:left w:type="dxa" w:w="140"/>
-              <w:bottom w:type="dxa" w:w="100"/>
-              <w:right w:type="dxa" w:w="140"/>
-            </w:tcMar>
-          </w:tcPr>
-          <w:p>
-            <w:pPr>
-              <w:spacing w:after="0"/>
-            </w:pPr>
-            <w:r>
-              <w:rPr>
-                <w:rFonts w:ascii="Calibri" w:cs="Calibri" w:eastAsia="Calibri" w:hAnsi="Calibri"/>
-                <w:b w:val="false"/>
-                <w:bCs w:val="false"/>
-                <w:sz w:val="20"/>
-                <w:szCs w:val="20"/>
-              </w:rPr>
-              <w:t xml:space="preserve">Universal watchlist + favorites consolidation</w:t>
-            </w:r>
-          </w:p>
-        </w:tc>
-        <w:tc>
-          <w:tcPr>
-            <w:tcW w:type="dxa" w:w="1500"/>
-            <w:tcBorders>
-              <w:top w:val="single" w:color="D1D5DB" w:sz="4"/>
-              <w:left w:val="single" w:color="D1D5DB" w:sz="4"/>
-              <w:bottom w:val="single" w:color="D1D5DB" w:sz="4"/>
-              <w:right w:val="single" w:color="D1D5DB" w:sz="4"/>
-            </w:tcBorders>
-            <w:tcMar>
-              <w:top w:type="dxa" w:w="100"/>
-              <w:left w:type="dxa" w:w="140"/>
-              <w:bottom w:type="dxa" w:w="100"/>
-              <w:right w:type="dxa" w:w="140"/>
-            </w:tcMar>
-          </w:tcPr>
-          <w:p>
-            <w:pPr>
-              <w:spacing w:after="0"/>
-            </w:pPr>
-            <w:r>
-              <w:rPr>
-                <w:rFonts w:ascii="Calibri" w:cs="Calibri" w:eastAsia="Calibri" w:hAnsi="Calibri"/>
-                <w:b w:val="false"/>
-                <w:bCs w:val="false"/>
-                <w:sz w:val="20"/>
-                <w:szCs w:val="20"/>
-              </w:rPr>
-              <w:t xml:space="preserve">Scheduled</w:t>
-            </w:r>
-          </w:p>
-        </w:tc>
-        <w:tc>
-          <w:tcPr>
-            <w:tcW w:type="dxa" w:w="4060"/>
-            <w:tcBorders>
-              <w:top w:val="single" w:color="D1D5DB" w:sz="4"/>
-              <w:left w:val="single" w:color="D1D5DB" w:sz="4"/>
-              <w:bottom w:val="single" w:color="D1D5DB" w:sz="4"/>
-              <w:right w:val="single" w:color="D1D5DB" w:sz="4"/>
-            </w:tcBorders>
-            <w:tcMar>
-              <w:top w:type="dxa" w:w="100"/>
-              <w:left w:type="dxa" w:w="140"/>
-              <w:bottom w:type="dxa" w:w="100"/>
-              <w:right w:type="dxa" w:w="140"/>
-            </w:tcMar>
-          </w:tcPr>
-          <w:p>
-            <w:pPr>
-              <w:spacing w:after="0"/>
-            </w:pPr>
-            <w:r>
-              <w:rPr>
-                <w:rFonts w:ascii="Calibri" w:cs="Calibri" w:eastAsia="Calibri" w:hAnsi="Calibri"/>
-                <w:b w:val="false"/>
-                <w:bCs w:val="false"/>
-                <w:sz w:val="20"/>
-                <w:szCs w:val="20"/>
-              </w:rPr>
-              <w:t xml:space="preserve">Depends on 3a being done.</w:t>
-            </w:r>
-          </w:p>
-        </w:tc>
-      </w:tr>
-      <w:tr>
-        <w:tc>
-          <w:tcPr>
-            <w:tcW w:type="dxa" w:w="900"/>
-            <w:tcBorders>
-              <w:top w:val="single" w:color="D1D5DB" w:sz="4"/>
-              <w:left w:val="single" w:color="D1D5DB" w:sz="4"/>
-              <w:bottom w:val="single" w:color="D1D5DB" w:sz="4"/>
-              <w:right w:val="single" w:color="D1D5DB" w:sz="4"/>
-            </w:tcBorders>
-            <w:tcMar>
-              <w:top w:type="dxa" w:w="100"/>
-              <w:left w:type="dxa" w:w="140"/>
-              <w:bottom w:type="dxa" w:w="100"/>
-              <w:right w:type="dxa" w:w="140"/>
-            </w:tcMar>
-          </w:tcPr>
-          <w:p>
-            <w:pPr>
-              <w:spacing w:after="0"/>
-            </w:pPr>
-            <w:r>
-              <w:rPr>
-                <w:rFonts w:ascii="Calibri" w:cs="Calibri" w:eastAsia="Calibri" w:hAnsi="Calibri"/>
-                <w:b w:val="false"/>
-                <w:bCs w:val="false"/>
-                <w:sz w:val="20"/>
-                <w:szCs w:val="20"/>
-              </w:rPr>
-              <w:t xml:space="preserve">7</w:t>
-            </w:r>
-          </w:p>
-        </w:tc>
-        <w:tc>
-          <w:tcPr>
-            <w:tcW w:type="dxa" w:w="2700"/>
-            <w:tcBorders>
-              <w:top w:val="single" w:color="D1D5DB" w:sz="4"/>
-              <w:left w:val="single" w:color="D1D5DB" w:sz="4"/>
-              <w:bottom w:val="single" w:color="D1D5DB" w:sz="4"/>
-              <w:right w:val="single" w:color="D1D5DB" w:sz="4"/>
-            </w:tcBorders>
-            <w:tcMar>
-              <w:top w:type="dxa" w:w="100"/>
-              <w:left w:type="dxa" w:w="140"/>
-              <w:bottom w:type="dxa" w:w="100"/>
-              <w:right w:type="dxa" w:w="140"/>
-            </w:tcMar>
-          </w:tcPr>
-          <w:p>
-            <w:pPr>
-              <w:spacing w:after="0"/>
-            </w:pPr>
-            <w:r>
-              <w:rPr>
-                <w:rFonts w:ascii="Calibri" w:cs="Calibri" w:eastAsia="Calibri" w:hAnsi="Calibri"/>
-                <w:b w:val="false"/>
-                <w:bCs w:val="false"/>
-                <w:sz w:val="20"/>
-                <w:szCs w:val="20"/>
-              </w:rPr>
-              <w:t xml:space="preserve">Manual mark-as-watched + basic user profile</w:t>
-            </w:r>
-          </w:p>
-        </w:tc>
-        <w:tc>
-          <w:tcPr>
-            <w:tcW w:type="dxa" w:w="1500"/>
-            <w:tcBorders>
-              <w:top w:val="single" w:color="D1D5DB" w:sz="4"/>
-              <w:left w:val="single" w:color="D1D5DB" w:sz="4"/>
-              <w:bottom w:val="single" w:color="D1D5DB" w:sz="4"/>
-              <w:right w:val="single" w:color="D1D5DB" w:sz="4"/>
-            </w:tcBorders>
-            <w:tcMar>
-              <w:top w:type="dxa" w:w="100"/>
-              <w:left w:type="dxa" w:w="140"/>
-              <w:bottom w:type="dxa" w:w="100"/>
-              <w:right w:type="dxa" w:w="140"/>
-            </w:tcMar>
-          </w:tcPr>
-          <w:p>
-            <w:pPr>
-              <w:spacing w:after="0"/>
-            </w:pPr>
-            <w:r>
-              <w:rPr>
-                <w:rFonts w:ascii="Calibri" w:cs="Calibri" w:eastAsia="Calibri" w:hAnsi="Calibri"/>
-                <w:b w:val="false"/>
-                <w:bCs w:val="false"/>
-                <w:sz w:val="20"/>
-                <w:szCs w:val="20"/>
-              </w:rPr>
-              <w:t xml:space="preserve">Scheduled</w:t>
-            </w:r>
-          </w:p>
-        </w:tc>
-        <w:tc>
-          <w:tcPr>
-            <w:tcW w:type="dxa" w:w="4060"/>
-            <w:tcBorders>
-              <w:top w:val="single" w:color="D1D5DB" w:sz="4"/>
-              <w:left w:val="single" w:color="D1D5DB" w:sz="4"/>
-              <w:bottom w:val="single" w:color="D1D5DB" w:sz="4"/>
-              <w:right w:val="single" w:color="D1D5DB" w:sz="4"/>
-            </w:tcBorders>
-            <w:tcMar>
-              <w:top w:type="dxa" w:w="100"/>
-              <w:left w:type="dxa" w:w="140"/>
-              <w:bottom w:type="dxa" w:w="100"/>
-              <w:right w:type="dxa" w:w="140"/>
-            </w:tcMar>
-          </w:tcPr>
-          <w:p>
-            <w:pPr>
-              <w:spacing w:after="0"/>
-            </w:pPr>
-            <w:r>
-              <w:rPr>
-                <w:rFonts w:ascii="Calibri" w:cs="Calibri" w:eastAsia="Calibri" w:hAnsi="Calibri"/>
-                <w:b w:val="false"/>
-                <w:bCs w:val="false"/>
-                <w:sz w:val="20"/>
-                <w:szCs w:val="20"/>
-              </w:rPr>
-              <w:t xml:space="preserve"/>
-            </w:r>
-          </w:p>
-        </w:tc>
-      </w:tr>
-      <w:tr>
-        <w:tc>
-          <w:tcPr>
-            <w:tcW w:type="dxa" w:w="900"/>
-            <w:tcBorders>
-              <w:top w:val="single" w:color="D1D5DB" w:sz="4"/>
-              <w:left w:val="single" w:color="D1D5DB" w:sz="4"/>
-              <w:bottom w:val="single" w:color="D1D5DB" w:sz="4"/>
-              <w:right w:val="single" w:color="D1D5DB" w:sz="4"/>
-            </w:tcBorders>
-            <w:tcMar>
-              <w:top w:type="dxa" w:w="100"/>
-              <w:left w:type="dxa" w:w="140"/>
-              <w:bottom w:type="dxa" w:w="100"/>
-              <w:right w:type="dxa" w:w="140"/>
-            </w:tcMar>
-          </w:tcPr>
-          <w:p>
-            <w:pPr>
-              <w:spacing w:after="0"/>
-            </w:pPr>
-            <w:r>
-              <w:rPr>
-                <w:rFonts w:ascii="Calibri" w:cs="Calibri" w:eastAsia="Calibri" w:hAnsi="Calibri"/>
-                <w:b w:val="false"/>
-                <w:bCs w:val="false"/>
-                <w:sz w:val="20"/>
-                <w:szCs w:val="20"/>
-              </w:rPr>
-              <w:t xml:space="preserve">8</w:t>
-            </w:r>
-          </w:p>
-        </w:tc>
-        <w:tc>
-          <w:tcPr>
-            <w:tcW w:type="dxa" w:w="2700"/>
-            <w:tcBorders>
-              <w:top w:val="single" w:color="D1D5DB" w:sz="4"/>
-              <w:left w:val="single" w:color="D1D5DB" w:sz="4"/>
-              <w:bottom w:val="single" w:color="D1D5DB" w:sz="4"/>
-              <w:right w:val="single" w:color="D1D5DB" w:sz="4"/>
-            </w:tcBorders>
-            <w:tcMar>
-              <w:top w:type="dxa" w:w="100"/>
-              <w:left w:type="dxa" w:w="140"/>
-              <w:bottom w:type="dxa" w:w="100"/>
-              <w:right w:type="dxa" w:w="140"/>
-            </w:tcMar>
-          </w:tcPr>
-          <w:p>
-            <w:pPr>
-              <w:spacing w:after="0"/>
-            </w:pPr>
-            <w:r>
-              <w:rPr>
-                <w:rFonts w:ascii="Calibri" w:cs="Calibri" w:eastAsia="Calibri" w:hAnsi="Calibri"/>
-                <w:b w:val="false"/>
-                <w:bCs w:val="false"/>
-                <w:sz w:val="20"/>
-                <w:szCs w:val="20"/>
-              </w:rPr>
-              <w:t xml:space="preserve">Deep-link return flow restoration</w:t>
-            </w:r>
-          </w:p>
-        </w:tc>
-        <w:tc>
-          <w:tcPr>
-            <w:tcW w:type="dxa" w:w="1500"/>
-            <w:tcBorders>
-              <w:top w:val="single" w:color="D1D5DB" w:sz="4"/>
-              <w:left w:val="single" w:color="D1D5DB" w:sz="4"/>
-              <w:bottom w:val="single" w:color="D1D5DB" w:sz="4"/>
-              <w:right w:val="single" w:color="D1D5DB" w:sz="4"/>
-            </w:tcBorders>
-            <w:tcMar>
-              <w:top w:type="dxa" w:w="100"/>
-              <w:left w:type="dxa" w:w="140"/>
-              <w:bottom w:type="dxa" w:w="100"/>
-              <w:right w:type="dxa" w:w="140"/>
-            </w:tcMar>
-          </w:tcPr>
-          <w:p>
-            <w:pPr>
-              <w:spacing w:after="0"/>
-            </w:pPr>
-            <w:r>
-              <w:rPr>
-                <w:rFonts w:ascii="Calibri" w:cs="Calibri" w:eastAsia="Calibri" w:hAnsi="Calibri"/>
-                <w:b w:val="false"/>
-                <w:bCs w:val="false"/>
-                <w:sz w:val="20"/>
-                <w:szCs w:val="20"/>
-              </w:rPr>
-              <w:t xml:space="preserve">Scheduled</w:t>
-            </w:r>
-          </w:p>
-        </w:tc>
-        <w:tc>
-          <w:tcPr>
-            <w:tcW w:type="dxa" w:w="4060"/>
-            <w:tcBorders>
-              <w:top w:val="single" w:color="D1D5DB" w:sz="4"/>
-              <w:left w:val="single" w:color="D1D5DB" w:sz="4"/>
-              <w:bottom w:val="single" w:color="D1D5DB" w:sz="4"/>
-              <w:right w:val="single" w:color="D1D5DB" w:sz="4"/>
-            </w:tcBorders>
-            <w:tcMar>
-              <w:top w:type="dxa" w:w="100"/>
-              <w:left w:type="dxa" w:w="140"/>
-              <w:bottom w:type="dxa" w:w="100"/>
-              <w:right w:type="dxa" w:w="140"/>
-            </w:tcMar>
-          </w:tcPr>
-          <w:p>
-            <w:pPr>
-              <w:spacing w:after="0"/>
-            </w:pPr>
-            <w:r>
-              <w:rPr>
-                <w:rFonts w:ascii="Calibri" w:cs="Calibri" w:eastAsia="Calibri" w:hAnsi="Calibri"/>
-                <w:b w:val="false"/>
-                <w:bCs w:val="false"/>
-                <w:sz w:val="20"/>
-                <w:szCs w:val="20"/>
-              </w:rPr>
-              <w:t xml:space="preserve">Also covers Live TV deep-link gap and per-item deep links (Hulu, Netflix, etc.).</w:t>
-            </w:r>
-          </w:p>
-        </w:tc>
-      </w:tr>
-      <w:tr>
-        <w:tc>
-          <w:tcPr>
-            <w:tcW w:type="dxa" w:w="900"/>
-            <w:tcBorders>
-              <w:top w:val="single" w:color="D1D5DB" w:sz="4"/>
-              <w:left w:val="single" w:color="D1D5DB" w:sz="4"/>
-              <w:bottom w:val="single" w:color="D1D5DB" w:sz="4"/>
-              <w:right w:val="single" w:color="D1D5DB" w:sz="4"/>
-            </w:tcBorders>
-            <w:tcMar>
-              <w:top w:type="dxa" w:w="100"/>
-              <w:left w:type="dxa" w:w="140"/>
-              <w:bottom w:type="dxa" w:w="100"/>
-              <w:right w:type="dxa" w:w="140"/>
-            </w:tcMar>
-          </w:tcPr>
-          <w:p>
-            <w:pPr>
-              <w:spacing w:after="0"/>
-            </w:pPr>
-            <w:r>
-              <w:rPr>
-                <w:rFonts w:ascii="Calibri" w:cs="Calibri" w:eastAsia="Calibri" w:hAnsi="Calibri"/>
-                <w:b w:val="false"/>
-                <w:bCs w:val="false"/>
-                <w:sz w:val="20"/>
-                <w:szCs w:val="20"/>
-              </w:rPr>
-              <w:t xml:space="preserve">9-10</w:t>
-            </w:r>
-          </w:p>
-        </w:tc>
-        <w:tc>
-          <w:tcPr>
-            <w:tcW w:type="dxa" w:w="2700"/>
-            <w:tcBorders>
-              <w:top w:val="single" w:color="D1D5DB" w:sz="4"/>
-              <w:left w:val="single" w:color="D1D5DB" w:sz="4"/>
-              <w:bottom w:val="single" w:color="D1D5DB" w:sz="4"/>
-              <w:right w:val="single" w:color="D1D5DB" w:sz="4"/>
-            </w:tcBorders>
-            <w:tcMar>
-              <w:top w:type="dxa" w:w="100"/>
-              <w:left w:type="dxa" w:w="140"/>
-              <w:bottom w:type="dxa" w:w="100"/>
-              <w:right w:type="dxa" w:w="140"/>
-            </w:tcMar>
-          </w:tcPr>
-          <w:p>
-            <w:pPr>
-              <w:spacing w:after="0"/>
-            </w:pPr>
-            <w:r>
-              <w:rPr>
-                <w:rFonts w:ascii="Calibri" w:cs="Calibri" w:eastAsia="Calibri" w:hAnsi="Calibri"/>
-                <w:b w:val="false"/>
-                <w:bCs w:val="false"/>
-                <w:sz w:val="20"/>
-                <w:szCs w:val="20"/>
-              </w:rPr>
-              <w:t xml:space="preserve">Polish + smoke test with 2-3 trusted users</w:t>
-            </w:r>
-          </w:p>
-        </w:tc>
-        <w:tc>
-          <w:tcPr>
-            <w:tcW w:type="dxa" w:w="1500"/>
-            <w:tcBorders>
-              <w:top w:val="single" w:color="D1D5DB" w:sz="4"/>
-              <w:left w:val="single" w:color="D1D5DB" w:sz="4"/>
-              <w:bottom w:val="single" w:color="D1D5DB" w:sz="4"/>
-              <w:right w:val="single" w:color="D1D5DB" w:sz="4"/>
-            </w:tcBorders>
-            <w:tcMar>
-              <w:top w:type="dxa" w:w="100"/>
-              <w:left w:type="dxa" w:w="140"/>
-              <w:bottom w:type="dxa" w:w="100"/>
-              <w:right w:type="dxa" w:w="140"/>
-            </w:tcMar>
-          </w:tcPr>
-          <w:p>
-            <w:pPr>
-              <w:spacing w:after="0"/>
-            </w:pPr>
-            <w:r>
-              <w:rPr>
-                <w:rFonts w:ascii="Calibri" w:cs="Calibri" w:eastAsia="Calibri" w:hAnsi="Calibri"/>
-                <w:b w:val="false"/>
-                <w:bCs w:val="false"/>
-                <w:sz w:val="20"/>
-                <w:szCs w:val="20"/>
-              </w:rPr>
-              <w:t xml:space="preserve">Scheduled</w:t>
-            </w:r>
-          </w:p>
-        </w:tc>
-        <w:tc>
-          <w:tcPr>
-            <w:tcW w:type="dxa" w:w="4060"/>
-            <w:tcBorders>
-              <w:top w:val="single" w:color="D1D5DB" w:sz="4"/>
-              <w:left w:val="single" w:color="D1D5DB" w:sz="4"/>
-              <w:bottom w:val="single" w:color="D1D5DB" w:sz="4"/>
-              <w:right w:val="single" w:color="D1D5DB" w:sz="4"/>
-            </w:tcBorders>
-            <w:tcMar>
-              <w:top w:type="dxa" w:w="100"/>
-              <w:left w:type="dxa" w:w="140"/>
-              <w:bottom w:type="dxa" w:w="100"/>
-              <w:right w:type="dxa" w:w="140"/>
-            </w:tcMar>
-          </w:tcPr>
-          <w:p>
-            <w:pPr>
-              <w:spacing w:after="0"/>
-            </w:pPr>
-            <w:r>
-              <w:rPr>
-                <w:rFonts w:ascii="Calibri" w:cs="Calibri" w:eastAsia="Calibri" w:hAnsi="Calibri"/>
-                <w:b w:val="false"/>
-                <w:bCs w:val="false"/>
-                <w:sz w:val="20"/>
-                <w:szCs w:val="20"/>
-              </w:rPr>
-              <w:t xml:space="preserve"/>
-            </w:r>
-          </w:p>
-        </w:tc>
-      </w:tr>
-      <w:tr>
-        <w:tc>
-          <w:tcPr>
-            <w:tcW w:type="dxa" w:w="900"/>
-            <w:tcBorders>
-              <w:top w:val="single" w:color="D1D5DB" w:sz="4"/>
-              <w:left w:val="single" w:color="D1D5DB" w:sz="4"/>
-              <w:bottom w:val="single" w:color="D1D5DB" w:sz="4"/>
-              <w:right w:val="single" w:color="D1D5DB" w:sz="4"/>
-            </w:tcBorders>
-            <w:tcMar>
-              <w:top w:type="dxa" w:w="100"/>
-              <w:left w:type="dxa" w:w="140"/>
-              <w:bottom w:type="dxa" w:w="100"/>
-              <w:right w:type="dxa" w:w="140"/>
-            </w:tcMar>
-          </w:tcPr>
-          <w:p>
-            <w:pPr>
-              <w:spacing w:after="0"/>
-            </w:pPr>
-            <w:r>
-              <w:rPr>
-                <w:rFonts w:ascii="Calibri" w:cs="Calibri" w:eastAsia="Calibri" w:hAnsi="Calibri"/>
-                <w:b w:val="false"/>
-                <w:bCs w:val="false"/>
-                <w:sz w:val="20"/>
-                <w:szCs w:val="20"/>
-              </w:rPr>
-              <w:t xml:space="preserve">11-12</w:t>
-            </w:r>
-          </w:p>
-        </w:tc>
-        <w:tc>
-          <w:tcPr>
-            <w:tcW w:type="dxa" w:w="2700"/>
-            <w:tcBorders>
-              <w:top w:val="single" w:color="D1D5DB" w:sz="4"/>
-              <w:left w:val="single" w:color="D1D5DB" w:sz="4"/>
-              <w:bottom w:val="single" w:color="D1D5DB" w:sz="4"/>
-              <w:right w:val="single" w:color="D1D5DB" w:sz="4"/>
-            </w:tcBorders>
-            <w:tcMar>
-              <w:top w:type="dxa" w:w="100"/>
-              <w:left w:type="dxa" w:w="140"/>
-              <w:bottom w:type="dxa" w:w="100"/>
-              <w:right w:type="dxa" w:w="140"/>
-            </w:tcMar>
-          </w:tcPr>
-          <w:p>
-            <w:pPr>
-              <w:spacing w:after="0"/>
-            </w:pPr>
-            <w:r>
-              <w:rPr>
-                <w:rFonts w:ascii="Calibri" w:cs="Calibri" w:eastAsia="Calibri" w:hAnsi="Calibri"/>
-                <w:b w:val="false"/>
-                <w:bCs w:val="false"/>
-                <w:sz w:val="20"/>
-                <w:szCs w:val="20"/>
-              </w:rPr>
-              <w:t xml:space="preserve">Buffer for slippage</w:t>
-            </w:r>
-          </w:p>
-        </w:tc>
-        <w:tc>
-          <w:tcPr>
-            <w:tcW w:type="dxa" w:w="1500"/>
-            <w:tcBorders>
-              <w:top w:val="single" w:color="D1D5DB" w:sz="4"/>
-              <w:left w:val="single" w:color="D1D5DB" w:sz="4"/>
-              <w:bottom w:val="single" w:color="D1D5DB" w:sz="4"/>
-              <w:right w:val="single" w:color="D1D5DB" w:sz="4"/>
-            </w:tcBorders>
-            <w:tcMar>
-              <w:top w:type="dxa" w:w="100"/>
-              <w:left w:type="dxa" w:w="140"/>
-              <w:bottom w:type="dxa" w:w="100"/>
-              <w:right w:type="dxa" w:w="140"/>
-            </w:tcMar>
-          </w:tcPr>
-          <w:p>
-            <w:pPr>
-              <w:spacing w:after="0"/>
-            </w:pPr>
-            <w:r>
-              <w:rPr>
-                <w:rFonts w:ascii="Calibri" w:cs="Calibri" w:eastAsia="Calibri" w:hAnsi="Calibri"/>
-                <w:b w:val="false"/>
-                <w:bCs w:val="false"/>
-                <w:sz w:val="20"/>
-                <w:szCs w:val="20"/>
-              </w:rPr>
-              <w:t xml:space="preserve">Scheduled</w:t>
-            </w:r>
-          </w:p>
-        </w:tc>
-        <w:tc>
-          <w:tcPr>
-            <w:tcW w:type="dxa" w:w="4060"/>
-            <w:tcBorders>
-              <w:top w:val="single" w:color="D1D5DB" w:sz="4"/>
-              <w:left w:val="single" w:color="D1D5DB" w:sz="4"/>
-              <w:bottom w:val="single" w:color="D1D5DB" w:sz="4"/>
-              <w:right w:val="single" w:color="D1D5DB" w:sz="4"/>
-            </w:tcBorders>
-            <w:tcMar>
-              <w:top w:type="dxa" w:w="100"/>
-              <w:left w:type="dxa" w:w="140"/>
-              <w:bottom w:type="dxa" w:w="100"/>
-              <w:right w:type="dxa" w:w="140"/>
-            </w:tcMar>
-          </w:tcPr>
-          <w:p>
-            <w:pPr>
-              <w:spacing w:after="0"/>
-            </w:pPr>
-            <w:r>
-              <w:rPr>
-                <w:rFonts w:ascii="Calibri" w:cs="Calibri" w:eastAsia="Calibri" w:hAnsi="Calibri"/>
-                <w:b w:val="false"/>
-                <w:bCs w:val="false"/>
-                <w:sz w:val="20"/>
-                <w:szCs w:val="20"/>
-              </w:rPr>
-              <w:t xml:space="preserve">Already used ~half a day on today's revert. Buffer eaten into; consider rescoping later in sprint.</w:t>
-            </w:r>
-          </w:p>
-        </w:tc>
-      </w:tr>
-      <w:tr>
-        <w:tc>
-          <w:tcPr>
-            <w:tcW w:type="dxa" w:w="900"/>
-            <w:tcBorders>
-              <w:top w:val="single" w:color="D1D5DB" w:sz="4"/>
-              <w:left w:val="single" w:color="D1D5DB" w:sz="4"/>
-              <w:bottom w:val="single" w:color="D1D5DB" w:sz="4"/>
-              <w:right w:val="single" w:color="D1D5DB" w:sz="4"/>
-            </w:tcBorders>
-            <w:tcMar>
-              <w:top w:type="dxa" w:w="100"/>
-              <w:left w:type="dxa" w:w="140"/>
-              <w:bottom w:type="dxa" w:w="100"/>
-              <w:right w:type="dxa" w:w="140"/>
-            </w:tcMar>
-          </w:tcPr>
-          <w:p>
-            <w:pPr>
-              <w:spacing w:after="0"/>
-            </w:pPr>
-            <w:r>
-              <w:rPr>
-                <w:rFonts w:ascii="Calibri" w:cs="Calibri" w:eastAsia="Calibri" w:hAnsi="Calibri"/>
-                <w:b w:val="false"/>
-                <w:bCs w:val="false"/>
-                <w:sz w:val="20"/>
-                <w:szCs w:val="20"/>
-              </w:rPr>
-              <w:t xml:space="preserve">13</w:t>
-            </w:r>
-          </w:p>
-        </w:tc>
-        <w:tc>
-          <w:tcPr>
-            <w:tcW w:type="dxa" w:w="2700"/>
-            <w:tcBorders>
-              <w:top w:val="single" w:color="D1D5DB" w:sz="4"/>
-              <w:left w:val="single" w:color="D1D5DB" w:sz="4"/>
-              <w:bottom w:val="single" w:color="D1D5DB" w:sz="4"/>
-              <w:right w:val="single" w:color="D1D5DB" w:sz="4"/>
-            </w:tcBorders>
-            <w:tcMar>
-              <w:top w:type="dxa" w:w="100"/>
-              <w:left w:type="dxa" w:w="140"/>
-              <w:bottom w:type="dxa" w:w="100"/>
-              <w:right w:type="dxa" w:w="140"/>
-            </w:tcMar>
-          </w:tcPr>
-          <w:p>
-            <w:pPr>
-              <w:spacing w:after="0"/>
-            </w:pPr>
-            <w:r>
-              <w:rPr>
-                <w:rFonts w:ascii="Calibri" w:cs="Calibri" w:eastAsia="Calibri" w:hAnsi="Calibri"/>
-                <w:b w:val="false"/>
-                <w:bCs w:val="false"/>
-                <w:sz w:val="20"/>
-                <w:szCs w:val="20"/>
-              </w:rPr>
-              <w:t xml:space="preserve">Onboarding email + final test</w:t>
-            </w:r>
-          </w:p>
-        </w:tc>
-        <w:tc>
-          <w:tcPr>
-            <w:tcW w:type="dxa" w:w="1500"/>
-            <w:tcBorders>
-              <w:top w:val="single" w:color="D1D5DB" w:sz="4"/>
-              <w:left w:val="single" w:color="D1D5DB" w:sz="4"/>
-              <w:bottom w:val="single" w:color="D1D5DB" w:sz="4"/>
-              <w:right w:val="single" w:color="D1D5DB" w:sz="4"/>
-            </w:tcBorders>
-            <w:tcMar>
-              <w:top w:type="dxa" w:w="100"/>
-              <w:left w:type="dxa" w:w="140"/>
-              <w:bottom w:type="dxa" w:w="100"/>
-              <w:right w:type="dxa" w:w="140"/>
-            </w:tcMar>
-          </w:tcPr>
-          <w:p>
-            <w:pPr>
-              <w:spacing w:after="0"/>
-            </w:pPr>
-            <w:r>
-              <w:rPr>
-                <w:rFonts w:ascii="Calibri" w:cs="Calibri" w:eastAsia="Calibri" w:hAnsi="Calibri"/>
-                <w:b w:val="false"/>
-                <w:bCs w:val="false"/>
-                <w:sz w:val="20"/>
-                <w:szCs w:val="20"/>
-              </w:rPr>
-              <w:t xml:space="preserve">Scheduled</w:t>
-            </w:r>
-          </w:p>
-        </w:tc>
-        <w:tc>
-          <w:tcPr>
-            <w:tcW w:type="dxa" w:w="4060"/>
-            <w:tcBorders>
-              <w:top w:val="single" w:color="D1D5DB" w:sz="4"/>
-              <w:left w:val="single" w:color="D1D5DB" w:sz="4"/>
-              <w:bottom w:val="single" w:color="D1D5DB" w:sz="4"/>
-              <w:right w:val="single" w:color="D1D5DB" w:sz="4"/>
-            </w:tcBorders>
-            <w:tcMar>
-              <w:top w:type="dxa" w:w="100"/>
-              <w:left w:type="dxa" w:w="140"/>
-              <w:bottom w:type="dxa" w:w="100"/>
-              <w:right w:type="dxa" w:w="140"/>
-            </w:tcMar>
-          </w:tcPr>
-          <w:p>
-            <w:pPr>
-              <w:spacing w:after="0"/>
-            </w:pPr>
-            <w:r>
-              <w:rPr>
-                <w:rFonts w:ascii="Calibri" w:cs="Calibri" w:eastAsia="Calibri" w:hAnsi="Calibri"/>
-                <w:b w:val="false"/>
-                <w:bCs w:val="false"/>
-                <w:sz w:val="20"/>
-                <w:szCs w:val="20"/>
-              </w:rPr>
-              <w:t xml:space="preserve"/>
-            </w:r>
-          </w:p>
-        </w:tc>
-      </w:tr>
-      <w:tr>
-        <w:tc>
-          <w:tcPr>
-            <w:tcW w:type="dxa" w:w="900"/>
-            <w:tcBorders>
-              <w:top w:val="single" w:color="D1D5DB" w:sz="4"/>
-              <w:left w:val="single" w:color="D1D5DB" w:sz="4"/>
-              <w:bottom w:val="single" w:color="D1D5DB" w:sz="4"/>
-              <w:right w:val="single" w:color="D1D5DB" w:sz="4"/>
-            </w:tcBorders>
-            <w:tcMar>
-              <w:top w:type="dxa" w:w="100"/>
-              <w:left w:type="dxa" w:w="140"/>
-              <w:bottom w:type="dxa" w:w="100"/>
-              <w:right w:type="dxa" w:w="140"/>
-            </w:tcMar>
-          </w:tcPr>
-          <w:p>
-            <w:pPr>
-              <w:spacing w:after="0"/>
-            </w:pPr>
-            <w:r>
-              <w:rPr>
-                <w:rFonts w:ascii="Calibri" w:cs="Calibri" w:eastAsia="Calibri" w:hAnsi="Calibri"/>
-                <w:b w:val="false"/>
-                <w:bCs w:val="false"/>
-                <w:sz w:val="20"/>
-                <w:szCs w:val="20"/>
-              </w:rPr>
-              <w:t xml:space="preserve">14</w:t>
-            </w:r>
-          </w:p>
-        </w:tc>
-        <w:tc>
-          <w:tcPr>
-            <w:tcW w:type="dxa" w:w="2700"/>
-            <w:tcBorders>
-              <w:top w:val="single" w:color="D1D5DB" w:sz="4"/>
-              <w:left w:val="single" w:color="D1D5DB" w:sz="4"/>
-              <w:bottom w:val="single" w:color="D1D5DB" w:sz="4"/>
-              <w:right w:val="single" w:color="D1D5DB" w:sz="4"/>
-            </w:tcBorders>
-            <w:tcMar>
-              <w:top w:type="dxa" w:w="100"/>
-              <w:left w:type="dxa" w:w="140"/>
-              <w:bottom w:type="dxa" w:w="100"/>
-              <w:right w:type="dxa" w:w="140"/>
-            </w:tcMar>
-          </w:tcPr>
-          <w:p>
-            <w:pPr>
-              <w:spacing w:after="0"/>
-            </w:pPr>
-            <w:r>
-              <w:rPr>
-                <w:rFonts w:ascii="Calibri" w:cs="Calibri" w:eastAsia="Calibri" w:hAnsi="Calibri"/>
-                <w:b w:val="false"/>
-                <w:bCs w:val="false"/>
-                <w:sz w:val="20"/>
-                <w:szCs w:val="20"/>
-              </w:rPr>
-              <w:t xml:space="preserve">Open to 50 friends</w:t>
-            </w:r>
-          </w:p>
-        </w:tc>
-        <w:tc>
-          <w:tcPr>
-            <w:tcW w:type="dxa" w:w="1500"/>
-            <w:tcBorders>
-              <w:top w:val="single" w:color="D1D5DB" w:sz="4"/>
-              <w:left w:val="single" w:color="D1D5DB" w:sz="4"/>
-              <w:bottom w:val="single" w:color="D1D5DB" w:sz="4"/>
-              <w:right w:val="single" w:color="D1D5DB" w:sz="4"/>
-            </w:tcBorders>
-            <w:tcMar>
-              <w:top w:type="dxa" w:w="100"/>
-              <w:left w:type="dxa" w:w="140"/>
-              <w:bottom w:type="dxa" w:w="100"/>
-              <w:right w:type="dxa" w:w="140"/>
-            </w:tcMar>
-          </w:tcPr>
-          <w:p>
-            <w:pPr>
-              <w:spacing w:after="0"/>
-            </w:pPr>
-            <w:r>
-              <w:rPr>
-                <w:rFonts w:ascii="Calibri" w:cs="Calibri" w:eastAsia="Calibri" w:hAnsi="Calibri"/>
-                <w:b w:val="false"/>
-                <w:bCs w:val="false"/>
-                <w:sz w:val="20"/>
-                <w:szCs w:val="20"/>
-              </w:rPr>
-              <w:t xml:space="preserve">Scheduled</w:t>
-            </w:r>
-          </w:p>
-        </w:tc>
-        <w:tc>
-          <w:tcPr>
-            <w:tcW w:type="dxa" w:w="4060"/>
-            <w:tcBorders>
-              <w:top w:val="single" w:color="D1D5DB" w:sz="4"/>
-              <w:left w:val="single" w:color="D1D5DB" w:sz="4"/>
-              <w:bottom w:val="single" w:color="D1D5DB" w:sz="4"/>
-              <w:right w:val="single" w:color="D1D5DB" w:sz="4"/>
-            </w:tcBorders>
-            <w:tcMar>
-              <w:top w:type="dxa" w:w="100"/>
-              <w:left w:type="dxa" w:w="140"/>
-              <w:bottom w:type="dxa" w:w="100"/>
-              <w:right w:type="dxa" w:w="140"/>
-            </w:tcMar>
-          </w:tcPr>
-          <w:p>
-            <w:pPr>
-              <w:spacing w:after="0"/>
-            </w:pPr>
-            <w:r>
-              <w:rPr>
-                <w:rFonts w:ascii="Calibri" w:cs="Calibri" w:eastAsia="Calibri" w:hAnsi="Calibri"/>
-                <w:b w:val="false"/>
-                <w:bCs w:val="false"/>
-                <w:sz w:val="20"/>
-                <w:szCs w:val="20"/>
-              </w:rPr>
-              <w:t xml:space="preserve"/>
+              <w:t xml:space="preserve">Sprint timeline already eating into buffer. Consider rescoping after Day 3a complexity becomes known.</w:t>
             </w:r>
           </w:p>
         </w:tc>
@@ -2263,7 +2330,20 @@
           <w:sz w:val="32"/>
           <w:szCs w:val="32"/>
         </w:rPr>
-        <w:t xml:space="preserve">Day 3 Findings — Preserved for Resurrection</w:t>
+        <w:t xml:space="preserve">Day 3 Findings to Preserve (still valid)</w:t>
+      </w:r>
+    </w:p>
+    <w:p>
+      <w:pPr>
+        <w:spacing w:after="140" w:line="300"/>
+      </w:pPr>
+      <w:r>
+        <w:rPr>
+          <w:rFonts w:ascii="Calibri" w:cs="Calibri" w:eastAsia="Calibri" w:hAnsi="Calibri"/>
+          <w:sz w:val="22"/>
+          <w:szCs w:val="22"/>
+        </w:rPr>
+        <w:t xml:space="preserve">These are independent of the database confusion — they're frontend/design decisions made during Day 3 that should be carried forward to Day 3b (detail page re-ship).</w:t>
       </w:r>
     </w:p>
     <w:p>
@@ -2280,20 +2360,7 @@
           <w:sz w:val="26"/>
           <w:szCs w:val="26"/>
         </w:rPr>
-        <w:t xml:space="preserve">Detail page design decisions (approved 2026-06-19)</w:t>
-      </w:r>
-    </w:p>
-    <w:p>
-      <w:pPr>
-        <w:spacing w:after="140" w:line="300"/>
-      </w:pPr>
-      <w:r>
-        <w:rPr>
-          <w:rFonts w:ascii="Calibri" w:cs="Calibri" w:eastAsia="Calibri" w:hAnsi="Calibri"/>
-          <w:sz w:val="22"/>
-          <w:szCs w:val="22"/>
-        </w:rPr>
-        <w:t xml:space="preserve">These decisions were made and shipped in c6f0ba0. When re-shipping the detail page, use these unless explicitly rethinking:</w:t>
+        <w:t xml:space="preserve">Detail page design (approved 2026-06-19)</w:t>
       </w:r>
     </w:p>
     <w:p>
@@ -2341,15 +2408,15 @@
           <w:sz w:val="22"/>
           <w:szCs w:val="22"/>
         </w:rPr>
-        <w:t xml:space="preserve">Page wrapper: </w:t>
-      </w:r>
-      <w:r>
-        <w:rPr>
-          <w:rFonts w:ascii="Calibri" w:cs="Calibri" w:eastAsia="Calibri" w:hAnsi="Calibri"/>
-          <w:sz w:val="22"/>
-          <w:szCs w:val="22"/>
-        </w:rPr>
-        <w:t xml:space="preserve">client/src/pages/content-detail.tsx, ~350 lines</w:t>
+        <w:t xml:space="preserve">Layout: </w:t>
+      </w:r>
+      <w:r>
+        <w:rPr>
+          <w:rFonts w:ascii="Calibri" w:cs="Calibri" w:eastAsia="Calibri" w:hAnsi="Calibri"/>
+          <w:sz w:val="22"/>
+          <w:szCs w:val="22"/>
+        </w:rPr>
+        <w:t xml:space="preserve">hero with backdrop image + gradient overlay, poster inline, title + content_type + year + runtime metadata, action bar (favorite + Watch buttons inline) above description</w:t>
       </w:r>
     </w:p>
     <w:p>
@@ -2369,15 +2436,15 @@
           <w:sz w:val="22"/>
           <w:szCs w:val="22"/>
         </w:rPr>
-        <w:t xml:space="preserve">Layout: </w:t>
-      </w:r>
-      <w:r>
-        <w:rPr>
-          <w:rFonts w:ascii="Calibri" w:cs="Calibri" w:eastAsia="Calibri" w:hAnsi="Calibri"/>
-          <w:sz w:val="22"/>
-          <w:szCs w:val="22"/>
-        </w:rPr>
-        <w:t xml:space="preserve">hero with backdrop image + gradient overlay, poster inline, title + content_type + year + runtime metadata, action bar (favorite + Watch buttons inline) above description</w:t>
+        <w:t xml:space="preserve">Favorite button: </w:t>
+      </w:r>
+      <w:r>
+        <w:rPr>
+          <w:rFonts w:ascii="Calibri" w:cs="Calibri" w:eastAsia="Calibri" w:hAnsi="Calibri"/>
+          <w:sz w:val="22"/>
+          <w:szCs w:val="22"/>
+        </w:rPr>
+        <w:t xml:space="preserve">inline with Watch buttons, heart fills when favorited, label toggles between "Add to favorites" / "In favorites"</w:t>
       </w:r>
     </w:p>
     <w:p>
@@ -2397,15 +2464,15 @@
           <w:sz w:val="22"/>
           <w:szCs w:val="22"/>
         </w:rPr>
-        <w:t xml:space="preserve">Favorite button: </w:t>
-      </w:r>
-      <w:r>
-        <w:rPr>
-          <w:rFonts w:ascii="Calibri" w:cs="Calibri" w:eastAsia="Calibri" w:hAnsi="Calibri"/>
-          <w:sz w:val="22"/>
-          <w:szCs w:val="22"/>
-        </w:rPr>
-        <w:t xml:space="preserve">inline with Watch buttons, heart fills when favorited, label toggles "Add to favorites" / "In favorites"</w:t>
+        <w:t xml:space="preserve">No-availability message: </w:t>
+      </w:r>
+      <w:r>
+        <w:rPr>
+          <w:rFonts w:ascii="Calibri" w:cs="Calibri" w:eastAsia="Calibri" w:hAnsi="Calibri"/>
+          <w:sz w:val="22"/>
+          <w:szCs w:val="22"/>
+        </w:rPr>
+        <w:t xml:space="preserve">"Not currently streaming in the US" as gray italic text where Watch buttons would appear</w:t>
       </w:r>
     </w:p>
     <w:p>
@@ -2425,71 +2492,15 @@
           <w:sz w:val="22"/>
           <w:szCs w:val="22"/>
         </w:rPr>
-        <w:t xml:space="preserve">Watch buttons: </w:t>
-      </w:r>
-      <w:r>
-        <w:rPr>
-          <w:rFonts w:ascii="Calibri" w:cs="Calibri" w:eastAsia="Calibri" w:hAnsi="Calibri"/>
-          <w:sz w:val="22"/>
-          <w:szCs w:val="22"/>
-        </w:rPr>
-        <w:t xml:space="preserve">one per subscription-tier availability row. Click opens window.open(url, '_blank', 'noopener,noreferrer')</w:t>
-      </w:r>
-    </w:p>
-    <w:p>
-      <w:pPr>
-        <w:pStyle w:val="ListParagraph"/>
-        <w:numPr>
-          <w:ilvl w:val="0"/>
-          <w:numId w:val="2"/>
-        </w:numPr>
-        <w:spacing w:after="80" w:line="300"/>
-      </w:pPr>
-      <w:r>
-        <w:rPr>
-          <w:rFonts w:ascii="Calibri" w:cs="Calibri" w:eastAsia="Calibri" w:hAnsi="Calibri"/>
-          <w:b/>
-          <w:bCs/>
-          <w:sz w:val="22"/>
-          <w:szCs w:val="22"/>
-        </w:rPr>
-        <w:t xml:space="preserve">No-availability message: </w:t>
-      </w:r>
-      <w:r>
-        <w:rPr>
-          <w:rFonts w:ascii="Calibri" w:cs="Calibri" w:eastAsia="Calibri" w:hAnsi="Calibri"/>
-          <w:sz w:val="22"/>
-          <w:szCs w:val="22"/>
-        </w:rPr>
-        <w:t xml:space="preserve">"Not currently streaming in the US" as gray italic text</w:t>
-      </w:r>
-    </w:p>
-    <w:p>
-      <w:pPr>
-        <w:pStyle w:val="ListParagraph"/>
-        <w:numPr>
-          <w:ilvl w:val="0"/>
-          <w:numId w:val="2"/>
-        </w:numPr>
-        <w:spacing w:after="80" w:line="300"/>
-      </w:pPr>
-      <w:r>
-        <w:rPr>
-          <w:rFonts w:ascii="Calibri" w:cs="Calibri" w:eastAsia="Calibri" w:hAnsi="Calibri"/>
-          <w:b/>
-          <w:bCs/>
-          <w:sz w:val="22"/>
-          <w:szCs w:val="22"/>
-        </w:rPr>
-        <w:t xml:space="preserve">Card click navigation: </w:t>
-      </w:r>
-      <w:r>
-        <w:rPr>
-          <w:rFonts w:ascii="Calibri" w:cs="Calibri" w:eastAsia="Calibri" w:hAnsi="Calibri"/>
-          <w:sz w:val="22"/>
-          <w:szCs w:val="22"/>
-        </w:rPr>
-        <w:t xml:space="preserve">Option B — both card body AND Play button navigate to /content/:id. The `playContent` mutation was left in ContentCard.tsx as dead code in the original implementation.</w:t>
+        <w:t xml:space="preserve">Card click behavior: </w:t>
+      </w:r>
+      <w:r>
+        <w:rPr>
+          <w:rFonts w:ascii="Calibri" w:cs="Calibri" w:eastAsia="Calibri" w:hAnsi="Calibri"/>
+          <w:sz w:val="22"/>
+          <w:szCs w:val="22"/>
+        </w:rPr>
+        <w:t xml:space="preserve">Option B — both card body AND Play button navigate to /content/:id. playContent mutation left as dead code.</w:t>
       </w:r>
     </w:p>
     <w:p>
@@ -2506,12 +2517,12 @@
           <w:sz w:val="26"/>
           <w:szCs w:val="26"/>
         </w:rPr>
-        <w:t xml:space="preserve">Three issues identified during Day 3 testing</w:t>
+        <w:t xml:space="preserve">Two real frontend issues from Day 3 testing (independent of database confusion)</w:t>
       </w:r>
     </w:p>
     <w:tbl>
       <w:tblPr>
-        <w:tblW w:type="dxa" w:w="9160"/>
+        <w:tblW w:type="dxa" w:w="9200"/>
         <w:tblBorders>
           <w:top w:val="single" w:color="auto" w:sz="4"/>
           <w:left w:val="single" w:color="auto" w:sz="4"/>
@@ -2522,15 +2533,14 @@
         </w:tblBorders>
       </w:tblPr>
       <w:tblGrid>
-        <w:gridCol w:w="2500"/>
-        <w:gridCol w:w="1400"/>
-        <w:gridCol w:w="2700"/>
-        <w:gridCol w:w="2560"/>
+        <w:gridCol w:w="2200"/>
+        <w:gridCol w:w="3000"/>
+        <w:gridCol w:w="4000"/>
       </w:tblGrid>
       <w:tr>
         <w:tc>
           <w:tcPr>
-            <w:tcW w:type="dxa" w:w="2500"/>
+            <w:tcW w:type="dxa" w:w="2200"/>
             <w:tcBorders>
               <w:top w:val="single" w:color="D1D5DB" w:sz="4"/>
               <w:left w:val="single" w:color="D1D5DB" w:sz="4"/>
@@ -2563,7 +2573,7 @@
         </w:tc>
         <w:tc>
           <w:tcPr>
-            <w:tcW w:type="dxa" w:w="1400"/>
+            <w:tcW w:type="dxa" w:w="3000"/>
             <w:tcBorders>
               <w:top w:val="single" w:color="D1D5DB" w:sz="4"/>
               <w:left w:val="single" w:color="D1D5DB" w:sz="4"/>
@@ -2590,13 +2600,13 @@
                 <w:sz w:val="20"/>
                 <w:szCs w:val="20"/>
               </w:rPr>
-              <w:t xml:space="preserve">Severity</w:t>
-            </w:r>
-          </w:p>
-        </w:tc>
-        <w:tc>
-          <w:tcPr>
-            <w:tcW w:type="dxa" w:w="2700"/>
+              <w:t xml:space="preserve">Root cause</w:t>
+            </w:r>
+          </w:p>
+        </w:tc>
+        <w:tc>
+          <w:tcPr>
+            <w:tcW w:type="dxa" w:w="4000"/>
             <w:tcBorders>
               <w:top w:val="single" w:color="D1D5DB" w:sz="4"/>
               <w:left w:val="single" w:color="D1D5DB" w:sz="4"/>
@@ -2623,39 +2633,6 @@
                 <w:sz w:val="20"/>
                 <w:szCs w:val="20"/>
               </w:rPr>
-              <w:t xml:space="preserve">Root cause</w:t>
-            </w:r>
-          </w:p>
-        </w:tc>
-        <w:tc>
-          <w:tcPr>
-            <w:tcW w:type="dxa" w:w="2560"/>
-            <w:tcBorders>
-              <w:top w:val="single" w:color="D1D5DB" w:sz="4"/>
-              <w:left w:val="single" w:color="D1D5DB" w:sz="4"/>
-              <w:bottom w:val="single" w:color="D1D5DB" w:sz="4"/>
-              <w:right w:val="single" w:color="D1D5DB" w:sz="4"/>
-            </w:tcBorders>
-            <w:shd w:fill="E5E7EB" w:val="clear"/>
-            <w:tcMar>
-              <w:top w:type="dxa" w:w="100"/>
-              <w:left w:type="dxa" w:w="140"/>
-              <w:bottom w:type="dxa" w:w="100"/>
-              <w:right w:type="dxa" w:w="140"/>
-            </w:tcMar>
-          </w:tcPr>
-          <w:p>
-            <w:pPr>
-              <w:spacing w:after="0"/>
-            </w:pPr>
-            <w:r>
-              <w:rPr>
-                <w:rFonts w:ascii="Calibri" w:cs="Calibri" w:eastAsia="Calibri" w:hAnsi="Calibri"/>
-                <w:b/>
-                <w:bCs/>
-                <w:sz w:val="20"/>
-                <w:szCs w:val="20"/>
-              </w:rPr>
               <w:t xml:space="preserve">Fix approach</w:t>
             </w:r>
           </w:p>
@@ -2664,129 +2641,97 @@
       <w:tr>
         <w:tc>
           <w:tcPr>
-            <w:tcW w:type="dxa" w:w="2500"/>
-            <w:tcBorders>
-              <w:top w:val="single" w:color="D1D5DB" w:sz="4"/>
-              <w:left w:val="single" w:color="D1D5DB" w:sz="4"/>
-              <w:bottom w:val="single" w:color="D1D5DB" w:sz="4"/>
-              <w:right w:val="single" w:color="D1D5DB" w:sz="4"/>
-            </w:tcBorders>
-            <w:tcMar>
-              <w:top w:type="dxa" w:w="100"/>
-              <w:left w:type="dxa" w:w="140"/>
-              <w:bottom w:type="dxa" w:w="100"/>
-              <w:right w:type="dxa" w:w="140"/>
-            </w:tcMar>
-          </w:tcPr>
-          <w:p>
-            <w:pPr>
-              <w:spacing w:after="0"/>
-            </w:pPr>
-            <w:r>
-              <w:rPr>
-                <w:rFonts w:ascii="Calibri" w:cs="Calibri" w:eastAsia="Calibri" w:hAnsi="Calibri"/>
-                <w:b w:val="false"/>
-                <w:bCs w:val="false"/>
-                <w:sz w:val="20"/>
-                <w:szCs w:val="20"/>
-              </w:rPr>
-              <w:t xml:space="preserve">Add-to-Favorites button returns 502, crashes server, white-screens homepage</w:t>
-            </w:r>
-          </w:p>
-        </w:tc>
-        <w:tc>
-          <w:tcPr>
-            <w:tcW w:type="dxa" w:w="1400"/>
-            <w:tcBorders>
-              <w:top w:val="single" w:color="D1D5DB" w:sz="4"/>
-              <w:left w:val="single" w:color="D1D5DB" w:sz="4"/>
-              <w:bottom w:val="single" w:color="D1D5DB" w:sz="4"/>
-              <w:right w:val="single" w:color="D1D5DB" w:sz="4"/>
-            </w:tcBorders>
-            <w:tcMar>
-              <w:top w:type="dxa" w:w="100"/>
-              <w:left w:type="dxa" w:w="140"/>
-              <w:bottom w:type="dxa" w:w="100"/>
-              <w:right w:type="dxa" w:w="140"/>
-            </w:tcMar>
-          </w:tcPr>
-          <w:p>
-            <w:pPr>
-              <w:spacing w:after="0"/>
-            </w:pPr>
-            <w:r>
-              <w:rPr>
-                <w:rFonts w:ascii="Calibri" w:cs="Calibri" w:eastAsia="Calibri" w:hAnsi="Calibri"/>
-                <w:b w:val="false"/>
-                <w:bCs w:val="false"/>
-                <w:sz w:val="20"/>
-                <w:szCs w:val="20"/>
-              </w:rPr>
-              <w:t xml:space="preserve">High (server crash)</w:t>
-            </w:r>
-          </w:p>
-        </w:tc>
-        <w:tc>
-          <w:tcPr>
-            <w:tcW w:type="dxa" w:w="2700"/>
-            <w:tcBorders>
-              <w:top w:val="single" w:color="D1D5DB" w:sz="4"/>
-              <w:left w:val="single" w:color="D1D5DB" w:sz="4"/>
-              <w:bottom w:val="single" w:color="D1D5DB" w:sz="4"/>
-              <w:right w:val="single" w:color="D1D5DB" w:sz="4"/>
-            </w:tcBorders>
-            <w:tcMar>
-              <w:top w:type="dxa" w:w="100"/>
-              <w:left w:type="dxa" w:w="140"/>
-              <w:bottom w:type="dxa" w:w="100"/>
-              <w:right w:type="dxa" w:w="140"/>
-            </w:tcMar>
-          </w:tcPr>
-          <w:p>
-            <w:pPr>
-              <w:spacing w:after="0"/>
-            </w:pPr>
-            <w:r>
-              <w:rPr>
-                <w:rFonts w:ascii="Calibri" w:cs="Calibri" w:eastAsia="Calibri" w:hAnsi="Calibri"/>
-                <w:b w:val="false"/>
-                <w:bCs w:val="false"/>
-                <w:sz w:val="20"/>
-                <w:szCs w:val="20"/>
-              </w:rPr>
-              <w:t xml:space="preserve">favorites table FK points at non-existent legacy `content` table. Postgres FK violation crashes the request handler or causes timeout that Replit's edge interprets as 502.</w:t>
-            </w:r>
-          </w:p>
-        </w:tc>
-        <w:tc>
-          <w:tcPr>
-            <w:tcW w:type="dxa" w:w="2560"/>
-            <w:tcBorders>
-              <w:top w:val="single" w:color="D1D5DB" w:sz="4"/>
-              <w:left w:val="single" w:color="D1D5DB" w:sz="4"/>
-              <w:bottom w:val="single" w:color="D1D5DB" w:sz="4"/>
-              <w:right w:val="single" w:color="D1D5DB" w:sz="4"/>
-            </w:tcBorders>
-            <w:tcMar>
-              <w:top w:type="dxa" w:w="100"/>
-              <w:left w:type="dxa" w:w="140"/>
-              <w:bottom w:type="dxa" w:w="100"/>
-              <w:right w:type="dxa" w:w="140"/>
-            </w:tcMar>
-          </w:tcPr>
-          <w:p>
-            <w:pPr>
-              <w:spacing w:after="0"/>
-            </w:pPr>
-            <w:r>
-              <w:rPr>
-                <w:rFonts w:ascii="Calibri" w:cs="Calibri" w:eastAsia="Calibri" w:hAnsi="Calibri"/>
-                <w:b w:val="false"/>
-                <w:bCs w:val="false"/>
-                <w:sz w:val="20"/>
-                <w:szCs w:val="20"/>
-              </w:rPr>
-              <w:t xml:space="preserve">Architectural: migrate favorites FK to content_items. Likely needs to update Drizzle schema and run db:push or a Supabase migration. Verify storage.ts:getFavorites join logic still works after migration. ~60-90 min.</w:t>
+            <w:tcW w:type="dxa" w:w="2200"/>
+            <w:tcBorders>
+              <w:top w:val="single" w:color="D1D5DB" w:sz="4"/>
+              <w:left w:val="single" w:color="D1D5DB" w:sz="4"/>
+              <w:bottom w:val="single" w:color="D1D5DB" w:sz="4"/>
+              <w:right w:val="single" w:color="D1D5DB" w:sz="4"/>
+            </w:tcBorders>
+            <w:tcMar>
+              <w:top w:type="dxa" w:w="100"/>
+              <w:left w:type="dxa" w:w="140"/>
+              <w:bottom w:type="dxa" w:w="100"/>
+              <w:right w:type="dxa" w:w="140"/>
+            </w:tcMar>
+          </w:tcPr>
+          <w:p>
+            <w:pPr>
+              <w:spacing w:after="0"/>
+            </w:pPr>
+            <w:r>
+              <w:rPr>
+                <w:rFonts w:ascii="Calibri" w:cs="Calibri" w:eastAsia="Calibri" w:hAnsi="Calibri"/>
+                <w:b w:val="false"/>
+                <w:bCs w:val="false"/>
+                <w:sz w:val="20"/>
+                <w:szCs w:val="20"/>
+              </w:rPr>
+              <w:t xml:space="preserve">Watch button opens hulu:// (invalid on desktop Safari)</w:t>
+            </w:r>
+          </w:p>
+        </w:tc>
+        <w:tc>
+          <w:tcPr>
+            <w:tcW w:type="dxa" w:w="3000"/>
+            <w:tcBorders>
+              <w:top w:val="single" w:color="D1D5DB" w:sz="4"/>
+              <w:left w:val="single" w:color="D1D5DB" w:sz="4"/>
+              <w:bottom w:val="single" w:color="D1D5DB" w:sz="4"/>
+              <w:right w:val="single" w:color="D1D5DB" w:sz="4"/>
+            </w:tcBorders>
+            <w:tcMar>
+              <w:top w:type="dxa" w:w="100"/>
+              <w:left w:type="dxa" w:w="140"/>
+              <w:bottom w:type="dxa" w:w="100"/>
+              <w:right w:type="dxa" w:w="140"/>
+            </w:tcMar>
+          </w:tcPr>
+          <w:p>
+            <w:pPr>
+              <w:spacing w:after="0"/>
+            </w:pPr>
+            <w:r>
+              <w:rPr>
+                <w:rFonts w:ascii="Calibri" w:cs="Calibri" w:eastAsia="Calibri" w:hAnsi="Calibri"/>
+                <w:b w:val="false"/>
+                <w:bCs w:val="false"/>
+                <w:sz w:val="20"/>
+                <w:szCs w:val="20"/>
+              </w:rPr>
+              <w:t xml:space="preserve">deep_link_url field in availability rows contains iOS scheme (hulu://, netflix://) from platforms.deep_link_base</w:t>
+            </w:r>
+          </w:p>
+        </w:tc>
+        <w:tc>
+          <w:tcPr>
+            <w:tcW w:type="dxa" w:w="4000"/>
+            <w:tcBorders>
+              <w:top w:val="single" w:color="D1D5DB" w:sz="4"/>
+              <w:left w:val="single" w:color="D1D5DB" w:sz="4"/>
+              <w:bottom w:val="single" w:color="D1D5DB" w:sz="4"/>
+              <w:right w:val="single" w:color="D1D5DB" w:sz="4"/>
+            </w:tcBorders>
+            <w:tcMar>
+              <w:top w:type="dxa" w:w="100"/>
+              <w:left w:type="dxa" w:w="140"/>
+              <w:bottom w:type="dxa" w:w="100"/>
+              <w:right w:type="dxa" w:w="140"/>
+            </w:tcMar>
+          </w:tcPr>
+          <w:p>
+            <w:pPr>
+              <w:spacing w:after="0"/>
+            </w:pPr>
+            <w:r>
+              <w:rPr>
+                <w:rFonts w:ascii="Calibri" w:cs="Calibri" w:eastAsia="Calibri" w:hAnsi="Calibri"/>
+                <w:b w:val="false"/>
+                <w:bCs w:val="false"/>
+                <w:sz w:val="20"/>
+                <w:szCs w:val="20"/>
+              </w:rPr>
+              <w:t xml:space="preserve">In content-detail.tsx URL fallback: filter to https?:// only before window.open. ~4 lines.</w:t>
             </w:r>
           </w:p>
         </w:tc>
@@ -2794,355 +2739,102 @@
       <w:tr>
         <w:tc>
           <w:tcPr>
-            <w:tcW w:type="dxa" w:w="2500"/>
-            <w:tcBorders>
-              <w:top w:val="single" w:color="D1D5DB" w:sz="4"/>
-              <w:left w:val="single" w:color="D1D5DB" w:sz="4"/>
-              <w:bottom w:val="single" w:color="D1D5DB" w:sz="4"/>
-              <w:right w:val="single" w:color="D1D5DB" w:sz="4"/>
-            </w:tcBorders>
-            <w:tcMar>
-              <w:top w:type="dxa" w:w="100"/>
-              <w:left w:type="dxa" w:w="140"/>
-              <w:bottom w:type="dxa" w:w="100"/>
-              <w:right w:type="dxa" w:w="140"/>
-            </w:tcMar>
-          </w:tcPr>
-          <w:p>
-            <w:pPr>
-              <w:spacing w:after="0"/>
-            </w:pPr>
-            <w:r>
-              <w:rPr>
-                <w:rFonts w:ascii="Calibri" w:cs="Calibri" w:eastAsia="Calibri" w:hAnsi="Calibri"/>
-                <w:b w:val="false"/>
-                <w:bCs w:val="false"/>
-                <w:sz w:val="20"/>
-                <w:szCs w:val="20"/>
-              </w:rPr>
-              <w:t xml:space="preserve">Watch button on detail page opens hulu:// (invalid on desktop Safari)</w:t>
-            </w:r>
-          </w:p>
-        </w:tc>
-        <w:tc>
-          <w:tcPr>
-            <w:tcW w:type="dxa" w:w="1400"/>
-            <w:tcBorders>
-              <w:top w:val="single" w:color="D1D5DB" w:sz="4"/>
-              <w:left w:val="single" w:color="D1D5DB" w:sz="4"/>
-              <w:bottom w:val="single" w:color="D1D5DB" w:sz="4"/>
-              <w:right w:val="single" w:color="D1D5DB" w:sz="4"/>
-            </w:tcBorders>
-            <w:tcMar>
-              <w:top w:type="dxa" w:w="100"/>
-              <w:left w:type="dxa" w:w="140"/>
-              <w:bottom w:type="dxa" w:w="100"/>
-              <w:right w:type="dxa" w:w="140"/>
-            </w:tcMar>
-          </w:tcPr>
-          <w:p>
-            <w:pPr>
-              <w:spacing w:after="0"/>
-            </w:pPr>
-            <w:r>
-              <w:rPr>
-                <w:rFonts w:ascii="Calibri" w:cs="Calibri" w:eastAsia="Calibri" w:hAnsi="Calibri"/>
-                <w:b w:val="false"/>
-                <w:bCs w:val="false"/>
-                <w:sz w:val="20"/>
-                <w:szCs w:val="20"/>
-              </w:rPr>
-              <w:t xml:space="preserve">Medium (UX broken)</w:t>
-            </w:r>
-          </w:p>
-        </w:tc>
-        <w:tc>
-          <w:tcPr>
-            <w:tcW w:type="dxa" w:w="2700"/>
-            <w:tcBorders>
-              <w:top w:val="single" w:color="D1D5DB" w:sz="4"/>
-              <w:left w:val="single" w:color="D1D5DB" w:sz="4"/>
-              <w:bottom w:val="single" w:color="D1D5DB" w:sz="4"/>
-              <w:right w:val="single" w:color="D1D5DB" w:sz="4"/>
-            </w:tcBorders>
-            <w:tcMar>
-              <w:top w:type="dxa" w:w="100"/>
-              <w:left w:type="dxa" w:w="140"/>
-              <w:bottom w:type="dxa" w:w="100"/>
-              <w:right w:type="dxa" w:w="140"/>
-            </w:tcMar>
-          </w:tcPr>
-          <w:p>
-            <w:pPr>
-              <w:spacing w:after="0"/>
-            </w:pPr>
-            <w:r>
-              <w:rPr>
-                <w:rFonts w:ascii="Calibri" w:cs="Calibri" w:eastAsia="Calibri" w:hAnsi="Calibri"/>
-                <w:b w:val="false"/>
-                <w:bCs w:val="false"/>
-                <w:sz w:val="20"/>
-                <w:szCs w:val="20"/>
-              </w:rPr>
-              <w:t xml:space="preserve">deep_link_url field in availability rows contains iOS scheme (hulu://, netflix://, etc.) from platforms.deep_link_base. Detail page's URL fallback chain picked it first.</w:t>
-            </w:r>
-          </w:p>
-        </w:tc>
-        <w:tc>
-          <w:tcPr>
-            <w:tcW w:type="dxa" w:w="2560"/>
-            <w:tcBorders>
-              <w:top w:val="single" w:color="D1D5DB" w:sz="4"/>
-              <w:left w:val="single" w:color="D1D5DB" w:sz="4"/>
-              <w:bottom w:val="single" w:color="D1D5DB" w:sz="4"/>
-              <w:right w:val="single" w:color="D1D5DB" w:sz="4"/>
-            </w:tcBorders>
-            <w:tcMar>
-              <w:top w:type="dxa" w:w="100"/>
-              <w:left w:type="dxa" w:w="140"/>
-              <w:bottom w:type="dxa" w:w="100"/>
-              <w:right w:type="dxa" w:w="140"/>
-            </w:tcMar>
-          </w:tcPr>
-          <w:p>
-            <w:pPr>
-              <w:spacing w:after="0"/>
-            </w:pPr>
-            <w:r>
-              <w:rPr>
-                <w:rFonts w:ascii="Calibri" w:cs="Calibri" w:eastAsia="Calibri" w:hAnsi="Calibri"/>
-                <w:b w:val="false"/>
-                <w:bCs w:val="false"/>
-                <w:sz w:val="20"/>
-                <w:szCs w:val="20"/>
-              </w:rPr>
-              <w:t xml:space="preserve">Frontend: in content-detail.tsx Watch button rendering, filter URL candidates to https?:// only before window.open. ~4 lines.</w:t>
-            </w:r>
-          </w:p>
-        </w:tc>
-      </w:tr>
-      <w:tr>
-        <w:tc>
-          <w:tcPr>
-            <w:tcW w:type="dxa" w:w="2500"/>
-            <w:tcBorders>
-              <w:top w:val="single" w:color="D1D5DB" w:sz="4"/>
-              <w:left w:val="single" w:color="D1D5DB" w:sz="4"/>
-              <w:bottom w:val="single" w:color="D1D5DB" w:sz="4"/>
-              <w:right w:val="single" w:color="D1D5DB" w:sz="4"/>
-            </w:tcBorders>
-            <w:tcMar>
-              <w:top w:type="dxa" w:w="100"/>
-              <w:left w:type="dxa" w:w="140"/>
-              <w:bottom w:type="dxa" w:w="100"/>
-              <w:right w:type="dxa" w:w="140"/>
-            </w:tcMar>
-          </w:tcPr>
-          <w:p>
-            <w:pPr>
-              <w:spacing w:after="0"/>
-            </w:pPr>
-            <w:r>
-              <w:rPr>
-                <w:rFonts w:ascii="Calibri" w:cs="Calibri" w:eastAsia="Calibri" w:hAnsi="Calibri"/>
-                <w:b w:val="false"/>
-                <w:bCs w:val="false"/>
-                <w:sz w:val="20"/>
-                <w:szCs w:val="20"/>
-              </w:rPr>
-              <w:t xml:space="preserve">Sidebar React warning: 'Encountered two children with the same key, /'</w:t>
-            </w:r>
-          </w:p>
-        </w:tc>
-        <w:tc>
-          <w:tcPr>
-            <w:tcW w:type="dxa" w:w="1400"/>
-            <w:tcBorders>
-              <w:top w:val="single" w:color="D1D5DB" w:sz="4"/>
-              <w:left w:val="single" w:color="D1D5DB" w:sz="4"/>
-              <w:bottom w:val="single" w:color="D1D5DB" w:sz="4"/>
-              <w:right w:val="single" w:color="D1D5DB" w:sz="4"/>
-            </w:tcBorders>
-            <w:tcMar>
-              <w:top w:type="dxa" w:w="100"/>
-              <w:left w:type="dxa" w:w="140"/>
-              <w:bottom w:type="dxa" w:w="100"/>
-              <w:right w:type="dxa" w:w="140"/>
-            </w:tcMar>
-          </w:tcPr>
-          <w:p>
-            <w:pPr>
-              <w:spacing w:after="0"/>
-            </w:pPr>
-            <w:r>
-              <w:rPr>
-                <w:rFonts w:ascii="Calibri" w:cs="Calibri" w:eastAsia="Calibri" w:hAnsi="Calibri"/>
-                <w:b w:val="false"/>
-                <w:bCs w:val="false"/>
-                <w:sz w:val="20"/>
-                <w:szCs w:val="20"/>
-              </w:rPr>
-              <w:t xml:space="preserve">Cosmetic</w:t>
-            </w:r>
-          </w:p>
-        </w:tc>
-        <w:tc>
-          <w:tcPr>
-            <w:tcW w:type="dxa" w:w="2700"/>
-            <w:tcBorders>
-              <w:top w:val="single" w:color="D1D5DB" w:sz="4"/>
-              <w:left w:val="single" w:color="D1D5DB" w:sz="4"/>
-              <w:bottom w:val="single" w:color="D1D5DB" w:sz="4"/>
-              <w:right w:val="single" w:color="D1D5DB" w:sz="4"/>
-            </w:tcBorders>
-            <w:tcMar>
-              <w:top w:type="dxa" w:w="100"/>
-              <w:left w:type="dxa" w:w="140"/>
-              <w:bottom w:type="dxa" w:w="100"/>
-              <w:right w:type="dxa" w:w="140"/>
-            </w:tcMar>
-          </w:tcPr>
-          <w:p>
-            <w:pPr>
-              <w:spacing w:after="0"/>
-            </w:pPr>
-            <w:r>
-              <w:rPr>
-                <w:rFonts w:ascii="Calibri" w:cs="Calibri" w:eastAsia="Calibri" w:hAnsi="Calibri"/>
-                <w:b w:val="false"/>
-                <w:bCs w:val="false"/>
-                <w:sz w:val="20"/>
-                <w:szCs w:val="20"/>
-              </w:rPr>
-              <w:t xml:space="preserve">Likely both 'Home' nav entry and 'TV &amp; Movies' nav entry have href='/' producing duplicate React key in Sidebar.tsx navigationItems map</w:t>
-            </w:r>
-          </w:p>
-        </w:tc>
-        <w:tc>
-          <w:tcPr>
-            <w:tcW w:type="dxa" w:w="2560"/>
-            <w:tcBorders>
-              <w:top w:val="single" w:color="D1D5DB" w:sz="4"/>
-              <w:left w:val="single" w:color="D1D5DB" w:sz="4"/>
-              <w:bottom w:val="single" w:color="D1D5DB" w:sz="4"/>
-              <w:right w:val="single" w:color="D1D5DB" w:sz="4"/>
-            </w:tcBorders>
-            <w:tcMar>
-              <w:top w:type="dxa" w:w="100"/>
-              <w:left w:type="dxa" w:w="140"/>
-              <w:bottom w:type="dxa" w:w="100"/>
-              <w:right w:type="dxa" w:w="140"/>
-            </w:tcMar>
-          </w:tcPr>
-          <w:p>
-            <w:pPr>
-              <w:spacing w:after="0"/>
-            </w:pPr>
-            <w:r>
-              <w:rPr>
-                <w:rFonts w:ascii="Calibri" w:cs="Calibri" w:eastAsia="Calibri" w:hAnsi="Calibri"/>
-                <w:b w:val="false"/>
-                <w:bCs w:val="false"/>
-                <w:sz w:val="20"/>
-                <w:szCs w:val="20"/>
-              </w:rPr>
-              <w:t xml:space="preserve">Sidebar.tsx: assign unique testId or key per nav entry, or fix the underlying duplicate route. Out of scope for sprint.</w:t>
+            <w:tcW w:type="dxa" w:w="2200"/>
+            <w:tcBorders>
+              <w:top w:val="single" w:color="D1D5DB" w:sz="4"/>
+              <w:left w:val="single" w:color="D1D5DB" w:sz="4"/>
+              <w:bottom w:val="single" w:color="D1D5DB" w:sz="4"/>
+              <w:right w:val="single" w:color="D1D5DB" w:sz="4"/>
+            </w:tcBorders>
+            <w:tcMar>
+              <w:top w:type="dxa" w:w="100"/>
+              <w:left w:type="dxa" w:w="140"/>
+              <w:bottom w:type="dxa" w:w="100"/>
+              <w:right w:type="dxa" w:w="140"/>
+            </w:tcMar>
+          </w:tcPr>
+          <w:p>
+            <w:pPr>
+              <w:spacing w:after="0"/>
+            </w:pPr>
+            <w:r>
+              <w:rPr>
+                <w:rFonts w:ascii="Calibri" w:cs="Calibri" w:eastAsia="Calibri" w:hAnsi="Calibri"/>
+                <w:b w:val="false"/>
+                <w:bCs w:val="false"/>
+                <w:sz w:val="20"/>
+                <w:szCs w:val="20"/>
+              </w:rPr>
+              <w:t xml:space="preserve">Sidebar React warning: 'two children with the same key, /'</w:t>
+            </w:r>
+          </w:p>
+        </w:tc>
+        <w:tc>
+          <w:tcPr>
+            <w:tcW w:type="dxa" w:w="3000"/>
+            <w:tcBorders>
+              <w:top w:val="single" w:color="D1D5DB" w:sz="4"/>
+              <w:left w:val="single" w:color="D1D5DB" w:sz="4"/>
+              <w:bottom w:val="single" w:color="D1D5DB" w:sz="4"/>
+              <w:right w:val="single" w:color="D1D5DB" w:sz="4"/>
+            </w:tcBorders>
+            <w:tcMar>
+              <w:top w:type="dxa" w:w="100"/>
+              <w:left w:type="dxa" w:w="140"/>
+              <w:bottom w:type="dxa" w:w="100"/>
+              <w:right w:type="dxa" w:w="140"/>
+            </w:tcMar>
+          </w:tcPr>
+          <w:p>
+            <w:pPr>
+              <w:spacing w:after="0"/>
+            </w:pPr>
+            <w:r>
+              <w:rPr>
+                <w:rFonts w:ascii="Calibri" w:cs="Calibri" w:eastAsia="Calibri" w:hAnsi="Calibri"/>
+                <w:b w:val="false"/>
+                <w:bCs w:val="false"/>
+                <w:sz w:val="20"/>
+                <w:szCs w:val="20"/>
+              </w:rPr>
+              <w:t xml:space="preserve">Both 'Home' and 'TV &amp; Movies' nav entries have href='/' producing duplicate React key</w:t>
+            </w:r>
+          </w:p>
+        </w:tc>
+        <w:tc>
+          <w:tcPr>
+            <w:tcW w:type="dxa" w:w="4000"/>
+            <w:tcBorders>
+              <w:top w:val="single" w:color="D1D5DB" w:sz="4"/>
+              <w:left w:val="single" w:color="D1D5DB" w:sz="4"/>
+              <w:bottom w:val="single" w:color="D1D5DB" w:sz="4"/>
+              <w:right w:val="single" w:color="D1D5DB" w:sz="4"/>
+            </w:tcBorders>
+            <w:tcMar>
+              <w:top w:type="dxa" w:w="100"/>
+              <w:left w:type="dxa" w:w="140"/>
+              <w:bottom w:type="dxa" w:w="100"/>
+              <w:right w:type="dxa" w:w="140"/>
+            </w:tcMar>
+          </w:tcPr>
+          <w:p>
+            <w:pPr>
+              <w:spacing w:after="0"/>
+            </w:pPr>
+            <w:r>
+              <w:rPr>
+                <w:rFonts w:ascii="Calibri" w:cs="Calibri" w:eastAsia="Calibri" w:hAnsi="Calibri"/>
+                <w:b w:val="false"/>
+                <w:bCs w:val="false"/>
+                <w:sz w:val="20"/>
+                <w:szCs w:val="20"/>
+              </w:rPr>
+              <w:t xml:space="preserve">Sidebar.tsx: assign unique keys per nav entry, or fix duplicate route. Cosmetic, low priority.</w:t>
             </w:r>
           </w:p>
         </w:tc>
       </w:tr>
     </w:tbl>
-    <w:p>
-      <w:pPr>
-        <w:pStyle w:val="Heading2"/>
-        <w:spacing w:after="140" w:before="280"/>
-      </w:pPr>
-      <w:r>
-        <w:rPr>
-          <w:rFonts w:ascii="Calibri" w:cs="Calibri" w:eastAsia="Calibri" w:hAnsi="Calibri"/>
-          <w:b/>
-          <w:bCs/>
-          <w:color w:val="1F2937"/>
-          <w:sz w:val="26"/>
-          <w:szCs w:val="26"/>
-        </w:rPr>
-        <w:t xml:space="preserve">How to resurrect Day 3 work</w:t>
-      </w:r>
-    </w:p>
-    <w:p>
-      <w:pPr>
-        <w:spacing w:after="140" w:line="300"/>
-      </w:pPr>
-      <w:r>
-        <w:rPr>
-          <w:rFonts w:ascii="Calibri" w:cs="Calibri" w:eastAsia="Calibri" w:hAnsi="Calibri"/>
-          <w:sz w:val="22"/>
-          <w:szCs w:val="22"/>
-        </w:rPr>
-        <w:t xml:space="preserve">Two paths. Both assume favorites architecture has been fixed first.</w:t>
-      </w:r>
-    </w:p>
-    <w:p>
-      <w:pPr>
-        <w:spacing w:after="140" w:line="300"/>
-      </w:pPr>
-      <w:r>
-        <w:rPr>
-          <w:rFonts w:ascii="Calibri" w:cs="Calibri" w:eastAsia="Calibri" w:hAnsi="Calibri"/>
-          <w:b/>
-          <w:bCs/>
-          <w:sz w:val="22"/>
-          <w:szCs w:val="22"/>
-        </w:rPr>
-        <w:t xml:space="preserve">Path A — Cherry-pick: </w:t>
-      </w:r>
-      <w:r>
-        <w:rPr>
-          <w:rFonts w:ascii="Calibri" w:cs="Calibri" w:eastAsia="Calibri" w:hAnsi="Calibri"/>
-          <w:sz w:val="22"/>
-          <w:szCs w:val="22"/>
-        </w:rPr>
-        <w:t xml:space="preserve">git cherry-pick c6f0ba0 in Mac Terminal. Brings back the three files exactly as they were. Likely conflicts with the favorites fix; resolve manually.</w:t>
-      </w:r>
-    </w:p>
-    <w:p>
-      <w:pPr>
-        <w:spacing w:after="140" w:line="300"/>
-      </w:pPr>
-      <w:r>
-        <w:rPr>
-          <w:rFonts w:ascii="Calibri" w:cs="Calibri" w:eastAsia="Calibri" w:hAnsi="Calibri"/>
-          <w:b/>
-          <w:bCs/>
-          <w:sz w:val="22"/>
-          <w:szCs w:val="22"/>
-        </w:rPr>
-        <w:t xml:space="preserve">Path B — Re-implement: </w:t>
-      </w:r>
-      <w:r>
-        <w:rPr>
-          <w:rFonts w:ascii="Calibri" w:cs="Calibri" w:eastAsia="Calibri" w:hAnsi="Calibri"/>
-          <w:sz w:val="22"/>
-          <w:szCs w:val="22"/>
-        </w:rPr>
-        <w:t xml:space="preserve">Use commit c6f0ba0 as a reference for design and structure. Re-write content-detail.tsx, ContentCard.tsx changes, and App.tsx route on top of the new favorites architecture. Often faster than fighting cherry-pick conflicts.</w:t>
-      </w:r>
-    </w:p>
-    <w:p>
-      <w:pPr>
-        <w:spacing w:after="140" w:line="300"/>
-      </w:pPr>
-      <w:r>
-        <w:rPr>
-          <w:rFonts w:ascii="Calibri" w:cs="Calibri" w:eastAsia="Calibri" w:hAnsi="Calibri"/>
-          <w:b/>
-          <w:bCs/>
-          <w:sz w:val="22"/>
-          <w:szCs w:val="22"/>
-        </w:rPr>
-        <w:t xml:space="preserve">Either way, also apply the Watch-button URL filter fix during re-ship to avoid hulu:// issue.</w:t>
-      </w:r>
-    </w:p>
     <w:p>
       <w:pPr>
         <w:pStyle w:val="Heading1"/>
@@ -3157,7 +2849,7 @@
           <w:sz w:val="32"/>
           <w:szCs w:val="32"/>
         </w:rPr>
-        <w:t xml:space="preserve">Absolute Current State (as of 2026-06-19 PM, post-revert)</w:t>
+        <w:t xml:space="preserve">Absolute Current State (as of 2026-06-22 PM)</w:t>
       </w:r>
     </w:p>
     <w:tbl>
@@ -3174,8 +2866,8 @@
       </w:tblPr>
       <w:tblGrid>
         <w:gridCol w:w="1900"/>
-        <w:gridCol w:w="2700"/>
-        <w:gridCol w:w="4560"/>
+        <w:gridCol w:w="2400"/>
+        <w:gridCol w:w="4860"/>
       </w:tblGrid>
       <w:tr>
         <w:tc>
@@ -3213,7 +2905,7 @@
         </w:tc>
         <w:tc>
           <w:tcPr>
-            <w:tcW w:type="dxa" w:w="2700"/>
+            <w:tcW w:type="dxa" w:w="2400"/>
             <w:tcBorders>
               <w:top w:val="single" w:color="D1D5DB" w:sz="4"/>
               <w:left w:val="single" w:color="D1D5DB" w:sz="4"/>
@@ -3246,7 +2938,7 @@
         </w:tc>
         <w:tc>
           <w:tcPr>
-            <w:tcW w:type="dxa" w:w="4560"/>
+            <w:tcW w:type="dxa" w:w="4860"/>
             <w:tcBorders>
               <w:top w:val="single" w:color="D1D5DB" w:sz="4"/>
               <w:left w:val="single" w:color="D1D5DB" w:sz="4"/>
@@ -3313,65 +3005,65 @@
         </w:tc>
         <w:tc>
           <w:tcPr>
-            <w:tcW w:type="dxa" w:w="2700"/>
-            <w:tcBorders>
-              <w:top w:val="single" w:color="D1D5DB" w:sz="4"/>
-              <w:left w:val="single" w:color="D1D5DB" w:sz="4"/>
-              <w:bottom w:val="single" w:color="D1D5DB" w:sz="4"/>
-              <w:right w:val="single" w:color="D1D5DB" w:sz="4"/>
-            </w:tcBorders>
-            <w:tcMar>
-              <w:top w:type="dxa" w:w="100"/>
-              <w:left w:type="dxa" w:w="140"/>
-              <w:bottom w:type="dxa" w:w="100"/>
-              <w:right w:type="dxa" w:w="140"/>
-            </w:tcMar>
-          </w:tcPr>
-          <w:p>
-            <w:pPr>
-              <w:spacing w:after="0"/>
-            </w:pPr>
-            <w:r>
-              <w:rPr>
-                <w:rFonts w:ascii="Calibri" w:cs="Calibri" w:eastAsia="Calibri" w:hAnsi="Calibri"/>
-                <w:b w:val="false"/>
-                <w:bCs w:val="false"/>
-                <w:sz w:val="20"/>
-                <w:szCs w:val="20"/>
-              </w:rPr>
-              <w:t xml:space="preserve">ac7bebc Revert 'Add content detail page MVP and route card clicks through it'</w:t>
-            </w:r>
-          </w:p>
-        </w:tc>
-        <w:tc>
-          <w:tcPr>
-            <w:tcW w:type="dxa" w:w="4560"/>
-            <w:tcBorders>
-              <w:top w:val="single" w:color="D1D5DB" w:sz="4"/>
-              <w:left w:val="single" w:color="D1D5DB" w:sz="4"/>
-              <w:bottom w:val="single" w:color="D1D5DB" w:sz="4"/>
-              <w:right w:val="single" w:color="D1D5DB" w:sz="4"/>
-            </w:tcBorders>
-            <w:tcMar>
-              <w:top w:type="dxa" w:w="100"/>
-              <w:left w:type="dxa" w:w="140"/>
-              <w:bottom w:type="dxa" w:w="100"/>
-              <w:right w:type="dxa" w:w="140"/>
-            </w:tcMar>
-          </w:tcPr>
-          <w:p>
-            <w:pPr>
-              <w:spacing w:after="0"/>
-            </w:pPr>
-            <w:r>
-              <w:rPr>
-                <w:rFonts w:ascii="Calibri" w:cs="Calibri" w:eastAsia="Calibri" w:hAnsi="Calibri"/>
-                <w:b w:val="false"/>
-                <w:bCs w:val="false"/>
-                <w:sz w:val="20"/>
-                <w:szCs w:val="20"/>
-              </w:rPr>
-              <w:t xml:space="preserve">Day 3 reverted. Codebase functionally at end-of-Day-2 state plus today's handoff updates.</w:t>
+            <w:tcW w:type="dxa" w:w="2400"/>
+            <w:tcBorders>
+              <w:top w:val="single" w:color="D1D5DB" w:sz="4"/>
+              <w:left w:val="single" w:color="D1D5DB" w:sz="4"/>
+              <w:bottom w:val="single" w:color="D1D5DB" w:sz="4"/>
+              <w:right w:val="single" w:color="D1D5DB" w:sz="4"/>
+            </w:tcBorders>
+            <w:tcMar>
+              <w:top w:type="dxa" w:w="100"/>
+              <w:left w:type="dxa" w:w="140"/>
+              <w:bottom w:type="dxa" w:w="100"/>
+              <w:right w:type="dxa" w:w="140"/>
+            </w:tcMar>
+          </w:tcPr>
+          <w:p>
+            <w:pPr>
+              <w:spacing w:after="0"/>
+            </w:pPr>
+            <w:r>
+              <w:rPr>
+                <w:rFonts w:ascii="Calibri" w:cs="Calibri" w:eastAsia="Calibri" w:hAnsi="Calibri"/>
+                <w:b w:val="false"/>
+                <w:bCs w:val="false"/>
+                <w:sz w:val="20"/>
+                <w:szCs w:val="20"/>
+              </w:rPr>
+              <w:t xml:space="preserve">467a81e (the prior handoff)</w:t>
+            </w:r>
+          </w:p>
+        </w:tc>
+        <w:tc>
+          <w:tcPr>
+            <w:tcW w:type="dxa" w:w="4860"/>
+            <w:tcBorders>
+              <w:top w:val="single" w:color="D1D5DB" w:sz="4"/>
+              <w:left w:val="single" w:color="D1D5DB" w:sz="4"/>
+              <w:bottom w:val="single" w:color="D1D5DB" w:sz="4"/>
+              <w:right w:val="single" w:color="D1D5DB" w:sz="4"/>
+            </w:tcBorders>
+            <w:tcMar>
+              <w:top w:type="dxa" w:w="100"/>
+              <w:left w:type="dxa" w:w="140"/>
+              <w:bottom w:type="dxa" w:w="100"/>
+              <w:right w:type="dxa" w:w="140"/>
+            </w:tcMar>
+          </w:tcPr>
+          <w:p>
+            <w:pPr>
+              <w:spacing w:after="0"/>
+            </w:pPr>
+            <w:r>
+              <w:rPr>
+                <w:rFonts w:ascii="Calibri" w:cs="Calibri" w:eastAsia="Calibri" w:hAnsi="Calibri"/>
+                <w:b w:val="false"/>
+                <w:bCs w:val="false"/>
+                <w:sz w:val="20"/>
+                <w:szCs w:val="20"/>
+              </w:rPr>
+              <w:t xml:space="preserve">Working tree clean. Day 3 reverted at ac7bebc; Day 3 code preserved at c6f0ba0.</w:t>
             </w:r>
           </w:p>
         </w:tc>
@@ -3405,71 +3097,71 @@
                 <w:sz w:val="20"/>
                 <w:szCs w:val="20"/>
               </w:rPr>
-              <w:t xml:space="preserve">Day 3 work preserved</w:t>
-            </w:r>
-          </w:p>
-        </w:tc>
-        <w:tc>
-          <w:tcPr>
-            <w:tcW w:type="dxa" w:w="2700"/>
-            <w:tcBorders>
-              <w:top w:val="single" w:color="D1D5DB" w:sz="4"/>
-              <w:left w:val="single" w:color="D1D5DB" w:sz="4"/>
-              <w:bottom w:val="single" w:color="D1D5DB" w:sz="4"/>
-              <w:right w:val="single" w:color="D1D5DB" w:sz="4"/>
-            </w:tcBorders>
-            <w:tcMar>
-              <w:top w:type="dxa" w:w="100"/>
-              <w:left w:type="dxa" w:w="140"/>
-              <w:bottom w:type="dxa" w:w="100"/>
-              <w:right w:type="dxa" w:w="140"/>
-            </w:tcMar>
-          </w:tcPr>
-          <w:p>
-            <w:pPr>
-              <w:spacing w:after="0"/>
-            </w:pPr>
-            <w:r>
-              <w:rPr>
-                <w:rFonts w:ascii="Calibri" w:cs="Calibri" w:eastAsia="Calibri" w:hAnsi="Calibri"/>
-                <w:b w:val="false"/>
-                <w:bCs w:val="false"/>
-                <w:sz w:val="20"/>
-                <w:szCs w:val="20"/>
-              </w:rPr>
-              <w:t xml:space="preserve">c6f0ba0 (in Git history, NOT in working tree)</w:t>
-            </w:r>
-          </w:p>
-        </w:tc>
-        <w:tc>
-          <w:tcPr>
-            <w:tcW w:type="dxa" w:w="4560"/>
-            <w:tcBorders>
-              <w:top w:val="single" w:color="D1D5DB" w:sz="4"/>
-              <w:left w:val="single" w:color="D1D5DB" w:sz="4"/>
-              <w:bottom w:val="single" w:color="D1D5DB" w:sz="4"/>
-              <w:right w:val="single" w:color="D1D5DB" w:sz="4"/>
-            </w:tcBorders>
-            <w:tcMar>
-              <w:top w:type="dxa" w:w="100"/>
-              <w:left w:type="dxa" w:w="140"/>
-              <w:bottom w:type="dxa" w:w="100"/>
-              <w:right w:type="dxa" w:w="140"/>
-            </w:tcMar>
-          </w:tcPr>
-          <w:p>
-            <w:pPr>
-              <w:spacing w:after="0"/>
-            </w:pPr>
-            <w:r>
-              <w:rPr>
-                <w:rFonts w:ascii="Calibri" w:cs="Calibri" w:eastAsia="Calibri" w:hAnsi="Calibri"/>
-                <w:b w:val="false"/>
-                <w:bCs w:val="false"/>
-                <w:sz w:val="20"/>
-                <w:szCs w:val="20"/>
-              </w:rPr>
-              <w:t xml:space="preserve">content-detail.tsx (351 lines), App.tsx route, ContentCard.tsx changes. Cherry-pickable for future resurrection.</w:t>
+              <w:t xml:space="preserve">Codebase behavior</w:t>
+            </w:r>
+          </w:p>
+        </w:tc>
+        <w:tc>
+          <w:tcPr>
+            <w:tcW w:type="dxa" w:w="2400"/>
+            <w:tcBorders>
+              <w:top w:val="single" w:color="D1D5DB" w:sz="4"/>
+              <w:left w:val="single" w:color="D1D5DB" w:sz="4"/>
+              <w:bottom w:val="single" w:color="D1D5DB" w:sz="4"/>
+              <w:right w:val="single" w:color="D1D5DB" w:sz="4"/>
+            </w:tcBorders>
+            <w:tcMar>
+              <w:top w:type="dxa" w:w="100"/>
+              <w:left w:type="dxa" w:w="140"/>
+              <w:bottom w:type="dxa" w:w="100"/>
+              <w:right w:type="dxa" w:w="140"/>
+            </w:tcMar>
+          </w:tcPr>
+          <w:p>
+            <w:pPr>
+              <w:spacing w:after="0"/>
+            </w:pPr>
+            <w:r>
+              <w:rPr>
+                <w:rFonts w:ascii="Calibri" w:cs="Calibri" w:eastAsia="Calibri" w:hAnsi="Calibri"/>
+                <w:b w:val="false"/>
+                <w:bCs w:val="false"/>
+                <w:sz w:val="20"/>
+                <w:szCs w:val="20"/>
+              </w:rPr>
+              <w:t xml:space="preserve">End of Day 2 baseline</w:t>
+            </w:r>
+          </w:p>
+        </w:tc>
+        <w:tc>
+          <w:tcPr>
+            <w:tcW w:type="dxa" w:w="4860"/>
+            <w:tcBorders>
+              <w:top w:val="single" w:color="D1D5DB" w:sz="4"/>
+              <w:left w:val="single" w:color="D1D5DB" w:sz="4"/>
+              <w:bottom w:val="single" w:color="D1D5DB" w:sz="4"/>
+              <w:right w:val="single" w:color="D1D5DB" w:sz="4"/>
+            </w:tcBorders>
+            <w:tcMar>
+              <w:top w:type="dxa" w:w="100"/>
+              <w:left w:type="dxa" w:w="140"/>
+              <w:bottom w:type="dxa" w:w="100"/>
+              <w:right w:type="dxa" w:w="140"/>
+            </w:tcMar>
+          </w:tcPr>
+          <w:p>
+            <w:pPr>
+              <w:spacing w:after="0"/>
+            </w:pPr>
+            <w:r>
+              <w:rPr>
+                <w:rFonts w:ascii="Calibri" w:cs="Calibri" w:eastAsia="Calibri" w:hAnsi="Calibri"/>
+                <w:b w:val="false"/>
+                <w:bCs w:val="false"/>
+                <w:sz w:val="20"/>
+                <w:szCs w:val="20"/>
+              </w:rPr>
+              <w:t xml:space="preserve">Homepage cards render. Cards clicking produces 'Playback Error' toast (legacy /api/play-external/:id — pre-existing, NOT a tonight regression). Live TV works. Real availability data flowing through detail-page-style queries (though detail page itself is reverted).</w:t>
             </w:r>
           </w:p>
         </w:tc>
@@ -3503,71 +3195,71 @@
                 <w:sz w:val="20"/>
                 <w:szCs w:val="20"/>
               </w:rPr>
-              <w:t xml:space="preserve">content_platform_availability</w:t>
-            </w:r>
-          </w:p>
-        </w:tc>
-        <w:tc>
-          <w:tcPr>
-            <w:tcW w:type="dxa" w:w="2700"/>
-            <w:tcBorders>
-              <w:top w:val="single" w:color="D1D5DB" w:sz="4"/>
-              <w:left w:val="single" w:color="D1D5DB" w:sz="4"/>
-              <w:bottom w:val="single" w:color="D1D5DB" w:sz="4"/>
-              <w:right w:val="single" w:color="D1D5DB" w:sz="4"/>
-            </w:tcBorders>
-            <w:tcMar>
-              <w:top w:type="dxa" w:w="100"/>
-              <w:left w:type="dxa" w:w="140"/>
-              <w:bottom w:type="dxa" w:w="100"/>
-              <w:right w:type="dxa" w:w="140"/>
-            </w:tcMar>
-          </w:tcPr>
-          <w:p>
-            <w:pPr>
-              <w:spacing w:after="0"/>
-            </w:pPr>
-            <w:r>
-              <w:rPr>
-                <w:rFonts w:ascii="Calibri" w:cs="Calibri" w:eastAsia="Calibri" w:hAnsi="Calibri"/>
-                <w:b w:val="false"/>
-                <w:bCs w:val="false"/>
-                <w:sz w:val="20"/>
-                <w:szCs w:val="20"/>
-              </w:rPr>
-              <w:t xml:space="preserve">42 REAL rows</w:t>
-            </w:r>
-          </w:p>
-        </w:tc>
-        <w:tc>
-          <w:tcPr>
-            <w:tcW w:type="dxa" w:w="4560"/>
-            <w:tcBorders>
-              <w:top w:val="single" w:color="D1D5DB" w:sz="4"/>
-              <w:left w:val="single" w:color="D1D5DB" w:sz="4"/>
-              <w:bottom w:val="single" w:color="D1D5DB" w:sz="4"/>
-              <w:right w:val="single" w:color="D1D5DB" w:sz="4"/>
-            </w:tcBorders>
-            <w:tcMar>
-              <w:top w:type="dxa" w:w="100"/>
-              <w:left w:type="dxa" w:w="140"/>
-              <w:bottom w:type="dxa" w:w="100"/>
-              <w:right w:type="dxa" w:w="140"/>
-            </w:tcMar>
-          </w:tcPr>
-          <w:p>
-            <w:pPr>
-              <w:spacing w:after="0"/>
-            </w:pPr>
-            <w:r>
-              <w:rPr>
-                <w:rFonts w:ascii="Calibri" w:cs="Calibri" w:eastAsia="Calibri" w:hAnsi="Calibri"/>
-                <w:b w:val="false"/>
-                <w:bCs w:val="false"/>
-                <w:sz w:val="20"/>
-                <w:szCs w:val="20"/>
-              </w:rPr>
-              <w:t xml:space="preserve">Day 1 work. Real TMDb data, intact.</w:t>
+              <w:t xml:space="preserve">Neon database</w:t>
+            </w:r>
+          </w:p>
+        </w:tc>
+        <w:tc>
+          <w:tcPr>
+            <w:tcW w:type="dxa" w:w="2400"/>
+            <w:tcBorders>
+              <w:top w:val="single" w:color="D1D5DB" w:sz="4"/>
+              <w:left w:val="single" w:color="D1D5DB" w:sz="4"/>
+              <w:bottom w:val="single" w:color="D1D5DB" w:sz="4"/>
+              <w:right w:val="single" w:color="D1D5DB" w:sz="4"/>
+            </w:tcBorders>
+            <w:tcMar>
+              <w:top w:type="dxa" w:w="100"/>
+              <w:left w:type="dxa" w:w="140"/>
+              <w:bottom w:type="dxa" w:w="100"/>
+              <w:right w:type="dxa" w:w="140"/>
+            </w:tcMar>
+          </w:tcPr>
+          <w:p>
+            <w:pPr>
+              <w:spacing w:after="0"/>
+            </w:pPr>
+            <w:r>
+              <w:rPr>
+                <w:rFonts w:ascii="Calibri" w:cs="Calibri" w:eastAsia="Calibri" w:hAnsi="Calibri"/>
+                <w:b w:val="false"/>
+                <w:bCs w:val="false"/>
+                <w:sz w:val="20"/>
+                <w:szCs w:val="20"/>
+              </w:rPr>
+              <w:t xml:space="preserve">STATE UNVERIFIED</w:t>
+            </w:r>
+          </w:p>
+        </w:tc>
+        <w:tc>
+          <w:tcPr>
+            <w:tcW w:type="dxa" w:w="4860"/>
+            <w:tcBorders>
+              <w:top w:val="single" w:color="D1D5DB" w:sz="4"/>
+              <w:left w:val="single" w:color="D1D5DB" w:sz="4"/>
+              <w:bottom w:val="single" w:color="D1D5DB" w:sz="4"/>
+              <w:right w:val="single" w:color="D1D5DB" w:sz="4"/>
+            </w:tcBorders>
+            <w:tcMar>
+              <w:top w:type="dxa" w:w="100"/>
+              <w:left w:type="dxa" w:w="140"/>
+              <w:bottom w:type="dxa" w:w="100"/>
+              <w:right w:type="dxa" w:w="140"/>
+            </w:tcMar>
+          </w:tcPr>
+          <w:p>
+            <w:pPr>
+              <w:spacing w:after="0"/>
+            </w:pPr>
+            <w:r>
+              <w:rPr>
+                <w:rFonts w:ascii="Calibri" w:cs="Calibri" w:eastAsia="Calibri" w:hAnsi="Calibri"/>
+                <w:b w:val="false"/>
+                <w:bCs w:val="false"/>
+                <w:sz w:val="20"/>
+                <w:szCs w:val="20"/>
+              </w:rPr>
+              <w:t xml:space="preserve">Contains: users, sessions, possibly favorites, possibly watch_history, possibly other tables declared in Drizzle. Actual contents and FK state unknown until next session's Phase 0.</w:t>
             </w:r>
           </w:p>
         </w:tc>
@@ -3601,71 +3293,71 @@
                 <w:sz w:val="20"/>
                 <w:szCs w:val="20"/>
               </w:rPr>
-              <w:t xml:space="preserve">Live TV</w:t>
-            </w:r>
-          </w:p>
-        </w:tc>
-        <w:tc>
-          <w:tcPr>
-            <w:tcW w:type="dxa" w:w="2700"/>
-            <w:tcBorders>
-              <w:top w:val="single" w:color="D1D5DB" w:sz="4"/>
-              <w:left w:val="single" w:color="D1D5DB" w:sz="4"/>
-              <w:bottom w:val="single" w:color="D1D5DB" w:sz="4"/>
-              <w:right w:val="single" w:color="D1D5DB" w:sz="4"/>
-            </w:tcBorders>
-            <w:tcMar>
-              <w:top w:type="dxa" w:w="100"/>
-              <w:left w:type="dxa" w:w="140"/>
-              <w:bottom w:type="dxa" w:w="100"/>
-              <w:right w:type="dxa" w:w="140"/>
-            </w:tcMar>
-          </w:tcPr>
-          <w:p>
-            <w:pPr>
-              <w:spacing w:after="0"/>
-            </w:pPr>
-            <w:r>
-              <w:rPr>
-                <w:rFonts w:ascii="Calibri" w:cs="Calibri" w:eastAsia="Calibri" w:hAnsi="Calibri"/>
-                <w:b w:val="false"/>
-                <w:bCs w:val="false"/>
-                <w:sz w:val="20"/>
-                <w:szCs w:val="20"/>
-              </w:rPr>
-              <w:t xml:space="preserve">Working with 749 real programs</w:t>
-            </w:r>
-          </w:p>
-        </w:tc>
-        <w:tc>
-          <w:tcPr>
-            <w:tcW w:type="dxa" w:w="4560"/>
-            <w:tcBorders>
-              <w:top w:val="single" w:color="D1D5DB" w:sz="4"/>
-              <w:left w:val="single" w:color="D1D5DB" w:sz="4"/>
-              <w:bottom w:val="single" w:color="D1D5DB" w:sz="4"/>
-              <w:right w:val="single" w:color="D1D5DB" w:sz="4"/>
-            </w:tcBorders>
-            <w:tcMar>
-              <w:top w:type="dxa" w:w="100"/>
-              <w:left w:type="dxa" w:w="140"/>
-              <w:bottom w:type="dxa" w:w="100"/>
-              <w:right w:type="dxa" w:w="140"/>
-            </w:tcMar>
-          </w:tcPr>
-          <w:p>
-            <w:pPr>
-              <w:spacing w:after="0"/>
-            </w:pPr>
-            <w:r>
-              <w:rPr>
-                <w:rFonts w:ascii="Calibri" w:cs="Calibri" w:eastAsia="Calibri" w:hAnsi="Calibri"/>
-                <w:b w:val="false"/>
-                <w:bCs w:val="false"/>
-                <w:sz w:val="20"/>
-                <w:szCs w:val="20"/>
-              </w:rPr>
-              <w:t xml:space="preserve">Day 2 work. Wired into sidebar at /live-tv. Renders correctly.</w:t>
+              <w:t xml:space="preserve">Supabase database (project: lhiwihruzkosbrkxudpi)</w:t>
+            </w:r>
+          </w:p>
+        </w:tc>
+        <w:tc>
+          <w:tcPr>
+            <w:tcW w:type="dxa" w:w="2400"/>
+            <w:tcBorders>
+              <w:top w:val="single" w:color="D1D5DB" w:sz="4"/>
+              <w:left w:val="single" w:color="D1D5DB" w:sz="4"/>
+              <w:bottom w:val="single" w:color="D1D5DB" w:sz="4"/>
+              <w:right w:val="single" w:color="D1D5DB" w:sz="4"/>
+            </w:tcBorders>
+            <w:tcMar>
+              <w:top w:type="dxa" w:w="100"/>
+              <w:left w:type="dxa" w:w="140"/>
+              <w:bottom w:type="dxa" w:w="100"/>
+              <w:right w:type="dxa" w:w="140"/>
+            </w:tcMar>
+          </w:tcPr>
+          <w:p>
+            <w:pPr>
+              <w:spacing w:after="0"/>
+            </w:pPr>
+            <w:r>
+              <w:rPr>
+                <w:rFonts w:ascii="Calibri" w:cs="Calibri" w:eastAsia="Calibri" w:hAnsi="Calibri"/>
+                <w:b w:val="false"/>
+                <w:bCs w:val="false"/>
+                <w:sz w:val="20"/>
+                <w:szCs w:val="20"/>
+              </w:rPr>
+              <w:t xml:space="preserve">Partially verified</w:t>
+            </w:r>
+          </w:p>
+        </w:tc>
+        <w:tc>
+          <w:tcPr>
+            <w:tcW w:type="dxa" w:w="4860"/>
+            <w:tcBorders>
+              <w:top w:val="single" w:color="D1D5DB" w:sz="4"/>
+              <w:left w:val="single" w:color="D1D5DB" w:sz="4"/>
+              <w:bottom w:val="single" w:color="D1D5DB" w:sz="4"/>
+              <w:right w:val="single" w:color="D1D5DB" w:sz="4"/>
+            </w:tcBorders>
+            <w:tcMar>
+              <w:top w:type="dxa" w:w="100"/>
+              <w:left w:type="dxa" w:w="140"/>
+              <w:bottom w:type="dxa" w:w="100"/>
+              <w:right w:type="dxa" w:w="140"/>
+            </w:tcMar>
+          </w:tcPr>
+          <w:p>
+            <w:pPr>
+              <w:spacing w:after="0"/>
+            </w:pPr>
+            <w:r>
+              <w:rPr>
+                <w:rFonts w:ascii="Calibri" w:cs="Calibri" w:eastAsia="Calibri" w:hAnsi="Calibri"/>
+                <w:b w:val="false"/>
+                <w:bCs w:val="false"/>
+                <w:sz w:val="20"/>
+                <w:szCs w:val="20"/>
+              </w:rPr>
+              <w:t xml:space="preserve">Contains: content_items (~40 rows), content_platform_availability (42 real rows from Day 1), platforms (8 active slugs). The April finding that the 'content' table doesn't exist in Supabase remains true — but that's a Supabase-side fact and may be irrelevant since content was always a Drizzle/Neon table.</w:t>
             </w:r>
           </w:p>
         </w:tc>
@@ -3699,561 +3391,71 @@
                 <w:sz w:val="20"/>
                 <w:szCs w:val="20"/>
               </w:rPr>
-              <w:t xml:space="preserve">Homepage cards</w:t>
-            </w:r>
-          </w:p>
-        </w:tc>
-        <w:tc>
-          <w:tcPr>
-            <w:tcW w:type="dxa" w:w="2700"/>
-            <w:tcBorders>
-              <w:top w:val="single" w:color="D1D5DB" w:sz="4"/>
-              <w:left w:val="single" w:color="D1D5DB" w:sz="4"/>
-              <w:bottom w:val="single" w:color="D1D5DB" w:sz="4"/>
-              <w:right w:val="single" w:color="D1D5DB" w:sz="4"/>
-            </w:tcBorders>
-            <w:tcMar>
-              <w:top w:type="dxa" w:w="100"/>
-              <w:left w:type="dxa" w:w="140"/>
-              <w:bottom w:type="dxa" w:w="100"/>
-              <w:right w:type="dxa" w:w="140"/>
-            </w:tcMar>
-          </w:tcPr>
-          <w:p>
-            <w:pPr>
-              <w:spacing w:after="0"/>
-            </w:pPr>
-            <w:r>
-              <w:rPr>
-                <w:rFonts w:ascii="Calibri" w:cs="Calibri" w:eastAsia="Calibri" w:hAnsi="Calibri"/>
-                <w:b w:val="false"/>
-                <w:bCs w:val="false"/>
-                <w:sz w:val="20"/>
-                <w:szCs w:val="20"/>
-              </w:rPr>
-              <w:t xml:space="preserve">Render correctly</w:t>
-            </w:r>
-          </w:p>
-        </w:tc>
-        <w:tc>
-          <w:tcPr>
-            <w:tcW w:type="dxa" w:w="4560"/>
-            <w:tcBorders>
-              <w:top w:val="single" w:color="D1D5DB" w:sz="4"/>
-              <w:left w:val="single" w:color="D1D5DB" w:sz="4"/>
-              <w:bottom w:val="single" w:color="D1D5DB" w:sz="4"/>
-              <w:right w:val="single" w:color="D1D5DB" w:sz="4"/>
-            </w:tcBorders>
-            <w:tcMar>
-              <w:top w:type="dxa" w:w="100"/>
-              <w:left w:type="dxa" w:w="140"/>
-              <w:bottom w:type="dxa" w:w="100"/>
-              <w:right w:type="dxa" w:w="140"/>
-            </w:tcMar>
-          </w:tcPr>
-          <w:p>
-            <w:pPr>
-              <w:spacing w:after="0"/>
-            </w:pPr>
-            <w:r>
-              <w:rPr>
-                <w:rFonts w:ascii="Calibri" w:cs="Calibri" w:eastAsia="Calibri" w:hAnsi="Calibri"/>
-                <w:b w:val="false"/>
-                <w:bCs w:val="false"/>
-                <w:sz w:val="20"/>
-                <w:szCs w:val="20"/>
-              </w:rPr>
-              <w:t xml:space="preserve">Day 2 baseline. BUT clicking a card produces 'Playback Error' toast (legacy /api/play-external/:id queries dead `content` table). NOT a regression — pre-existing in Day 2 baseline.</w:t>
-            </w:r>
-          </w:p>
-        </w:tc>
-      </w:tr>
-      <w:tr>
-        <w:tc>
-          <w:tcPr>
-            <w:tcW w:type="dxa" w:w="1900"/>
-            <w:tcBorders>
-              <w:top w:val="single" w:color="D1D5DB" w:sz="4"/>
-              <w:left w:val="single" w:color="D1D5DB" w:sz="4"/>
-              <w:bottom w:val="single" w:color="D1D5DB" w:sz="4"/>
-              <w:right w:val="single" w:color="D1D5DB" w:sz="4"/>
-            </w:tcBorders>
-            <w:tcMar>
-              <w:top w:type="dxa" w:w="100"/>
-              <w:left w:type="dxa" w:w="140"/>
-              <w:bottom w:type="dxa" w:w="100"/>
-              <w:right w:type="dxa" w:w="140"/>
-            </w:tcMar>
-          </w:tcPr>
-          <w:p>
-            <w:pPr>
-              <w:spacing w:after="0"/>
-            </w:pPr>
-            <w:r>
-              <w:rPr>
-                <w:rFonts w:ascii="Calibri" w:cs="Calibri" w:eastAsia="Calibri" w:hAnsi="Calibri"/>
-                <w:b w:val="false"/>
-                <w:bCs w:val="false"/>
-                <w:sz w:val="20"/>
-                <w:szCs w:val="20"/>
-              </w:rPr>
-              <w:t xml:space="preserve">Favorites system</w:t>
-            </w:r>
-          </w:p>
-        </w:tc>
-        <w:tc>
-          <w:tcPr>
-            <w:tcW w:type="dxa" w:w="2700"/>
-            <w:tcBorders>
-              <w:top w:val="single" w:color="D1D5DB" w:sz="4"/>
-              <w:left w:val="single" w:color="D1D5DB" w:sz="4"/>
-              <w:bottom w:val="single" w:color="D1D5DB" w:sz="4"/>
-              <w:right w:val="single" w:color="D1D5DB" w:sz="4"/>
-            </w:tcBorders>
-            <w:tcMar>
-              <w:top w:type="dxa" w:w="100"/>
-              <w:left w:type="dxa" w:w="140"/>
-              <w:bottom w:type="dxa" w:w="100"/>
-              <w:right w:type="dxa" w:w="140"/>
-            </w:tcMar>
-          </w:tcPr>
-          <w:p>
-            <w:pPr>
-              <w:spacing w:after="0"/>
-            </w:pPr>
-            <w:r>
-              <w:rPr>
-                <w:rFonts w:ascii="Calibri" w:cs="Calibri" w:eastAsia="Calibri" w:hAnsi="Calibri"/>
-                <w:b w:val="false"/>
-                <w:bCs w:val="false"/>
-                <w:sz w:val="20"/>
-                <w:szCs w:val="20"/>
-              </w:rPr>
-              <w:t xml:space="preserve">Architecturally broken</w:t>
-            </w:r>
-          </w:p>
-        </w:tc>
-        <w:tc>
-          <w:tcPr>
-            <w:tcW w:type="dxa" w:w="4560"/>
-            <w:tcBorders>
-              <w:top w:val="single" w:color="D1D5DB" w:sz="4"/>
-              <w:left w:val="single" w:color="D1D5DB" w:sz="4"/>
-              <w:bottom w:val="single" w:color="D1D5DB" w:sz="4"/>
-              <w:right w:val="single" w:color="D1D5DB" w:sz="4"/>
-            </w:tcBorders>
-            <w:tcMar>
-              <w:top w:type="dxa" w:w="100"/>
-              <w:left w:type="dxa" w:w="140"/>
-              <w:bottom w:type="dxa" w:w="100"/>
-              <w:right w:type="dxa" w:w="140"/>
-            </w:tcMar>
-          </w:tcPr>
-          <w:p>
-            <w:pPr>
-              <w:spacing w:after="0"/>
-            </w:pPr>
-            <w:r>
-              <w:rPr>
-                <w:rFonts w:ascii="Calibri" w:cs="Calibri" w:eastAsia="Calibri" w:hAnsi="Calibri"/>
-                <w:b w:val="false"/>
-                <w:bCs w:val="false"/>
-                <w:sz w:val="20"/>
-                <w:szCs w:val="20"/>
-              </w:rPr>
-              <w:t xml:space="preserve">FK points at non-existent legacy `content` table. Add-to-Favorites crashes server with 502. Currently NOT triggerable from UI (heart button on homepage cards either hidden or broken; detail page reverted). Architectural fix is the prerequisite for re-shipping detail page and for the universal watchlist feature scheduled in Day 6.</w:t>
-            </w:r>
-          </w:p>
-        </w:tc>
-      </w:tr>
-      <w:tr>
-        <w:tc>
-          <w:tcPr>
-            <w:tcW w:type="dxa" w:w="1900"/>
-            <w:tcBorders>
-              <w:top w:val="single" w:color="D1D5DB" w:sz="4"/>
-              <w:left w:val="single" w:color="D1D5DB" w:sz="4"/>
-              <w:bottom w:val="single" w:color="D1D5DB" w:sz="4"/>
-              <w:right w:val="single" w:color="D1D5DB" w:sz="4"/>
-            </w:tcBorders>
-            <w:tcMar>
-              <w:top w:type="dxa" w:w="100"/>
-              <w:left w:type="dxa" w:w="140"/>
-              <w:bottom w:type="dxa" w:w="100"/>
-              <w:right w:type="dxa" w:w="140"/>
-            </w:tcMar>
-          </w:tcPr>
-          <w:p>
-            <w:pPr>
-              <w:spacing w:after="0"/>
-            </w:pPr>
-            <w:r>
-              <w:rPr>
-                <w:rFonts w:ascii="Calibri" w:cs="Calibri" w:eastAsia="Calibri" w:hAnsi="Calibri"/>
-                <w:b w:val="false"/>
-                <w:bCs w:val="false"/>
-                <w:sz w:val="20"/>
-                <w:szCs w:val="20"/>
-              </w:rPr>
-              <w:t xml:space="preserve">Recommendations endpoint</w:t>
-            </w:r>
-          </w:p>
-        </w:tc>
-        <w:tc>
-          <w:tcPr>
-            <w:tcW w:type="dxa" w:w="2700"/>
-            <w:tcBorders>
-              <w:top w:val="single" w:color="D1D5DB" w:sz="4"/>
-              <w:left w:val="single" w:color="D1D5DB" w:sz="4"/>
-              <w:bottom w:val="single" w:color="D1D5DB" w:sz="4"/>
-              <w:right w:val="single" w:color="D1D5DB" w:sz="4"/>
-            </w:tcBorders>
-            <w:tcMar>
-              <w:top w:type="dxa" w:w="100"/>
-              <w:left w:type="dxa" w:w="140"/>
-              <w:bottom w:type="dxa" w:w="100"/>
-              <w:right w:type="dxa" w:w="140"/>
-            </w:tcMar>
-          </w:tcPr>
-          <w:p>
-            <w:pPr>
-              <w:spacing w:after="0"/>
-            </w:pPr>
-            <w:r>
-              <w:rPr>
-                <w:rFonts w:ascii="Calibri" w:cs="Calibri" w:eastAsia="Calibri" w:hAnsi="Calibri"/>
-                <w:b w:val="false"/>
-                <w:bCs w:val="false"/>
-                <w:sz w:val="20"/>
-                <w:szCs w:val="20"/>
-              </w:rPr>
-              <w:t xml:space="preserve">Architecturally broken</w:t>
-            </w:r>
-          </w:p>
-        </w:tc>
-        <w:tc>
-          <w:tcPr>
-            <w:tcW w:type="dxa" w:w="4560"/>
-            <w:tcBorders>
-              <w:top w:val="single" w:color="D1D5DB" w:sz="4"/>
-              <w:left w:val="single" w:color="D1D5DB" w:sz="4"/>
-              <w:bottom w:val="single" w:color="D1D5DB" w:sz="4"/>
-              <w:right w:val="single" w:color="D1D5DB" w:sz="4"/>
-            </w:tcBorders>
-            <w:tcMar>
-              <w:top w:type="dxa" w:w="100"/>
-              <w:left w:type="dxa" w:w="140"/>
-              <w:bottom w:type="dxa" w:w="100"/>
-              <w:right w:type="dxa" w:w="140"/>
-            </w:tcMar>
-          </w:tcPr>
-          <w:p>
-            <w:pPr>
-              <w:spacing w:after="0"/>
-            </w:pPr>
-            <w:r>
-              <w:rPr>
-                <w:rFonts w:ascii="Calibri" w:cs="Calibri" w:eastAsia="Calibri" w:hAnsi="Calibri"/>
-                <w:b w:val="false"/>
-                <w:bCs w:val="false"/>
-                <w:sz w:val="20"/>
-                <w:szCs w:val="20"/>
-              </w:rPr>
-              <w:t xml:space="preserve">Same root cause — queries dead `content` table. NOT triggerable from current UI.</w:t>
-            </w:r>
-          </w:p>
-        </w:tc>
-      </w:tr>
-      <w:tr>
-        <w:tc>
-          <w:tcPr>
-            <w:tcW w:type="dxa" w:w="1900"/>
-            <w:tcBorders>
-              <w:top w:val="single" w:color="D1D5DB" w:sz="4"/>
-              <w:left w:val="single" w:color="D1D5DB" w:sz="4"/>
-              <w:bottom w:val="single" w:color="D1D5DB" w:sz="4"/>
-              <w:right w:val="single" w:color="D1D5DB" w:sz="4"/>
-            </w:tcBorders>
-            <w:tcMar>
-              <w:top w:type="dxa" w:w="100"/>
-              <w:left w:type="dxa" w:w="140"/>
-              <w:bottom w:type="dxa" w:w="100"/>
-              <w:right w:type="dxa" w:w="140"/>
-            </w:tcMar>
-          </w:tcPr>
-          <w:p>
-            <w:pPr>
-              <w:spacing w:after="0"/>
-            </w:pPr>
-            <w:r>
-              <w:rPr>
-                <w:rFonts w:ascii="Calibri" w:cs="Calibri" w:eastAsia="Calibri" w:hAnsi="Calibri"/>
-                <w:b w:val="false"/>
-                <w:bCs w:val="false"/>
-                <w:sz w:val="20"/>
-                <w:szCs w:val="20"/>
-              </w:rPr>
-              <w:t xml:space="preserve">Synthetic availability</w:t>
-            </w:r>
-          </w:p>
-        </w:tc>
-        <w:tc>
-          <w:tcPr>
-            <w:tcW w:type="dxa" w:w="2700"/>
-            <w:tcBorders>
-              <w:top w:val="single" w:color="D1D5DB" w:sz="4"/>
-              <w:left w:val="single" w:color="D1D5DB" w:sz="4"/>
-              <w:bottom w:val="single" w:color="D1D5DB" w:sz="4"/>
-              <w:right w:val="single" w:color="D1D5DB" w:sz="4"/>
-            </w:tcBorders>
-            <w:tcMar>
-              <w:top w:type="dxa" w:w="100"/>
-              <w:left w:type="dxa" w:w="140"/>
-              <w:bottom w:type="dxa" w:w="100"/>
-              <w:right w:type="dxa" w:w="140"/>
-            </w:tcMar>
-          </w:tcPr>
-          <w:p>
-            <w:pPr>
-              <w:spacing w:after="0"/>
-            </w:pPr>
-            <w:r>
-              <w:rPr>
-                <w:rFonts w:ascii="Calibri" w:cs="Calibri" w:eastAsia="Calibri" w:hAnsi="Calibri"/>
-                <w:b w:val="false"/>
-                <w:bCs w:val="false"/>
-                <w:sz w:val="20"/>
-                <w:szCs w:val="20"/>
-              </w:rPr>
-              <w:t xml:space="preserve">✅ FIXED</w:t>
-            </w:r>
-          </w:p>
-        </w:tc>
-        <w:tc>
-          <w:tcPr>
-            <w:tcW w:type="dxa" w:w="4560"/>
-            <w:tcBorders>
-              <w:top w:val="single" w:color="D1D5DB" w:sz="4"/>
-              <w:left w:val="single" w:color="D1D5DB" w:sz="4"/>
-              <w:bottom w:val="single" w:color="D1D5DB" w:sz="4"/>
-              <w:right w:val="single" w:color="D1D5DB" w:sz="4"/>
-            </w:tcBorders>
-            <w:tcMar>
-              <w:top w:type="dxa" w:w="100"/>
-              <w:left w:type="dxa" w:w="140"/>
-              <w:bottom w:type="dxa" w:w="100"/>
-              <w:right w:type="dxa" w:w="140"/>
-            </w:tcMar>
-          </w:tcPr>
-          <w:p>
-            <w:pPr>
-              <w:spacing w:after="0"/>
-            </w:pPr>
-            <w:r>
-              <w:rPr>
-                <w:rFonts w:ascii="Calibri" w:cs="Calibri" w:eastAsia="Calibri" w:hAnsi="Calibri"/>
-                <w:b w:val="false"/>
-                <w:bCs w:val="false"/>
-                <w:sz w:val="20"/>
-                <w:szCs w:val="20"/>
-              </w:rPr>
-              <w:t xml:space="preserve">Day 1.</w:t>
-            </w:r>
-          </w:p>
-        </w:tc>
-      </w:tr>
-      <w:tr>
-        <w:tc>
-          <w:tcPr>
-            <w:tcW w:type="dxa" w:w="1900"/>
-            <w:tcBorders>
-              <w:top w:val="single" w:color="D1D5DB" w:sz="4"/>
-              <w:left w:val="single" w:color="D1D5DB" w:sz="4"/>
-              <w:bottom w:val="single" w:color="D1D5DB" w:sz="4"/>
-              <w:right w:val="single" w:color="D1D5DB" w:sz="4"/>
-            </w:tcBorders>
-            <w:tcMar>
-              <w:top w:type="dxa" w:w="100"/>
-              <w:left w:type="dxa" w:w="140"/>
-              <w:bottom w:type="dxa" w:w="100"/>
-              <w:right w:type="dxa" w:w="140"/>
-            </w:tcMar>
-          </w:tcPr>
-          <w:p>
-            <w:pPr>
-              <w:spacing w:after="0"/>
-            </w:pPr>
-            <w:r>
-              <w:rPr>
-                <w:rFonts w:ascii="Calibri" w:cs="Calibri" w:eastAsia="Calibri" w:hAnsi="Calibri"/>
-                <w:b w:val="false"/>
-                <w:bCs w:val="false"/>
-                <w:sz w:val="20"/>
-                <w:szCs w:val="20"/>
-              </w:rPr>
-              <w:t xml:space="preserve">Security: six admin endpoints</w:t>
-            </w:r>
-          </w:p>
-        </w:tc>
-        <w:tc>
-          <w:tcPr>
-            <w:tcW w:type="dxa" w:w="2700"/>
-            <w:tcBorders>
-              <w:top w:val="single" w:color="D1D5DB" w:sz="4"/>
-              <w:left w:val="single" w:color="D1D5DB" w:sz="4"/>
-              <w:bottom w:val="single" w:color="D1D5DB" w:sz="4"/>
-              <w:right w:val="single" w:color="D1D5DB" w:sz="4"/>
-            </w:tcBorders>
-            <w:tcMar>
-              <w:top w:type="dxa" w:w="100"/>
-              <w:left w:type="dxa" w:w="140"/>
-              <w:bottom w:type="dxa" w:w="100"/>
-              <w:right w:type="dxa" w:w="140"/>
-            </w:tcMar>
-          </w:tcPr>
-          <w:p>
-            <w:pPr>
-              <w:spacing w:after="0"/>
-            </w:pPr>
-            <w:r>
-              <w:rPr>
-                <w:rFonts w:ascii="Calibri" w:cs="Calibri" w:eastAsia="Calibri" w:hAnsi="Calibri"/>
-                <w:b w:val="false"/>
-                <w:bCs w:val="false"/>
-                <w:sz w:val="20"/>
-                <w:szCs w:val="20"/>
-              </w:rPr>
-              <w:t xml:space="preserve">✅ isAuthenticated guarded</w:t>
-            </w:r>
-          </w:p>
-        </w:tc>
-        <w:tc>
-          <w:tcPr>
-            <w:tcW w:type="dxa" w:w="4560"/>
-            <w:tcBorders>
-              <w:top w:val="single" w:color="D1D5DB" w:sz="4"/>
-              <w:left w:val="single" w:color="D1D5DB" w:sz="4"/>
-              <w:bottom w:val="single" w:color="D1D5DB" w:sz="4"/>
-              <w:right w:val="single" w:color="D1D5DB" w:sz="4"/>
-            </w:tcBorders>
-            <w:tcMar>
-              <w:top w:type="dxa" w:w="100"/>
-              <w:left w:type="dxa" w:w="140"/>
-              <w:bottom w:type="dxa" w:w="100"/>
-              <w:right w:type="dxa" w:w="140"/>
-            </w:tcMar>
-          </w:tcPr>
-          <w:p>
-            <w:pPr>
-              <w:spacing w:after="0"/>
-            </w:pPr>
-            <w:r>
-              <w:rPr>
-                <w:rFonts w:ascii="Calibri" w:cs="Calibri" w:eastAsia="Calibri" w:hAnsi="Calibri"/>
-                <w:b w:val="false"/>
-                <w:bCs w:val="false"/>
-                <w:sz w:val="20"/>
-                <w:szCs w:val="20"/>
-              </w:rPr>
-              <w:t xml:space="preserve">Commit 429ed38 from April.</w:t>
-            </w:r>
-          </w:p>
-        </w:tc>
-      </w:tr>
-      <w:tr>
-        <w:tc>
-          <w:tcPr>
-            <w:tcW w:type="dxa" w:w="1900"/>
-            <w:tcBorders>
-              <w:top w:val="single" w:color="D1D5DB" w:sz="4"/>
-              <w:left w:val="single" w:color="D1D5DB" w:sz="4"/>
-              <w:bottom w:val="single" w:color="D1D5DB" w:sz="4"/>
-              <w:right w:val="single" w:color="D1D5DB" w:sz="4"/>
-            </w:tcBorders>
-            <w:tcMar>
-              <w:top w:type="dxa" w:w="100"/>
-              <w:left w:type="dxa" w:w="140"/>
-              <w:bottom w:type="dxa" w:w="100"/>
-              <w:right w:type="dxa" w:w="140"/>
-            </w:tcMar>
-          </w:tcPr>
-          <w:p>
-            <w:pPr>
-              <w:spacing w:after="0"/>
-            </w:pPr>
-            <w:r>
-              <w:rPr>
-                <w:rFonts w:ascii="Calibri" w:cs="Calibri" w:eastAsia="Calibri" w:hAnsi="Calibri"/>
-                <w:b w:val="false"/>
-                <w:bCs w:val="false"/>
-                <w:sz w:val="20"/>
-                <w:szCs w:val="20"/>
-              </w:rPr>
-              <w:t xml:space="preserve">TMDb API key proxy + admin-role gating</w:t>
-            </w:r>
-          </w:p>
-        </w:tc>
-        <w:tc>
-          <w:tcPr>
-            <w:tcW w:type="dxa" w:w="2700"/>
-            <w:tcBorders>
-              <w:top w:val="single" w:color="D1D5DB" w:sz="4"/>
-              <w:left w:val="single" w:color="D1D5DB" w:sz="4"/>
-              <w:bottom w:val="single" w:color="D1D5DB" w:sz="4"/>
-              <w:right w:val="single" w:color="D1D5DB" w:sz="4"/>
-            </w:tcBorders>
-            <w:tcMar>
-              <w:top w:type="dxa" w:w="100"/>
-              <w:left w:type="dxa" w:w="140"/>
-              <w:bottom w:type="dxa" w:w="100"/>
-              <w:right w:type="dxa" w:w="140"/>
-            </w:tcMar>
-          </w:tcPr>
-          <w:p>
-            <w:pPr>
-              <w:spacing w:after="0"/>
-            </w:pPr>
-            <w:r>
-              <w:rPr>
-                <w:rFonts w:ascii="Calibri" w:cs="Calibri" w:eastAsia="Calibri" w:hAnsi="Calibri"/>
-                <w:b w:val="false"/>
-                <w:bCs w:val="false"/>
-                <w:sz w:val="20"/>
-                <w:szCs w:val="20"/>
-              </w:rPr>
-              <w:t xml:space="preserve">Still queued</w:t>
-            </w:r>
-          </w:p>
-        </w:tc>
-        <w:tc>
-          <w:tcPr>
-            <w:tcW w:type="dxa" w:w="4560"/>
-            <w:tcBorders>
-              <w:top w:val="single" w:color="D1D5DB" w:sz="4"/>
-              <w:left w:val="single" w:color="D1D5DB" w:sz="4"/>
-              <w:bottom w:val="single" w:color="D1D5DB" w:sz="4"/>
-              <w:right w:val="single" w:color="D1D5DB" w:sz="4"/>
-            </w:tcBorders>
-            <w:tcMar>
-              <w:top w:type="dxa" w:w="100"/>
-              <w:left w:type="dxa" w:w="140"/>
-              <w:bottom w:type="dxa" w:w="100"/>
-              <w:right w:type="dxa" w:w="140"/>
-            </w:tcMar>
-          </w:tcPr>
-          <w:p>
-            <w:pPr>
-              <w:spacing w:after="0"/>
-            </w:pPr>
-            <w:r>
-              <w:rPr>
-                <w:rFonts w:ascii="Calibri" w:cs="Calibri" w:eastAsia="Calibri" w:hAnsi="Calibri"/>
-                <w:b w:val="false"/>
-                <w:bCs w:val="false"/>
-                <w:sz w:val="20"/>
-                <w:szCs w:val="20"/>
-              </w:rPr>
-              <w:t xml:space="preserve">Post-beta.</w:t>
+              <w:t xml:space="preserve">Day 3 work</w:t>
+            </w:r>
+          </w:p>
+        </w:tc>
+        <w:tc>
+          <w:tcPr>
+            <w:tcW w:type="dxa" w:w="2400"/>
+            <w:tcBorders>
+              <w:top w:val="single" w:color="D1D5DB" w:sz="4"/>
+              <w:left w:val="single" w:color="D1D5DB" w:sz="4"/>
+              <w:bottom w:val="single" w:color="D1D5DB" w:sz="4"/>
+              <w:right w:val="single" w:color="D1D5DB" w:sz="4"/>
+            </w:tcBorders>
+            <w:tcMar>
+              <w:top w:type="dxa" w:w="100"/>
+              <w:left w:type="dxa" w:w="140"/>
+              <w:bottom w:type="dxa" w:w="100"/>
+              <w:right w:type="dxa" w:w="140"/>
+            </w:tcMar>
+          </w:tcPr>
+          <w:p>
+            <w:pPr>
+              <w:spacing w:after="0"/>
+            </w:pPr>
+            <w:r>
+              <w:rPr>
+                <w:rFonts w:ascii="Calibri" w:cs="Calibri" w:eastAsia="Calibri" w:hAnsi="Calibri"/>
+                <w:b w:val="false"/>
+                <w:bCs w:val="false"/>
+                <w:sz w:val="20"/>
+                <w:szCs w:val="20"/>
+              </w:rPr>
+              <w:t xml:space="preserve">Preserved at c6f0ba0</w:t>
+            </w:r>
+          </w:p>
+        </w:tc>
+        <w:tc>
+          <w:tcPr>
+            <w:tcW w:type="dxa" w:w="4860"/>
+            <w:tcBorders>
+              <w:top w:val="single" w:color="D1D5DB" w:sz="4"/>
+              <w:left w:val="single" w:color="D1D5DB" w:sz="4"/>
+              <w:bottom w:val="single" w:color="D1D5DB" w:sz="4"/>
+              <w:right w:val="single" w:color="D1D5DB" w:sz="4"/>
+            </w:tcBorders>
+            <w:tcMar>
+              <w:top w:type="dxa" w:w="100"/>
+              <w:left w:type="dxa" w:w="140"/>
+              <w:bottom w:type="dxa" w:w="100"/>
+              <w:right w:type="dxa" w:w="140"/>
+            </w:tcMar>
+          </w:tcPr>
+          <w:p>
+            <w:pPr>
+              <w:spacing w:after="0"/>
+            </w:pPr>
+            <w:r>
+              <w:rPr>
+                <w:rFonts w:ascii="Calibri" w:cs="Calibri" w:eastAsia="Calibri" w:hAnsi="Calibri"/>
+                <w:b w:val="false"/>
+                <w:bCs w:val="false"/>
+                <w:sz w:val="20"/>
+                <w:szCs w:val="20"/>
+              </w:rPr>
+              <w:t xml:space="preserve">Cherry-pickable later once Day 3a is properly diagnosed and fixed.</w:t>
             </w:r>
           </w:p>
         </w:tc>
@@ -4273,20 +3475,7 @@
           <w:sz w:val="32"/>
           <w:szCs w:val="32"/>
         </w:rPr>
-        <w:t xml:space="preserve">Day 3 Lessons Worth Carrying Forward</w:t>
-      </w:r>
-    </w:p>
-    <w:p>
-      <w:pPr>
-        <w:spacing w:after="140" w:line="300"/>
-      </w:pPr>
-      <w:r>
-        <w:rPr>
-          <w:rFonts w:ascii="Calibri" w:cs="Calibri" w:eastAsia="Calibri" w:hAnsi="Calibri"/>
-          <w:sz w:val="22"/>
-          <w:szCs w:val="22"/>
-        </w:rPr>
-        <w:t xml:space="preserve">These are honest reflections on tonight's session. Capturing them so next session benefits.</w:t>
+        <w:t xml:space="preserve">Key Lessons From This Session</w:t>
       </w:r>
     </w:p>
     <w:p>
@@ -4306,15 +3495,15 @@
           <w:sz w:val="22"/>
           <w:szCs w:val="22"/>
         </w:rPr>
-        <w:t xml:space="preserve">Diagnostic uncertainty compounds. </w:t>
-      </w:r>
-      <w:r>
-        <w:rPr>
-          <w:rFonts w:ascii="Calibri" w:cs="Calibri" w:eastAsia="Calibri" w:hAnsi="Calibri"/>
-          <w:sz w:val="22"/>
-          <w:szCs w:val="22"/>
-        </w:rPr>
-        <w:t xml:space="preserve">Tonight's session had four hypothesis revisions during the favorites investigation. When a hypothesis breaks under new data, the right move is to slow down and gather more data, not iterate faster with the next guess. The revert decision was made specifically because diagnostic confidence had degraded.</w:t>
+        <w:t xml:space="preserve">Verify the target before doing the work. </w:t>
+      </w:r>
+      <w:r>
+        <w:rPr>
+          <w:rFonts w:ascii="Calibri" w:cs="Calibri" w:eastAsia="Calibri" w:hAnsi="Calibri"/>
+          <w:sz w:val="22"/>
+          <w:szCs w:val="22"/>
+        </w:rPr>
+        <w:t xml:space="preserve">Tonight, user's instinct to ask 'are we sure we're in the right Supabase project?' prevented a schema-migration disaster. That kind of check should happen before ANY database investigation, not after.</w:t>
       </w:r>
     </w:p>
     <w:p>
@@ -4334,15 +3523,15 @@
           <w:sz w:val="22"/>
           <w:szCs w:val="22"/>
         </w:rPr>
-        <w:t xml:space="preserve">Server-crashing failures are categorically different from UI failures. </w:t>
-      </w:r>
-      <w:r>
-        <w:rPr>
-          <w:rFonts w:ascii="Calibri" w:cs="Calibri" w:eastAsia="Calibri" w:hAnsi="Calibri"/>
-          <w:sz w:val="22"/>
-          <w:szCs w:val="22"/>
-        </w:rPr>
-        <w:t xml:space="preserve">A 500 error in a UI flow is annoying. A 502 that takes down Replit's edge briefly affects every user simultaneously. Severity grading should weight 'does this take Replit down' very high. Tonight's revert was the right call because of this.</w:t>
+        <w:t xml:space="preserve">Connection strings reveal architecture. </w:t>
+      </w:r>
+      <w:r>
+        <w:rPr>
+          <w:rFonts w:ascii="Calibri" w:cs="Calibri" w:eastAsia="Calibri" w:hAnsi="Calibri"/>
+          <w:sz w:val="22"/>
+          <w:szCs w:val="22"/>
+        </w:rPr>
+        <w:t xml:space="preserve">A 30-second check of DATABASE_URL would have revealed the two-database setup before we burned an hour on the wrong diagnosis. Add this to the first-session-of-any-database-work checklist.</w:t>
       </w:r>
     </w:p>
     <w:p>
@@ -4362,15 +3551,15 @@
           <w:sz w:val="22"/>
           <w:szCs w:val="22"/>
         </w:rPr>
-        <w:t xml:space="preserve">'Surfaces a pre-existing bug' is not the same as 'introduced a bug.' </w:t>
-      </w:r>
-      <w:r>
-        <w:rPr>
-          <w:rFonts w:ascii="Calibri" w:cs="Calibri" w:eastAsia="Calibri" w:hAnsi="Calibri"/>
-          <w:sz w:val="22"/>
-          <w:szCs w:val="22"/>
-        </w:rPr>
-        <w:t xml:space="preserve">The detail page didn't break favorites — it exposed that favorites was already broken. Future re-ship of the detail page after the favorites fix is the right pattern, not 'remove the trigger to hide the bug.'</w:t>
+        <w:t xml:space="preserve">Two databases coexisting is the actual architecture, not a bug. </w:t>
+      </w:r>
+      <w:r>
+        <w:rPr>
+          <w:rFonts w:ascii="Calibri" w:cs="Calibri" w:eastAsia="Calibri" w:hAnsi="Calibri"/>
+          <w:sz w:val="22"/>
+          <w:szCs w:val="22"/>
+        </w:rPr>
+        <w:t xml:space="preserve">Many Replit-originated projects start with Neon (Replit default) and add Supabase later for new features. Don't try to consolidate — understand and work with the boundary.</w:t>
       </w:r>
     </w:p>
     <w:p>
@@ -4390,15 +3579,15 @@
           <w:sz w:val="22"/>
           <w:szCs w:val="22"/>
         </w:rPr>
-        <w:t xml:space="preserve">Pre-existing brokenness is wider than we knew. </w:t>
-      </w:r>
-      <w:r>
-        <w:rPr>
-          <w:rFonts w:ascii="Calibri" w:cs="Calibri" w:eastAsia="Calibri" w:hAnsi="Calibri"/>
-          <w:sz w:val="22"/>
-          <w:szCs w:val="22"/>
-        </w:rPr>
-        <w:t xml:space="preserve">Confirmed today: /api/recommendations broken (since April), /api/favorites broken (newly exposed), /api/play-external broken (newly confirmed at end of session). All same root cause: queries against the dropped legacy `content` table. The architectural fix needs to be a systematic migration, not a surgical patch on one endpoint.</w:t>
+        <w:t xml:space="preserve">Earlier handoffs can be confidently wrong. </w:t>
+      </w:r>
+      <w:r>
+        <w:rPr>
+          <w:rFonts w:ascii="Calibri" w:cs="Calibri" w:eastAsia="Calibri" w:hAnsi="Calibri"/>
+          <w:sz w:val="22"/>
+          <w:szCs w:val="22"/>
+        </w:rPr>
+        <w:t xml:space="preserve">The 2026-06-19 PM handoff stated several claims about the favorites architecture with high confidence. They're now suspect. Be willing to revisit prior conclusions when new information arrives.</w:t>
       </w:r>
     </w:p>
     <w:p>
@@ -4418,43 +3607,15 @@
           <w:sz w:val="22"/>
           <w:szCs w:val="22"/>
         </w:rPr>
-        <w:t xml:space="preserve">Reverts are not failures. </w:t>
-      </w:r>
-      <w:r>
-        <w:rPr>
-          <w:rFonts w:ascii="Calibri" w:cs="Calibri" w:eastAsia="Calibri" w:hAnsi="Calibri"/>
-          <w:sz w:val="22"/>
-          <w:szCs w:val="22"/>
-        </w:rPr>
-        <w:t xml:space="preserve">Reverting Day 3 is a clean engineering move. The work is preserved, the codebase is safe, tomorrow starts from a known-good state. Better than shipping a half-fix at 4 PM with diagnostic uncertainty.</w:t>
-      </w:r>
-    </w:p>
-    <w:p>
-      <w:pPr>
-        <w:pStyle w:val="ListParagraph"/>
-        <w:numPr>
-          <w:ilvl w:val="0"/>
-          <w:numId w:val="2"/>
-        </w:numPr>
-        <w:spacing w:after="80" w:line="300"/>
-      </w:pPr>
-      <w:r>
-        <w:rPr>
-          <w:rFonts w:ascii="Calibri" w:cs="Calibri" w:eastAsia="Calibri" w:hAnsi="Calibri"/>
-          <w:b/>
-          <w:bCs/>
-          <w:sz w:val="22"/>
-          <w:szCs w:val="22"/>
-        </w:rPr>
-        <w:t xml:space="preserve">Time math was honest tonight. </w:t>
-      </w:r>
-      <w:r>
-        <w:rPr>
-          <w:rFonts w:ascii="Calibri" w:cs="Calibri" w:eastAsia="Calibri" w:hAnsi="Calibri"/>
-          <w:sz w:val="22"/>
-          <w:szCs w:val="22"/>
-        </w:rPr>
-        <w:t xml:space="preserve">User active time was 4-5 hours, which is well above the moderate-speed default. The session went long because of mid-flight strategic pivots (synthetic availability fix → Live TV → detail page → debugging) and the diagnostic depth required for the favorites issue. For future sessions: when scope reaches 'three sprint days in one session,' explicitly plan for diagnostic surprises and consider stopping earlier.</w:t>
+        <w:t xml:space="preserve">Stopping is honest engineering. </w:t>
+      </w:r>
+      <w:r>
+        <w:rPr>
+          <w:rFonts w:ascii="Calibri" w:cs="Calibri" w:eastAsia="Calibri" w:hAnsi="Calibri"/>
+          <w:sz w:val="22"/>
+          <w:szCs w:val="22"/>
+        </w:rPr>
+        <w:t xml:space="preserve">Two sessions in a row have ended with 'pause and reset' rather than 'ship anyway.' That's the system working correctly. The codebase is intact, the work isn't lost, the next session starts smarter.</w:t>
       </w:r>
     </w:p>
     <w:p>
@@ -4471,218 +3632,7 @@
           <w:sz w:val="32"/>
           <w:szCs w:val="32"/>
         </w:rPr>
-        <w:t xml:space="preserve">Reframe &amp; Working Model (carry-over, still valid)</w:t>
-      </w:r>
-    </w:p>
-    <w:p>
-      <w:pPr>
-        <w:spacing w:after="140" w:line="300"/>
-      </w:pPr>
-      <w:r>
-        <w:rPr>
-          <w:rFonts w:ascii="Calibri" w:cs="Calibri" w:eastAsia="Calibri" w:hAnsi="Calibri"/>
-          <w:b/>
-          <w:bCs/>
-          <w:sz w:val="22"/>
-          <w:szCs w:val="22"/>
-        </w:rPr>
-        <w:t xml:space="preserve">Strategic positioning: </w:t>
-      </w:r>
-      <w:r>
-        <w:rPr>
-          <w:rFonts w:ascii="Calibri" w:cs="Calibri" w:eastAsia="Calibri" w:hAnsi="Calibri"/>
-          <w:sz w:val="22"/>
-          <w:szCs w:val="22"/>
-        </w:rPr>
-        <w:t xml:space="preserve">Vuno default is show-everything. Subscription-aware filtering is OPT-IN.</w:t>
-      </w:r>
-    </w:p>
-    <w:p>
-      <w:pPr>
-        <w:spacing w:after="140" w:line="300"/>
-      </w:pPr>
-      <w:r>
-        <w:rPr>
-          <w:rFonts w:ascii="Calibri" w:cs="Calibri" w:eastAsia="Calibri" w:hAnsi="Calibri"/>
-          <w:b/>
-          <w:bCs/>
-          <w:sz w:val="22"/>
-          <w:szCs w:val="22"/>
-        </w:rPr>
-        <w:t xml:space="preserve">Beta target: </w:t>
-      </w:r>
-      <w:r>
-        <w:rPr>
-          <w:rFonts w:ascii="Calibri" w:cs="Calibri" w:eastAsia="Calibri" w:hAnsi="Calibri"/>
-          <w:sz w:val="22"/>
-          <w:szCs w:val="22"/>
-        </w:rPr>
-        <w:t xml:space="preserve">~50 friends in 14 days (sprint started 2026-06-19).</w:t>
-      </w:r>
-    </w:p>
-    <w:p>
-      <w:pPr>
-        <w:spacing w:after="140" w:line="300"/>
-      </w:pPr>
-      <w:r>
-        <w:rPr>
-          <w:rFonts w:ascii="Calibri" w:cs="Calibri" w:eastAsia="Calibri" w:hAnsi="Calibri"/>
-          <w:b/>
-          <w:bCs/>
-          <w:sz w:val="22"/>
-          <w:szCs w:val="22"/>
-        </w:rPr>
-        <w:t xml:space="preserve">Assistant checkpoint role: </w:t>
-      </w:r>
-      <w:r>
-        <w:rPr>
-          <w:rFonts w:ascii="Calibri" w:cs="Calibri" w:eastAsia="Calibri" w:hAnsi="Calibri"/>
-          <w:sz w:val="22"/>
-          <w:szCs w:val="22"/>
-        </w:rPr>
-        <w:t xml:space="preserve">reviews diffs, picks sensible defaults, escalates on real product calls. Tonight tested this model under load — worked for design decisions, was tested by diagnostic surprises but ultimately produced the right revert call.</w:t>
-      </w:r>
-    </w:p>
-    <w:p>
-      <w:pPr>
-        <w:pStyle w:val="Heading1"/>
-        <w:spacing w:after="180" w:before="360"/>
-      </w:pPr>
-      <w:r>
-        <w:rPr>
-          <w:rFonts w:ascii="Calibri" w:cs="Calibri" w:eastAsia="Calibri" w:hAnsi="Calibri"/>
-          <w:b/>
-          <w:bCs/>
-          <w:color w:val="1F2937"/>
-          <w:sz w:val="32"/>
-          <w:szCs w:val="32"/>
-        </w:rPr>
-        <w:t xml:space="preserve">Workflow &amp; Non-Negotiables (carry-over)</w:t>
-      </w:r>
-    </w:p>
-    <w:p>
-      <w:pPr>
-        <w:pStyle w:val="ListParagraph"/>
-        <w:numPr>
-          <w:ilvl w:val="0"/>
-          <w:numId w:val="2"/>
-        </w:numPr>
-        <w:spacing w:after="80" w:line="300"/>
-      </w:pPr>
-      <w:r>
-        <w:rPr>
-          <w:rFonts w:ascii="Calibri" w:cs="Calibri" w:eastAsia="Calibri" w:hAnsi="Calibri"/>
-          <w:sz w:val="22"/>
-          <w:szCs w:val="22"/>
-        </w:rPr>
-        <w:t xml:space="preserve">Source of truth: GitHub. Mac + Claude Code → push → GitHub → pull in Replit Shell → restart dev server.</w:t>
-      </w:r>
-    </w:p>
-    <w:p>
-      <w:pPr>
-        <w:pStyle w:val="ListParagraph"/>
-        <w:numPr>
-          <w:ilvl w:val="0"/>
-          <w:numId w:val="2"/>
-        </w:numPr>
-        <w:spacing w:after="80" w:line="300"/>
-      </w:pPr>
-      <w:r>
-        <w:rPr>
-          <w:rFonts w:ascii="Calibri" w:cs="Calibri" w:eastAsia="Calibri" w:hAnsi="Calibri"/>
-          <w:sz w:val="22"/>
-          <w:szCs w:val="22"/>
-        </w:rPr>
-        <w:t xml:space="preserve">Replit does NOT auto-pull. Every push from Mac requires manual git pull in Replit Shell.</w:t>
-      </w:r>
-    </w:p>
-    <w:p>
-      <w:pPr>
-        <w:pStyle w:val="ListParagraph"/>
-        <w:numPr>
-          <w:ilvl w:val="0"/>
-          <w:numId w:val="2"/>
-        </w:numPr>
-        <w:spacing w:after="80" w:line="300"/>
-      </w:pPr>
-      <w:r>
-        <w:rPr>
-          <w:rFonts w:ascii="Calibri" w:cs="Calibri" w:eastAsia="Calibri" w:hAnsi="Calibri"/>
-          <w:sz w:val="22"/>
-          <w:szCs w:val="22"/>
-        </w:rPr>
-        <w:t xml:space="preserve">Replit dev server requires manual restart after code changes.</w:t>
-      </w:r>
-    </w:p>
-    <w:p>
-      <w:pPr>
-        <w:pStyle w:val="ListParagraph"/>
-        <w:numPr>
-          <w:ilvl w:val="0"/>
-          <w:numId w:val="2"/>
-        </w:numPr>
-        <w:spacing w:after="80" w:line="300"/>
-      </w:pPr>
-      <w:r>
-        <w:rPr>
-          <w:rFonts w:ascii="Calibri" w:cs="Calibri" w:eastAsia="Calibri" w:hAnsi="Calibri"/>
-          <w:sz w:val="22"/>
-          <w:szCs w:val="22"/>
-        </w:rPr>
-        <w:t xml:space="preserve">After every push, run git status.</w:t>
-      </w:r>
-    </w:p>
-    <w:p>
-      <w:pPr>
-        <w:pStyle w:val="ListParagraph"/>
-        <w:numPr>
-          <w:ilvl w:val="0"/>
-          <w:numId w:val="2"/>
-        </w:numPr>
-        <w:spacing w:after="80" w:line="300"/>
-      </w:pPr>
-      <w:r>
-        <w:rPr>
-          <w:rFonts w:ascii="Calibri" w:cs="Calibri" w:eastAsia="Calibri" w:hAnsi="Calibri"/>
-          <w:sz w:val="22"/>
-          <w:szCs w:val="22"/>
-        </w:rPr>
-        <w:t xml:space="preserve">Small, reversible changes. Manual approval on commits/pushes.</w:t>
-      </w:r>
-    </w:p>
-    <w:p>
-      <w:pPr>
-        <w:pStyle w:val="ListParagraph"/>
-        <w:numPr>
-          <w:ilvl w:val="0"/>
-          <w:numId w:val="2"/>
-        </w:numPr>
-        <w:spacing w:after="80" w:line="300"/>
-      </w:pPr>
-      <w:r>
-        <w:rPr>
-          <w:rFonts w:ascii="Calibri" w:cs="Calibri" w:eastAsia="Calibri" w:hAnsi="Calibri"/>
-          <w:sz w:val="22"/>
-          <w:szCs w:val="22"/>
-        </w:rPr>
-        <w:t xml:space="preserve">Speed setting: Moderate.</w:t>
-      </w:r>
-    </w:p>
-    <w:p>
-      <w:pPr>
-        <w:pStyle w:val="Heading1"/>
-        <w:spacing w:after="180" w:before="360"/>
-      </w:pPr>
-      <w:r>
-        <w:rPr>
-          <w:rFonts w:ascii="Calibri" w:cs="Calibri" w:eastAsia="Calibri" w:hAnsi="Calibri"/>
-          <w:b/>
-          <w:bCs/>
-          <w:color w:val="1F2937"/>
-          <w:sz w:val="32"/>
-          <w:szCs w:val="32"/>
-        </w:rPr>
-        <w:t xml:space="preserve">Recent Dev Timeline (updated)</w:t>
+        <w:t xml:space="preserve">Recent Dev Timeline</w:t>
       </w:r>
     </w:p>
     <w:tbl>
@@ -4962,7 +3912,7 @@
                 <w:sz w:val="20"/>
                 <w:szCs w:val="20"/>
               </w:rPr>
-              <w:t xml:space="preserve">Mac + Claude Code workflow. D2 backend platform_slugs join. Codebase audit. Security verification + patch.</w:t>
+              <w:t xml:space="preserve">Mac + Claude Code workflow established. Codebase audit. Security patches.</w:t>
             </w:r>
           </w:p>
         </w:tc>
@@ -5158,7 +4108,7 @@
                 <w:sz w:val="20"/>
                 <w:szCs w:val="20"/>
               </w:rPr>
-              <w:t xml:space="preserve">Strategic re-grounding. Sprint reframe (14-day beta, opt-in filtering).</w:t>
+              <w:t xml:space="preserve">Strategic re-grounding. 14-day private beta sprint reframe. Opt-in subscription filtering.</w:t>
             </w:r>
           </w:p>
         </w:tc>
@@ -5190,7 +4140,7 @@
                 <w:sz w:val="20"/>
                 <w:szCs w:val="20"/>
               </w:rPr>
-              <w:t xml:space="preserve">Commit 28279de (handoff).</w:t>
+              <w:t xml:space="preserve">Commit 28279de.</w:t>
             </w:r>
           </w:p>
         </w:tc>
@@ -5256,7 +4206,7 @@
                 <w:sz w:val="20"/>
                 <w:szCs w:val="20"/>
               </w:rPr>
-              <w:t xml:space="preserve">Day 1 SHIPPED: TMDb watch-providers ingestion. 42 real rows. Day 2 SHIPPED: Live TV wire-up. 749 programs.</w:t>
+              <w:t xml:space="preserve">Day 1 SHIPPED: TMDb watch-providers ingestion. Day 2 SHIPPED: Live TV wire-up.</w:t>
             </w:r>
           </w:p>
         </w:tc>
@@ -5354,7 +4304,7 @@
                 <w:sz w:val="20"/>
                 <w:szCs w:val="20"/>
               </w:rPr>
-              <w:t xml:space="preserve">Day 3: Detail page MVP built and shipped (c6f0ba0). Live testing surfaced 3 issues: Watch-on-Hulu deep-link broken (iOS scheme), Add-to-Favorites returns 502 + crashes server, white-screen on subsequent navigation. Deep diagnostic uncovered architectural finding: favorites table FK references dropped legacy `content` table. Day 3 reverted (ac7bebc) to restore known-good state.</w:t>
+              <w:t xml:space="preserve">Day 3 detail page built (c6f0ba0). Add-to-Favorites click produced 502 + white-screen. Diagnosed (incorrectly, as we now know) as favorites FK pointing at dropped Supabase content table. Reverted Day 3 to ac7bebc.</w:t>
             </w:r>
           </w:p>
         </w:tc>
@@ -5386,7 +4336,105 @@
                 <w:sz w:val="20"/>
                 <w:szCs w:val="20"/>
               </w:rPr>
-              <w:t xml:space="preserve">Day 3 reverted. Architectural debt formally documented. Sprint Day 3 becomes 3a (favorites architectural fix) + 3b (re-ship detail page).</w:t>
+              <w:t xml:space="preserve">Day 3 reverted. Handoff updated at 467a81e with the (now suspect) architectural finding.</w:t>
+            </w:r>
+          </w:p>
+        </w:tc>
+      </w:tr>
+      <w:tr>
+        <w:tc>
+          <w:tcPr>
+            <w:tcW w:type="dxa" w:w="1500"/>
+            <w:tcBorders>
+              <w:top w:val="single" w:color="D1D5DB" w:sz="4"/>
+              <w:left w:val="single" w:color="D1D5DB" w:sz="4"/>
+              <w:bottom w:val="single" w:color="D1D5DB" w:sz="4"/>
+              <w:right w:val="single" w:color="D1D5DB" w:sz="4"/>
+            </w:tcBorders>
+            <w:tcMar>
+              <w:top w:type="dxa" w:w="100"/>
+              <w:left w:type="dxa" w:w="140"/>
+              <w:bottom w:type="dxa" w:w="100"/>
+              <w:right w:type="dxa" w:w="140"/>
+            </w:tcMar>
+          </w:tcPr>
+          <w:p>
+            <w:pPr>
+              <w:spacing w:after="0"/>
+            </w:pPr>
+            <w:r>
+              <w:rPr>
+                <w:rFonts w:ascii="Calibri" w:cs="Calibri" w:eastAsia="Calibri" w:hAnsi="Calibri"/>
+                <w:b w:val="false"/>
+                <w:bCs w:val="false"/>
+                <w:sz w:val="20"/>
+                <w:szCs w:val="20"/>
+              </w:rPr>
+              <w:t xml:space="preserve">2026-06-22 PM (this session)</w:t>
+            </w:r>
+          </w:p>
+        </w:tc>
+        <w:tc>
+          <w:tcPr>
+            <w:tcW w:type="dxa" w:w="5500"/>
+            <w:tcBorders>
+              <w:top w:val="single" w:color="D1D5DB" w:sz="4"/>
+              <w:left w:val="single" w:color="D1D5DB" w:sz="4"/>
+              <w:bottom w:val="single" w:color="D1D5DB" w:sz="4"/>
+              <w:right w:val="single" w:color="D1D5DB" w:sz="4"/>
+            </w:tcBorders>
+            <w:tcMar>
+              <w:top w:type="dxa" w:w="100"/>
+              <w:left w:type="dxa" w:w="140"/>
+              <w:bottom w:type="dxa" w:w="100"/>
+              <w:right w:type="dxa" w:w="140"/>
+            </w:tcMar>
+          </w:tcPr>
+          <w:p>
+            <w:pPr>
+              <w:spacing w:after="0"/>
+            </w:pPr>
+            <w:r>
+              <w:rPr>
+                <w:rFonts w:ascii="Calibri" w:cs="Calibri" w:eastAsia="Calibri" w:hAnsi="Calibri"/>
+                <w:b w:val="false"/>
+                <w:bCs w:val="false"/>
+                <w:sz w:val="20"/>
+                <w:szCs w:val="20"/>
+              </w:rPr>
+              <w:t xml:space="preserve">Picked up Day 3a. Claude Code audit; user ran verification SQL in Supabase; queries said favorites/watch_history don't exist in Supabase. User asked 'are we in the right project?' Verified DATABASE_URL = Neon, not Supabase. Realized two-database architecture. Stopped before any schema changes.</w:t>
+            </w:r>
+          </w:p>
+        </w:tc>
+        <w:tc>
+          <w:tcPr>
+            <w:tcW w:type="dxa" w:w="2160"/>
+            <w:tcBorders>
+              <w:top w:val="single" w:color="D1D5DB" w:sz="4"/>
+              <w:left w:val="single" w:color="D1D5DB" w:sz="4"/>
+              <w:bottom w:val="single" w:color="D1D5DB" w:sz="4"/>
+              <w:right w:val="single" w:color="D1D5DB" w:sz="4"/>
+            </w:tcBorders>
+            <w:tcMar>
+              <w:top w:type="dxa" w:w="100"/>
+              <w:left w:type="dxa" w:w="140"/>
+              <w:bottom w:type="dxa" w:w="100"/>
+              <w:right w:type="dxa" w:w="140"/>
+            </w:tcMar>
+          </w:tcPr>
+          <w:p>
+            <w:pPr>
+              <w:spacing w:after="0"/>
+            </w:pPr>
+            <w:r>
+              <w:rPr>
+                <w:rFonts w:ascii="Calibri" w:cs="Calibri" w:eastAsia="Calibri" w:hAnsi="Calibri"/>
+                <w:b w:val="false"/>
+                <w:bCs w:val="false"/>
+                <w:sz w:val="20"/>
+                <w:szCs w:val="20"/>
+              </w:rPr>
+              <w:t xml:space="preserve">No code changes. Handoff updated with the architecture correction. Next session must verify Neon state from scratch before resuming Day 3a.</w:t>
             </w:r>
           </w:p>
         </w:tc>
@@ -5424,7 +4472,7 @@
           <w:sz w:val="22"/>
           <w:szCs w:val="22"/>
         </w:rPr>
-        <w:t xml:space="preserve">Acknowledge that Day 1 and Day 2 are shipped, Day 3 was built and reverted, and the next priority is the favorites architectural fix (Day 3a) before re-shipping detail page (Day 3b).</w:t>
+        <w:t xml:space="preserve">READ THIS HANDOFF FULLY before any work — especially the 'Critical Read' section. The architecture is two databases, not one.</w:t>
       </w:r>
     </w:p>
     <w:p>
@@ -5442,7 +4490,7 @@
           <w:sz w:val="22"/>
           <w:szCs w:val="22"/>
         </w:rPr>
-        <w:t xml:space="preserve">Do NOT try to re-ship the detail page until the favorites architectural fix is in. The detail page code is safe at commit c6f0ba0; resurrect it after 3a is done.</w:t>
+        <w:t xml:space="preserve">Do NOT trust prior diagnostic conclusions about the favorites system. They were based on queries against the wrong database. Phase 0 (verify Neon state) must come first.</w:t>
       </w:r>
     </w:p>
     <w:p>
@@ -5460,7 +4508,7 @@
           <w:sz w:val="22"/>
           <w:szCs w:val="22"/>
         </w:rPr>
-        <w:t xml:space="preserve">The architectural fix likely covers multiple tables (favorites, possibly watchHistory, continueWatching) all FK'd to the dropped legacy `content` table. Read shared/schema.ts to confirm scope.</w:t>
+        <w:t xml:space="preserve">Acknowledge to the user: Day 3a is paused, not abandoned. The detail page work is safe at c6f0ba0. Day 1 and Day 2 work is intact.</w:t>
       </w:r>
     </w:p>
     <w:p>
@@ -5478,7 +4526,7 @@
           <w:sz w:val="22"/>
           <w:szCs w:val="22"/>
         </w:rPr>
-        <w:t xml:space="preserve">Strategic positioning unchanged: default show-everything; subscription-aware filtering is opt-in. Beta target ~50 friends in 14 days, started 2026-06-19.</w:t>
+        <w:t xml:space="preserve">Do NOT run db:push, do NOT modify shared/schema.ts, do NOT run any schema migration until the actual state of the Neon database is established.</w:t>
       </w:r>
     </w:p>
     <w:p>
@@ -5496,7 +4544,7 @@
           <w:sz w:val="22"/>
           <w:szCs w:val="22"/>
         </w:rPr>
-        <w:t xml:space="preserve">Confirm clean state (git status, working tree clean) before starting work.</w:t>
+        <w:t xml:space="preserve">Strategic positioning unchanged: default show-everything; subscription-aware filtering is opt-in. 14-day beta target.</w:t>
       </w:r>
     </w:p>
     <w:p>
@@ -5531,7 +4579,7 @@
           <w:sz w:val="22"/>
           <w:szCs w:val="22"/>
         </w:rPr>
-        <w:t xml:space="preserve">Concise during active coding. Verbose only when user asks for depth.</w:t>
+        <w:t xml:space="preserve">Verify the target before the work. Connection strings, project IDs, table names — confirm before assuming.</w:t>
       </w:r>
     </w:p>
     <w:p>
@@ -5549,7 +4597,7 @@
           <w:sz w:val="22"/>
           <w:szCs w:val="22"/>
         </w:rPr>
-        <w:t xml:space="preserve">Honest about diagnostic uncertainty. Don't iterate hypotheses faster than data supports.</w:t>
+        <w:t xml:space="preserve">Diagnostic uncertainty is information. When confidence is low, slow down and gather more data.</w:t>
       </w:r>
     </w:p>
     <w:p>
@@ -5567,7 +4615,7 @@
           <w:sz w:val="22"/>
           <w:szCs w:val="22"/>
         </w:rPr>
-        <w:t xml:space="preserve">Server-crashing failures are categorically more severe than UI failures. Weight accordingly.</w:t>
+        <w:t xml:space="preserve">Reverts and pauses are clean engineering. Don't push through when the architecture is unclear.</w:t>
       </w:r>
     </w:p>
     <w:p>
@@ -5585,7 +4633,7 @@
           <w:sz w:val="22"/>
           <w:szCs w:val="22"/>
         </w:rPr>
-        <w:t xml:space="preserve">Reverts are clean engineering. Use them when a fix would be too risky for the energy/time available.</w:t>
+        <w:t xml:space="preserve">Specify location of each action (Mac Terminal / Claude Code / Replit Shell / browser / Supabase dashboard / Neon dashboard).</w:t>
       </w:r>
     </w:p>
     <w:p>
@@ -5635,7 +4683,7 @@
           <w:sz w:val="20"/>
           <w:szCs w:val="20"/>
         </w:rPr>
-        <w:t xml:space="preserve">Continuing Vuno (formerly AllPlay), a unified streaming control center. Repo jtcoughlin/allplay. Workflow: Mac + Claude Code → GitHub → Replit. Latest commit: ac7bebc 'Revert Add content detail page MVP' (2026-06-19 PM). Active milestone: 14-day private beta sprint to ~50 friends, started 2026-06-19. Sprint Days 1-2 SHIPPED. Day 3 (detail page) was BUILT AND REVERTED tonight after surfacing a deep architectural bug: the favorites table's foreign key points at a legacy `content` table that was dropped from Supabase during a prior migration. Same root cause affects /api/recommendations and /api/play-external. Day 3 code is preserved at commit c6f0ba0 for resurrection. Next priority is Day 3a: systematic migration of favorites and related tables off the dead `content` table to point at content_items. After 3a is shipped, Day 3b is re-shipping the detail page (cherry-pick c6f0ba0 or rebuild on the new architecture). Read HANDOFF.docx fully — it includes the full Day 3 design decisions to preserve, the three issues identified, and lessons from tonight's diagnostic depth. Strategic positioning unchanged: default show-everything, subscription-aware filtering is opt-in. I have full-time job, low technical fluency, prefer assistant to play strong checkpoint role: review diffs, pick sensible defaults, escalate on real product calls. Speed: moderate.</w:t>
+        <w:t xml:space="preserve">Continuing Vuno (formerly AllPlay), a unified streaming control center. Repo jtcoughlin/allplay. Workflow: Mac + Claude Code → GitHub → Replit. Latest commit on main: the handoff update from 2026-06-22 PM. Active milestone: 14-day private beta sprint to ~50 friends, started 2026-06-19. CRITICAL: Vuno uses TWO databases. Drizzle/DATABASE_URL talks to a Neon Postgres database (users, sessions, favorites, watchHistory, userPreferences, serviceConnections). Supabase JS client/SUPABASE_URL talks to a Supabase project (content_items, content_platform_availability, platforms — project ref lhiwihruzkosbrkxudpi). This was discovered 2026-06-22 PM after earlier handoffs incorrectly assumed a single Supabase architecture. Day 1 (TMDb availability) and Day 2 (Live TV) shipped successfully. Day 3 (detail page MVP) was built (c6f0ba0) and reverted (ac7bebc) after surfacing a 502 error on Add-to-Favorites. Day 3a (favorites architectural fix) was started 2026-06-22 PM, then paused after discovering the two-database architecture made prior diagnoses suspect. Next session priority: PHASE 0 — verify actual state of Neon database (which tables exist, what FK constraints exist on favorites, what's in the legacy content table if anything). Use drizzle-kit studio or the Neon dashboard at console.neon.tech. Do NOT run db:push or modify shared/schema.ts until Neon state is confirmed. Read HANDOFF.docx fully — it includes the architecture correction, what's still safe to trust, and the Phase 0 verification queries. I have full-time job, low technical fluency, want assistant as strong checkpoint reviewer. Speed: moderate.</w:t>
       </w:r>
     </w:p>
     <w:p>
@@ -5665,7 +4713,7 @@
           <w:sz w:val="22"/>
           <w:szCs w:val="22"/>
         </w:rPr>
-        <w:t xml:space="preserve">This handoff supersedes the 2026-06-19 PM (earlier) version. Captures the full arc of the day: Day 1 and Day 2 shipped successfully, Day 3 built and reverted after surfacing a pre-existing architectural bug in the favorites system. Prior versions preserved in git history. The architectural finding (favorites FK pointing at dropped legacy content table) was first hypothesized during the Recommendations investigation in April but was incompletely scoped — tonight's session confirmed it affects favorites and play-external as well. Resolving this debt is the prerequisite for both the detail page re-ship and the universal watchlist feature (Day 6).</w:t>
+        <w:t xml:space="preserve">This handoff supersedes the 2026-06-19 PM (commit 467a81e) version, which contained incorrect assumptions about the favorites system architecture due to running verification queries against the wrong database. The 2026-06-22 PM session ended early (after ~45 minutes of active investigation) when the user's instinct to verify the database target revealed the two-database architecture. No code was modified during the 2026-06-22 session. The pause was the correct call given the diagnostic confusion.</w:t>
       </w:r>
     </w:p>
     <w:sectPr>
